--- a/SecondSupplementaryAffidavit_v2_25Aug2026.docx
+++ b/SecondSupplementaryAffidavit_v2_25Aug2026.docx
@@ -1,6 +1,7 @@
 
 <file path=word/document.xml><?xml version="1.0" encoding="utf-8"?>
 <w:document xmlns:wpc="http://schemas.microsoft.com/office/word/2010/wordprocessingCanvas" xmlns:cx="http://schemas.microsoft.com/office/drawing/2014/chartex" xmlns:cx1="http://schemas.microsoft.com/office/drawing/2015/9/8/chartex" xmlns:cx2="http://schemas.microsoft.com/office/drawing/2015/10/21/chartex" xmlns:cx3="http://schemas.microsoft.com/office/drawing/2016/5/9/chartex" xmlns:cx4="http://schemas.microsoft.com/office/drawing/2016/5/10/chartex" xmlns:cx5="http://schemas.microsoft.com/office/drawing/2016/5/11/chartex" xmlns:cx6="http://schemas.microsoft.com/office/drawing/2016/5/12/chartex" xmlns:cx7="http://schemas.microsoft.com/office/drawing/2016/5/13/chartex" xmlns:cx8="http://schemas.microsoft.com/office/drawing/2016/5/14/chartex" xmlns:mc="http://schemas.openxmlformats.org/markup-compatibility/2006" xmlns:aink="http://schemas.microsoft.com/office/drawing/2016/ink" xmlns:am3d="http://schemas.microsoft.com/office/drawing/2017/model3d" xmlns:o="urn:schemas-microsoft-com:office:office" xmlns:oel="http://schemas.microsoft.com/office/2019/extlst" xmlns:r="http://schemas.openxmlformats.org/officeDocument/2006/relationships" xmlns:m="http://schemas.openxmlformats.org/officeDocument/2006/math" xmlns:v="urn:schemas-microsoft-com:vml" xmlns:wp14="http://schemas.microsoft.com/office/word/2010/wordprocessingDrawing" xmlns:wp="http://schemas.openxmlformats.org/drawingml/2006/wordprocessingDrawing" xmlns:w10="urn:schemas-microsoft-com:office:word" xmlns:w="http://schemas.openxmlformats.org/wordprocessingml/2006/main" xmlns:w14="http://schemas.microsoft.com/office/word/2010/wordml" xmlns:w15="http://schemas.microsoft.com/office/word/2012/wordml" xmlns:w16cei="http://schemas.microsoft.com/office/word/2026/wordml/cei" xmlns:w16cex="http://schemas.microsoft.com/office/word/2018/wordml/cex" xmlns:w16cid="http://schemas.microsoft.com/office/word/2016/wordml/cid" xmlns:w16="http://schemas.microsoft.com/office/word/2018/wordml" xmlns:w16du="http://schemas.microsoft.com/office/word/2023/wordml/word16du" xmlns:w16sdtdh="http://schemas.microsoft.com/office/word/2020/wordml/sdtdatahash" xmlns:w16sdtfl="http://schemas.microsoft.com/office/word/2024/wordml/sdtformatlock" xmlns:w16se="http://schemas.microsoft.com/office/word/2015/wordml/symex" xmlns:wpg="http://schemas.microsoft.com/office/word/2010/wordprocessingGroup" xmlns:wpi="http://schemas.microsoft.com/office/word/2010/wordprocessingInk" xmlns:wne="http://schemas.microsoft.com/office/word/2006/wordml" xmlns:wps="http://schemas.microsoft.com/office/word/2010/wordprocessingShape" mc:Ignorable="w14 w15 w16se w16cid w16 w16cex w16sdtdh w16sdtfl w16du wp14">
+  <w:background w:color="DCEAF7" w:themeColor="text2" w:themeTint="19"/>
   <w:body>
     <w:p>
       <w:pPr>
@@ -127,7 +128,25 @@
           <w:sz w:val="22"/>
           <w:szCs w:val="22"/>
         </w:rPr>
-        <w:t>Babulal Ganeshmal Bohra &amp; Others</w:t>
+        <w:t xml:space="preserve">Babulal </w:t>
+      </w:r>
+      <w:proofErr w:type="spellStart"/>
+      <w:r>
+        <w:rPr>
+          <w:rFonts w:ascii="Arial" w:eastAsia="Arial" w:hAnsi="Arial" w:cs="Arial"/>
+          <w:sz w:val="22"/>
+          <w:szCs w:val="22"/>
+        </w:rPr>
+        <w:t>Ganeshmal</w:t>
+      </w:r>
+      <w:proofErr w:type="spellEnd"/>
+      <w:r>
+        <w:rPr>
+          <w:rFonts w:ascii="Arial" w:eastAsia="Arial" w:hAnsi="Arial" w:cs="Arial"/>
+          <w:sz w:val="22"/>
+          <w:szCs w:val="22"/>
+        </w:rPr>
+        <w:t xml:space="preserve"> Bohra &amp; Others</w:t>
       </w:r>
     </w:p>
     <w:p>
@@ -451,7 +470,25 @@
           <w:sz w:val="22"/>
           <w:szCs w:val="22"/>
         </w:rPr>
-        <w:t xml:space="preserve"> against Hill Point Holiday Resort, Vashi Tare Devrukh, Sangameshwar, Ratnagiri — same branch, same date of sanction (24.03.2017) as OA 122/2022.</w:t>
+        <w:t xml:space="preserve"> against Hill Point Holiday Resort, Vashi Tare Devrukh, </w:t>
+      </w:r>
+      <w:proofErr w:type="spellStart"/>
+      <w:r>
+        <w:rPr>
+          <w:rFonts w:ascii="Arial" w:eastAsia="Arial" w:hAnsi="Arial" w:cs="Arial"/>
+          <w:sz w:val="22"/>
+          <w:szCs w:val="22"/>
+        </w:rPr>
+        <w:t>Sangameshwar</w:t>
+      </w:r>
+      <w:proofErr w:type="spellEnd"/>
+      <w:r>
+        <w:rPr>
+          <w:rFonts w:ascii="Arial" w:eastAsia="Arial" w:hAnsi="Arial" w:cs="Arial"/>
+          <w:sz w:val="22"/>
+          <w:szCs w:val="22"/>
+        </w:rPr>
+        <w:t>, Ratnagiri — same branch, same date of sanction (24.03.2017) as OA 122/2022.</w:t>
       </w:r>
     </w:p>
     <w:p>
@@ -466,7 +503,25 @@
           <w:sz w:val="22"/>
           <w:szCs w:val="22"/>
         </w:rPr>
-        <w:t>2. OA No. 230 of 2024 — ICICI Bank Ltd. vs. Babulal Ganeshmalji Bohra &amp; Ors. — same primary Respondent — next date 26.11.2026 CAOD Ex Parte.</w:t>
+        <w:t xml:space="preserve">2. OA No. 230 of 2024 — ICICI Bank Ltd. vs. Babulal Ganeshmalji Bohra &amp; Ors. — same primary Respondent — next date 26.11.2026 CAOD Ex </w:t>
+      </w:r>
+      <w:proofErr w:type="spellStart"/>
+      <w:r>
+        <w:rPr>
+          <w:rFonts w:ascii="Arial" w:eastAsia="Arial" w:hAnsi="Arial" w:cs="Arial"/>
+          <w:sz w:val="22"/>
+          <w:szCs w:val="22"/>
+        </w:rPr>
+        <w:t>Parte</w:t>
+      </w:r>
+      <w:proofErr w:type="spellEnd"/>
+      <w:r>
+        <w:rPr>
+          <w:rFonts w:ascii="Arial" w:eastAsia="Arial" w:hAnsi="Arial" w:cs="Arial"/>
+          <w:sz w:val="22"/>
+          <w:szCs w:val="22"/>
+        </w:rPr>
+        <w:t>.</w:t>
       </w:r>
     </w:p>
     <w:p>
@@ -516,7 +571,25 @@
           <w:sz w:val="22"/>
           <w:szCs w:val="22"/>
         </w:rPr>
-        <w:t xml:space="preserve">, naming Shri Babulal Ganeshmal Bohra, </w:t>
+        <w:t xml:space="preserve">, naming Shri Babulal </w:t>
+      </w:r>
+      <w:proofErr w:type="spellStart"/>
+      <w:r>
+        <w:rPr>
+          <w:rFonts w:ascii="Arial" w:eastAsia="Arial" w:hAnsi="Arial" w:cs="Arial"/>
+          <w:sz w:val="22"/>
+          <w:szCs w:val="22"/>
+        </w:rPr>
+        <w:t>Ganeshmal</w:t>
+      </w:r>
+      <w:proofErr w:type="spellEnd"/>
+      <w:r>
+        <w:rPr>
+          <w:rFonts w:ascii="Arial" w:eastAsia="Arial" w:hAnsi="Arial" w:cs="Arial"/>
+          <w:sz w:val="22"/>
+          <w:szCs w:val="22"/>
+        </w:rPr>
+        <w:t xml:space="preserve"> Bohra, </w:t>
       </w:r>
       <w:r>
         <w:rPr>
@@ -525,7 +598,25 @@
           <w:szCs w:val="22"/>
         </w:rPr>
         <w:lastRenderedPageBreak/>
-        <w:t xml:space="preserve">Shri Ravi Babulal Bohra, and unnamed officers of Bank of India, Nagpada Branch, </w:t>
+        <w:t xml:space="preserve">Shri Ravi Babulal Bohra, and unnamed officers of Bank of India, </w:t>
+      </w:r>
+      <w:proofErr w:type="spellStart"/>
+      <w:r>
+        <w:rPr>
+          <w:rFonts w:ascii="Arial" w:eastAsia="Arial" w:hAnsi="Arial" w:cs="Arial"/>
+          <w:sz w:val="22"/>
+          <w:szCs w:val="22"/>
+        </w:rPr>
+        <w:t>Nagpada</w:t>
+      </w:r>
+      <w:proofErr w:type="spellEnd"/>
+      <w:r>
+        <w:rPr>
+          <w:rFonts w:ascii="Arial" w:eastAsia="Arial" w:hAnsi="Arial" w:cs="Arial"/>
+          <w:sz w:val="22"/>
+          <w:szCs w:val="22"/>
+        </w:rPr>
+        <w:t xml:space="preserve"> Branch, </w:t>
       </w:r>
       <w:r>
         <w:rPr>
@@ -617,7 +708,25 @@
           <w:sz w:val="22"/>
           <w:szCs w:val="22"/>
         </w:rPr>
-        <w:t xml:space="preserve"> Babulal Ganeshmalji Bohra in December 2016 — </w:t>
+        <w:t xml:space="preserve"> Babulal </w:t>
+      </w:r>
+      <w:proofErr w:type="spellStart"/>
+      <w:r>
+        <w:rPr>
+          <w:rFonts w:ascii="Arial" w:eastAsia="Arial" w:hAnsi="Arial" w:cs="Arial"/>
+          <w:sz w:val="22"/>
+          <w:szCs w:val="22"/>
+        </w:rPr>
+        <w:t>Ganeshmalji</w:t>
+      </w:r>
+      <w:proofErr w:type="spellEnd"/>
+      <w:r>
+        <w:rPr>
+          <w:rFonts w:ascii="Arial" w:eastAsia="Arial" w:hAnsi="Arial" w:cs="Arial"/>
+          <w:sz w:val="22"/>
+          <w:szCs w:val="22"/>
+        </w:rPr>
+        <w:t xml:space="preserve"> Bohra in December 2016 — </w:t>
       </w:r>
       <w:r>
         <w:rPr>
@@ -767,7 +876,25 @@
           <w:sz w:val="22"/>
           <w:szCs w:val="22"/>
         </w:rPr>
-        <w:t xml:space="preserve"> Nagpada Branch in March 2017. </w:t>
+        <w:t xml:space="preserve"> </w:t>
+      </w:r>
+      <w:proofErr w:type="spellStart"/>
+      <w:r>
+        <w:rPr>
+          <w:rFonts w:ascii="Arial" w:eastAsia="Arial" w:hAnsi="Arial" w:cs="Arial"/>
+          <w:sz w:val="22"/>
+          <w:szCs w:val="22"/>
+        </w:rPr>
+        <w:t>Nagpada</w:t>
+      </w:r>
+      <w:proofErr w:type="spellEnd"/>
+      <w:r>
+        <w:rPr>
+          <w:rFonts w:ascii="Arial" w:eastAsia="Arial" w:hAnsi="Arial" w:cs="Arial"/>
+          <w:sz w:val="22"/>
+          <w:szCs w:val="22"/>
+        </w:rPr>
+        <w:t xml:space="preserve"> Branch in March 2017. </w:t>
       </w:r>
       <w:r>
         <w:rPr>
@@ -982,7 +1109,25 @@
           <w:sz w:val="22"/>
           <w:szCs w:val="22"/>
         </w:rPr>
-        <w:t xml:space="preserve">That the said land is Government revenue land under Section 68 of the Gujarat Land Revenue Code and is, as a matter of law, incapable of being privately owned or validly mortgaged. The Padra Mamlatdar’s revenue records (Property Card No. 2026352962, four Haq Patrak entries, Occupancy Register, and 7/12 Utara — all bearing official digital signatures and QR codes of the Government of Gujarat) confirm this across </w:t>
+        <w:t xml:space="preserve">That the said land is Government revenue land under Section 68 of the Gujarat Land Revenue Code and is, as a matter of law, incapable of being privately owned or validly mortgaged. The Padra Mamlatdar’s revenue records (Property Card No. 2026352962, four Haq </w:t>
+      </w:r>
+      <w:proofErr w:type="spellStart"/>
+      <w:r>
+        <w:rPr>
+          <w:rFonts w:ascii="Arial" w:eastAsia="Arial" w:hAnsi="Arial" w:cs="Arial"/>
+          <w:sz w:val="22"/>
+          <w:szCs w:val="22"/>
+        </w:rPr>
+        <w:t>Patrak</w:t>
+      </w:r>
+      <w:proofErr w:type="spellEnd"/>
+      <w:r>
+        <w:rPr>
+          <w:rFonts w:ascii="Arial" w:eastAsia="Arial" w:hAnsi="Arial" w:cs="Arial"/>
+          <w:sz w:val="22"/>
+          <w:szCs w:val="22"/>
+        </w:rPr>
+        <w:t xml:space="preserve"> entries, Occupancy Register, and 7/12 Utara — all bearing official digital signatures and QR codes of the Government of Gujarat) confirm this across </w:t>
       </w:r>
       <w:r>
         <w:rPr>
@@ -1066,7 +1211,33 @@
           <w:szCs w:val="22"/>
           <w:highlight w:val="yellow"/>
         </w:rPr>
-        <w:t>Shri Maintainance Contract Private Limited (CIN U99999GJ1992PTC017724)</w:t>
+        <w:t xml:space="preserve">Shri </w:t>
+      </w:r>
+      <w:proofErr w:type="spellStart"/>
+      <w:r>
+        <w:rPr>
+          <w:rFonts w:ascii="Arial" w:eastAsia="Arial" w:hAnsi="Arial" w:cs="Arial"/>
+          <w:b/>
+          <w:bCs/>
+          <w:color w:val="CC0000"/>
+          <w:sz w:val="22"/>
+          <w:szCs w:val="22"/>
+          <w:highlight w:val="yellow"/>
+        </w:rPr>
+        <w:t>Maintainance</w:t>
+      </w:r>
+      <w:proofErr w:type="spellEnd"/>
+      <w:r>
+        <w:rPr>
+          <w:rFonts w:ascii="Arial" w:eastAsia="Arial" w:hAnsi="Arial" w:cs="Arial"/>
+          <w:b/>
+          <w:bCs/>
+          <w:color w:val="CC0000"/>
+          <w:sz w:val="22"/>
+          <w:szCs w:val="22"/>
+          <w:highlight w:val="yellow"/>
+        </w:rPr>
+        <w:t xml:space="preserve"> Contract Private Limited (CIN U99999GJ1992PTC017724)</w:t>
       </w:r>
       <w:r>
         <w:rPr>
@@ -1155,6 +1326,7 @@
         <w:ind w:left="720"/>
         <w:jc w:val="both"/>
       </w:pPr>
+      <w:proofErr w:type="spellStart"/>
       <w:r>
         <w:rPr>
           <w:rFonts w:ascii="Arial" w:eastAsia="Arial" w:hAnsi="Arial" w:cs="Arial"/>
@@ -1162,7 +1334,17 @@
           <w:iCs/>
           <w:color w:val="444444"/>
         </w:rPr>
-        <w:t>Mardia Chemicals Ltd. v. Union of India (2004) 4 SCC 311 — DRT retains jurisdiction to examine foundational validity of security interest even under SARFAESI.</w:t>
+        <w:t>Mardia</w:t>
+      </w:r>
+      <w:proofErr w:type="spellEnd"/>
+      <w:r>
+        <w:rPr>
+          <w:rFonts w:ascii="Arial" w:eastAsia="Arial" w:hAnsi="Arial" w:cs="Arial"/>
+          <w:i/>
+          <w:iCs/>
+          <w:color w:val="444444"/>
+        </w:rPr>
+        <w:t xml:space="preserve"> Chemicals Ltd. v. Union of India (2004) 4 SCC 311 — DRT retains jurisdiction to examine foundational validity of security interest even under SARFAESI.</w:t>
       </w:r>
     </w:p>
     <w:p>
@@ -1178,7 +1360,47 @@
           <w:iCs/>
           <w:color w:val="444444"/>
         </w:rPr>
-        <w:t>United Bank of India v. Satyawati Tondon (2010) 8 SCC 110.</w:t>
+        <w:t xml:space="preserve">United Bank of India v. </w:t>
+      </w:r>
+      <w:proofErr w:type="spellStart"/>
+      <w:r>
+        <w:rPr>
+          <w:rFonts w:ascii="Arial" w:eastAsia="Arial" w:hAnsi="Arial" w:cs="Arial"/>
+          <w:i/>
+          <w:iCs/>
+          <w:color w:val="444444"/>
+        </w:rPr>
+        <w:t>Satyawati</w:t>
+      </w:r>
+      <w:proofErr w:type="spellEnd"/>
+      <w:r>
+        <w:rPr>
+          <w:rFonts w:ascii="Arial" w:eastAsia="Arial" w:hAnsi="Arial" w:cs="Arial"/>
+          <w:i/>
+          <w:iCs/>
+          <w:color w:val="444444"/>
+        </w:rPr>
+        <w:t xml:space="preserve"> </w:t>
+      </w:r>
+      <w:proofErr w:type="spellStart"/>
+      <w:r>
+        <w:rPr>
+          <w:rFonts w:ascii="Arial" w:eastAsia="Arial" w:hAnsi="Arial" w:cs="Arial"/>
+          <w:i/>
+          <w:iCs/>
+          <w:color w:val="444444"/>
+        </w:rPr>
+        <w:t>Tondon</w:t>
+      </w:r>
+      <w:proofErr w:type="spellEnd"/>
+      <w:r>
+        <w:rPr>
+          <w:rFonts w:ascii="Arial" w:eastAsia="Arial" w:hAnsi="Arial" w:cs="Arial"/>
+          <w:i/>
+          <w:iCs/>
+          <w:color w:val="444444"/>
+        </w:rPr>
+        <w:t xml:space="preserve"> (2010) 8 SCC 110.</w:t>
       </w:r>
     </w:p>
     <w:p>
@@ -1284,7 +1506,25 @@
           <w:sz w:val="22"/>
           <w:szCs w:val="22"/>
         </w:rPr>
-        <w:t>That the voidness of the mortgage executed through Shri Maintainance Contract Private Limited rests on six independent grounds (Exhibit D-1 — already on record in IA 884/2026 dated 26.03.2026), any one of which is sufficient to invalidate the mortgage:</w:t>
+        <w:t xml:space="preserve">That the voidness of the mortgage executed through Shri </w:t>
+      </w:r>
+      <w:proofErr w:type="spellStart"/>
+      <w:r>
+        <w:rPr>
+          <w:rFonts w:ascii="Arial" w:eastAsia="Arial" w:hAnsi="Arial" w:cs="Arial"/>
+          <w:sz w:val="22"/>
+          <w:szCs w:val="22"/>
+        </w:rPr>
+        <w:t>Maintainance</w:t>
+      </w:r>
+      <w:proofErr w:type="spellEnd"/>
+      <w:r>
+        <w:rPr>
+          <w:rFonts w:ascii="Arial" w:eastAsia="Arial" w:hAnsi="Arial" w:cs="Arial"/>
+          <w:sz w:val="22"/>
+          <w:szCs w:val="22"/>
+        </w:rPr>
+        <w:t xml:space="preserve"> Contract Private Limited rests on six independent grounds (Exhibit D-1 — already on record in IA 884/2026 dated 26.03.2026), any one of which is sufficient to invalidate the mortgage:</w:t>
       </w:r>
     </w:p>
     <w:p>
@@ -1342,6 +1582,7 @@
         </w:rPr>
         <w:t xml:space="preserve">2.  on the MCA portal — a company without directors cannot execute any legal </w:t>
       </w:r>
+      <w:proofErr w:type="spellStart"/>
       <w:proofErr w:type="gramStart"/>
       <w:r>
         <w:rPr>
@@ -1363,6 +1604,7 @@
         </w:rPr>
         <w:t>No</w:t>
       </w:r>
+      <w:proofErr w:type="spellEnd"/>
       <w:proofErr w:type="gramEnd"/>
       <w:r>
         <w:rPr>
@@ -1391,6 +1633,7 @@
         </w:rPr>
         <w:t xml:space="preserve">3.  — despite supposedly mortgaging high-value land, the company has no charge history on the MCA </w:t>
       </w:r>
+      <w:proofErr w:type="spellStart"/>
       <w:proofErr w:type="gramStart"/>
       <w:r>
         <w:rPr>
@@ -1412,6 +1655,7 @@
         </w:rPr>
         <w:t>No</w:t>
       </w:r>
+      <w:proofErr w:type="spellEnd"/>
       <w:proofErr w:type="gramEnd"/>
       <w:r>
         <w:rPr>
@@ -1440,6 +1684,7 @@
         </w:rPr>
         <w:t xml:space="preserve">4.  in MCA master data — not a valid Indian PIN code, indicating fictitious registration </w:t>
       </w:r>
+      <w:proofErr w:type="spellStart"/>
       <w:proofErr w:type="gramStart"/>
       <w:r>
         <w:rPr>
@@ -1461,6 +1706,7 @@
         </w:rPr>
         <w:t>Invalid</w:t>
       </w:r>
+      <w:proofErr w:type="spellEnd"/>
       <w:proofErr w:type="gramEnd"/>
       <w:r>
         <w:rPr>
@@ -1489,6 +1735,7 @@
         </w:rPr>
         <w:t xml:space="preserve">5.  — a company that conducted real business must hold a PAN. Absence suggests it was never genuinely </w:t>
       </w:r>
+      <w:proofErr w:type="spellStart"/>
       <w:proofErr w:type="gramStart"/>
       <w:r>
         <w:rPr>
@@ -1510,6 +1757,7 @@
         </w:rPr>
         <w:t>No</w:t>
       </w:r>
+      <w:proofErr w:type="spellEnd"/>
       <w:proofErr w:type="gramEnd"/>
       <w:r>
         <w:rPr>
@@ -1538,6 +1786,7 @@
         </w:rPr>
         <w:t xml:space="preserve">6.  — the Registrar of Companies has struck this company off the </w:t>
       </w:r>
+      <w:proofErr w:type="spellStart"/>
       <w:proofErr w:type="gramStart"/>
       <w:r>
         <w:rPr>
@@ -1559,6 +1808,7 @@
         </w:rPr>
         <w:t>Struck</w:t>
       </w:r>
+      <w:proofErr w:type="spellEnd"/>
       <w:proofErr w:type="gramEnd"/>
       <w:r>
         <w:rPr>
@@ -1605,7 +1855,25 @@
           <w:sz w:val="22"/>
           <w:szCs w:val="22"/>
         </w:rPr>
-        <w:t xml:space="preserve">That a Form CHG-4 was filed by Light and Glaze Profile Pvt. Ltd. (CIN U27203GJ2011PTC065583) purporting to record satisfaction of the Indian Overseas Bank charge (Exhibit E-2 — already on record in IA 884/2026 dated 26.03.2026). The certified copy of this CHG-4 is annexed hereto as </w:t>
+        <w:t xml:space="preserve">That a Form CHG-4 was filed by Light and Glaze Profile </w:t>
+      </w:r>
+      <w:proofErr w:type="spellStart"/>
+      <w:r>
+        <w:rPr>
+          <w:rFonts w:ascii="Arial" w:eastAsia="Arial" w:hAnsi="Arial" w:cs="Arial"/>
+          <w:sz w:val="22"/>
+          <w:szCs w:val="22"/>
+        </w:rPr>
+        <w:t>Pvt.</w:t>
+      </w:r>
+      <w:proofErr w:type="spellEnd"/>
+      <w:r>
+        <w:rPr>
+          <w:rFonts w:ascii="Arial" w:eastAsia="Arial" w:hAnsi="Arial" w:cs="Arial"/>
+          <w:sz w:val="22"/>
+          <w:szCs w:val="22"/>
+        </w:rPr>
+        <w:t xml:space="preserve"> Ltd. (CIN U27203GJ2011PTC065583) purporting to record satisfaction of the Indian Overseas Bank charge (Exhibit E-2 — already on record in IA 884/2026 dated 26.03.2026). The certified copy of this CHG-4 is annexed hereto as </w:t>
       </w:r>
       <w:r>
         <w:rPr>
@@ -1640,7 +1908,25 @@
           <w:sz w:val="22"/>
           <w:szCs w:val="22"/>
         </w:rPr>
-        <w:t xml:space="preserve">1. The CHG-4 was filed when Light and Glaze Profile Pvt. Ltd. had already been struck off — </w:t>
+        <w:t xml:space="preserve">1. The CHG-4 was filed when Light and Glaze Profile </w:t>
+      </w:r>
+      <w:proofErr w:type="spellStart"/>
+      <w:r>
+        <w:rPr>
+          <w:rFonts w:ascii="Arial" w:eastAsia="Arial" w:hAnsi="Arial" w:cs="Arial"/>
+          <w:sz w:val="22"/>
+          <w:szCs w:val="22"/>
+        </w:rPr>
+        <w:t>Pvt.</w:t>
+      </w:r>
+      <w:proofErr w:type="spellEnd"/>
+      <w:r>
+        <w:rPr>
+          <w:rFonts w:ascii="Arial" w:eastAsia="Arial" w:hAnsi="Arial" w:cs="Arial"/>
+          <w:sz w:val="22"/>
+          <w:szCs w:val="22"/>
+        </w:rPr>
+        <w:t xml:space="preserve"> Ltd. had already been struck off — </w:t>
       </w:r>
       <w:proofErr w:type="gramStart"/>
       <w:r>
@@ -1658,19 +1944,41 @@
           <w:sz w:val="22"/>
           <w:szCs w:val="22"/>
         </w:rPr>
-        <w:t xml:space="preserve"> the Registrar of Companies.</w:t>
-      </w:r>
-      <w:r>
-        <w:rPr>
-          <w:rFonts w:ascii="Arial" w:eastAsia="Arial" w:hAnsi="Arial" w:cs="Arial"/>
-          <w:b/>
-          <w:bCs/>
-          <w:color w:val="CC0000"/>
-          <w:sz w:val="22"/>
-          <w:szCs w:val="22"/>
-          <w:highlight w:val="yellow"/>
-        </w:rPr>
-        <w:t>struck-off company cannot file statutory forms</w:t>
+        <w:t xml:space="preserve"> the Registrar of </w:t>
+      </w:r>
+      <w:proofErr w:type="spellStart"/>
+      <w:r>
+        <w:rPr>
+          <w:rFonts w:ascii="Arial" w:eastAsia="Arial" w:hAnsi="Arial" w:cs="Arial"/>
+          <w:sz w:val="22"/>
+          <w:szCs w:val="22"/>
+        </w:rPr>
+        <w:t>Companies.</w:t>
+      </w:r>
+      <w:r>
+        <w:rPr>
+          <w:rFonts w:ascii="Arial" w:eastAsia="Arial" w:hAnsi="Arial" w:cs="Arial"/>
+          <w:b/>
+          <w:bCs/>
+          <w:color w:val="CC0000"/>
+          <w:sz w:val="22"/>
+          <w:szCs w:val="22"/>
+          <w:highlight w:val="yellow"/>
+        </w:rPr>
+        <w:t>struck</w:t>
+      </w:r>
+      <w:proofErr w:type="spellEnd"/>
+      <w:r>
+        <w:rPr>
+          <w:rFonts w:ascii="Arial" w:eastAsia="Arial" w:hAnsi="Arial" w:cs="Arial"/>
+          <w:b/>
+          <w:bCs/>
+          <w:color w:val="CC0000"/>
+          <w:sz w:val="22"/>
+          <w:szCs w:val="22"/>
+          <w:highlight w:val="yellow"/>
+        </w:rPr>
+        <w:t>-off company cannot file statutory forms</w:t>
       </w:r>
     </w:p>
     <w:p>
@@ -1705,6 +2013,7 @@
         </w:rPr>
         <w:t xml:space="preserve"> for a company subsequently struck off — is the anomaly warranting production of the company's complete director-history </w:t>
       </w:r>
+      <w:proofErr w:type="spellStart"/>
       <w:proofErr w:type="gramStart"/>
       <w:r>
         <w:rPr>
@@ -1726,6 +2035,7 @@
         </w:rPr>
         <w:t>absence</w:t>
       </w:r>
+      <w:proofErr w:type="spellEnd"/>
       <w:proofErr w:type="gramEnd"/>
       <w:r>
         <w:rPr>
@@ -1752,7 +2062,25 @@
           <w:sz w:val="22"/>
           <w:szCs w:val="22"/>
         </w:rPr>
-        <w:t>3. The professional certifier on the CHG-4 is CA Mandowara Raj Kumar (). An independent ICAI search has confirmed this registration number. (Exhibit N-3 — new exhibit</w:t>
+        <w:t xml:space="preserve">3. The professional certifier on the CHG-4 is CA </w:t>
+      </w:r>
+      <w:proofErr w:type="spellStart"/>
+      <w:r>
+        <w:rPr>
+          <w:rFonts w:ascii="Arial" w:eastAsia="Arial" w:hAnsi="Arial" w:cs="Arial"/>
+          <w:sz w:val="22"/>
+          <w:szCs w:val="22"/>
+        </w:rPr>
+        <w:t>Mandowara</w:t>
+      </w:r>
+      <w:proofErr w:type="spellEnd"/>
+      <w:r>
+        <w:rPr>
+          <w:rFonts w:ascii="Arial" w:eastAsia="Arial" w:hAnsi="Arial" w:cs="Arial"/>
+          <w:sz w:val="22"/>
+          <w:szCs w:val="22"/>
+        </w:rPr>
+        <w:t xml:space="preserve"> Raj Kumar (). An independent ICAI search has confirmed this registration number. (Exhibit N-3 — new exhibit</w:t>
       </w:r>
       <w:proofErr w:type="gramStart"/>
       <w:r>
@@ -1886,7 +2214,25 @@
           <w:sz w:val="22"/>
           <w:szCs w:val="22"/>
         </w:rPr>
-        <w:t>1. CERSAI Asset ID 200014613560 — Bank of India, Nagpada Branch — Rs. 29.5 crore ceiling (principal + interest + charges) — Status</w:t>
+        <w:t xml:space="preserve">1. CERSAI Asset ID 200014613560 — Bank of India, </w:t>
+      </w:r>
+      <w:proofErr w:type="spellStart"/>
+      <w:r>
+        <w:rPr>
+          <w:rFonts w:ascii="Arial" w:eastAsia="Arial" w:hAnsi="Arial" w:cs="Arial"/>
+          <w:sz w:val="22"/>
+          <w:szCs w:val="22"/>
+        </w:rPr>
+        <w:t>Nagpada</w:t>
+      </w:r>
+      <w:proofErr w:type="spellEnd"/>
+      <w:r>
+        <w:rPr>
+          <w:rFonts w:ascii="Arial" w:eastAsia="Arial" w:hAnsi="Arial" w:cs="Arial"/>
+          <w:sz w:val="22"/>
+          <w:szCs w:val="22"/>
+        </w:rPr>
+        <w:t xml:space="preserve"> Branch — Rs. 29.5 crore ceiling (principal + interest + charges) — Status</w:t>
       </w:r>
       <w:proofErr w:type="gramStart"/>
       <w:r>
@@ -1953,7 +2299,25 @@
           <w:sz w:val="22"/>
           <w:szCs w:val="22"/>
         </w:rPr>
-        <w:t>2. CERSAI Asset ID 200003766496 — Indian Overseas Bank, Dandia Bazaar — Rs. 5.78 crore — Status:  — thirteen years after registration, notwithstanding the CHG-4. (Exhibit E-2 — on record; Exhibit O-1 — fresh download dated 20.05.2026, new exhibit</w:t>
+        <w:t xml:space="preserve">2. CERSAI Asset ID 200003766496 — Indian Overseas Bank, </w:t>
+      </w:r>
+      <w:proofErr w:type="spellStart"/>
+      <w:r>
+        <w:rPr>
+          <w:rFonts w:ascii="Arial" w:eastAsia="Arial" w:hAnsi="Arial" w:cs="Arial"/>
+          <w:sz w:val="22"/>
+          <w:szCs w:val="22"/>
+        </w:rPr>
+        <w:t>Dandia</w:t>
+      </w:r>
+      <w:proofErr w:type="spellEnd"/>
+      <w:r>
+        <w:rPr>
+          <w:rFonts w:ascii="Arial" w:eastAsia="Arial" w:hAnsi="Arial" w:cs="Arial"/>
+          <w:sz w:val="22"/>
+          <w:szCs w:val="22"/>
+        </w:rPr>
+        <w:t xml:space="preserve"> Bazaar — Rs. 5.78 crore — Status:  — thirteen years after registration, notwithstanding the CHG-4. (Exhibit E-2 — on record; Exhibit O-1 — fresh download dated 20.05.2026, new exhibit</w:t>
       </w:r>
       <w:proofErr w:type="gramStart"/>
       <w:r>
@@ -2002,25 +2366,7 @@
           <w:sz w:val="22"/>
           <w:szCs w:val="22"/>
         </w:rPr>
-        <w:t xml:space="preserve">3. CERSAI Asset ID 200017457156 — Bank of India — Rs. 7.5 crore — Status: NOT SATISFIED. Enhancement processed </w:t>
-      </w:r>
-      <w:proofErr w:type="gramStart"/>
-      <w:r>
-        <w:rPr>
-          <w:rFonts w:ascii="Arial" w:eastAsia="Arial" w:hAnsi="Arial" w:cs="Arial"/>
-          <w:sz w:val="22"/>
-          <w:szCs w:val="22"/>
-        </w:rPr>
-        <w:t>within  on</w:t>
-      </w:r>
-      <w:proofErr w:type="gramEnd"/>
-      <w:r>
-        <w:rPr>
-          <w:rFonts w:ascii="Arial" w:eastAsia="Arial" w:hAnsi="Arial" w:cs="Arial"/>
-          <w:sz w:val="22"/>
-          <w:szCs w:val="22"/>
-        </w:rPr>
-        <w:t xml:space="preserve"> 14.11.2017 per CBS Statement Exhibit U already on record. (Exhibit E-3 — on record.)</w:t>
+        <w:t>3. CERSAI Asset ID 200017457156 — Bank of India — Rs. 7.5 crore — Status: NOT SATISFIED. Enhancement processed within on 14.11.2017 per CBS Statement Exhibit U already on record. (Exhibit E-3 — on record.)</w:t>
       </w:r>
       <w:r>
         <w:rPr>
@@ -2221,7 +2567,31 @@
           <w:sz w:val="24"/>
           <w:szCs w:val="24"/>
         </w:rPr>
-        <w:t>A. Rashmi Metasteel Private Limited — Balance Sheet Confirms Shell Nature</w:t>
+        <w:t xml:space="preserve">A. Rashmi </w:t>
+      </w:r>
+      <w:proofErr w:type="spellStart"/>
+      <w:r>
+        <w:rPr>
+          <w:rFonts w:ascii="Arial" w:eastAsia="Arial" w:hAnsi="Arial" w:cs="Arial"/>
+          <w:b/>
+          <w:bCs/>
+          <w:color w:val="1F3864"/>
+          <w:sz w:val="24"/>
+          <w:szCs w:val="24"/>
+        </w:rPr>
+        <w:t>Metasteel</w:t>
+      </w:r>
+      <w:proofErr w:type="spellEnd"/>
+      <w:r>
+        <w:rPr>
+          <w:rFonts w:ascii="Arial" w:eastAsia="Arial" w:hAnsi="Arial" w:cs="Arial"/>
+          <w:b/>
+          <w:bCs/>
+          <w:color w:val="1F3864"/>
+          <w:sz w:val="24"/>
+          <w:szCs w:val="24"/>
+        </w:rPr>
+        <w:t xml:space="preserve"> Private Limited — Balance Sheet Confirms Shell Nature</w:t>
       </w:r>
     </w:p>
     <w:p>
@@ -2235,7 +2605,25 @@
           <w:sz w:val="22"/>
           <w:szCs w:val="22"/>
         </w:rPr>
-        <w:t>That the Form 23AC of Rashmi Metasteel Private Limited (CIN U27310MH2011PTC213595) for the financial year 2012-13, filed with and certified by the Registrar of Companies, Mumbai (</w:t>
+        <w:t xml:space="preserve">That the Form 23AC of Rashmi </w:t>
+      </w:r>
+      <w:proofErr w:type="spellStart"/>
+      <w:r>
+        <w:rPr>
+          <w:rFonts w:ascii="Arial" w:eastAsia="Arial" w:hAnsi="Arial" w:cs="Arial"/>
+          <w:sz w:val="22"/>
+          <w:szCs w:val="22"/>
+        </w:rPr>
+        <w:t>Metasteel</w:t>
+      </w:r>
+      <w:proofErr w:type="spellEnd"/>
+      <w:r>
+        <w:rPr>
+          <w:rFonts w:ascii="Arial" w:eastAsia="Arial" w:hAnsi="Arial" w:cs="Arial"/>
+          <w:sz w:val="22"/>
+          <w:szCs w:val="22"/>
+        </w:rPr>
+        <w:t xml:space="preserve"> Private Limited (CIN U27310MH2011PTC213595) for the financial year 2012-13, filed with and certified by the Registrar of Companies, Mumbai (</w:t>
       </w:r>
       <w:r>
         <w:rPr>
@@ -2290,6 +2678,7 @@
         </w:rPr>
         <w:t xml:space="preserve"> zero intangible assets, and zero capital work-in-progress — a company purportedly in the steel manufacturing business had no machinery, no factory, no equipment of any </w:t>
       </w:r>
+      <w:proofErr w:type="spellStart"/>
       <w:proofErr w:type="gramStart"/>
       <w:r>
         <w:rPr>
@@ -2311,6 +2700,7 @@
         </w:rPr>
         <w:t>zero</w:t>
       </w:r>
+      <w:proofErr w:type="spellEnd"/>
       <w:proofErr w:type="gramEnd"/>
       <w:r>
         <w:rPr>
@@ -2357,6 +2747,7 @@
         </w:rPr>
         <w:t xml:space="preserve"> consistent with having no production assets and no real commercial </w:t>
       </w:r>
+      <w:proofErr w:type="spellStart"/>
       <w:proofErr w:type="gramStart"/>
       <w:r>
         <w:rPr>
@@ -2378,6 +2769,7 @@
         </w:rPr>
         <w:t>zero</w:t>
       </w:r>
+      <w:proofErr w:type="spellEnd"/>
       <w:proofErr w:type="gramEnd"/>
       <w:r>
         <w:rPr>
@@ -2451,6 +2843,7 @@
         </w:rPr>
         <w:t xml:space="preserve"> the time of this </w:t>
       </w:r>
+      <w:proofErr w:type="spellStart"/>
       <w:proofErr w:type="gramStart"/>
       <w:r>
         <w:rPr>
@@ -2472,6 +2865,7 @@
         </w:rPr>
         <w:t>technically</w:t>
       </w:r>
+      <w:proofErr w:type="spellEnd"/>
       <w:proofErr w:type="gramEnd"/>
       <w:r>
         <w:rPr>
@@ -2515,7 +2909,25 @@
           <w:sz w:val="22"/>
           <w:szCs w:val="22"/>
         </w:rPr>
-        <w:t xml:space="preserve"> from Bank of India, Nagpada Branch on 24.03.2017, approximately three and a half years after this balance sheet confirmed the insolvent and non-operational condition of his connected entity.</w:t>
+        <w:t xml:space="preserve"> from Bank of India, </w:t>
+      </w:r>
+      <w:proofErr w:type="spellStart"/>
+      <w:r>
+        <w:rPr>
+          <w:rFonts w:ascii="Arial" w:eastAsia="Arial" w:hAnsi="Arial" w:cs="Arial"/>
+          <w:sz w:val="22"/>
+          <w:szCs w:val="22"/>
+        </w:rPr>
+        <w:t>Nagpada</w:t>
+      </w:r>
+      <w:proofErr w:type="spellEnd"/>
+      <w:r>
+        <w:rPr>
+          <w:rFonts w:ascii="Arial" w:eastAsia="Arial" w:hAnsi="Arial" w:cs="Arial"/>
+          <w:sz w:val="22"/>
+          <w:szCs w:val="22"/>
+        </w:rPr>
+        <w:t xml:space="preserve"> Branch on 24.03.2017, approximately three and a half years after this balance sheet confirmed the insolvent and non-operational condition of his connected entity.</w:t>
       </w:r>
     </w:p>
     <w:p>
@@ -2575,7 +2987,31 @@
           <w:sz w:val="24"/>
           <w:szCs w:val="24"/>
         </w:rPr>
-        <w:t>B. The Anne Nexus — Cosmos Aluminium and Tamilnad Mercantile Bank</w:t>
+        <w:t xml:space="preserve">B. The Anne Nexus — Cosmos Aluminium and </w:t>
+      </w:r>
+      <w:proofErr w:type="spellStart"/>
+      <w:r>
+        <w:rPr>
+          <w:rFonts w:ascii="Arial" w:eastAsia="Arial" w:hAnsi="Arial" w:cs="Arial"/>
+          <w:b/>
+          <w:bCs/>
+          <w:color w:val="1F3864"/>
+          <w:sz w:val="24"/>
+          <w:szCs w:val="24"/>
+        </w:rPr>
+        <w:t>Tamilnad</w:t>
+      </w:r>
+      <w:proofErr w:type="spellEnd"/>
+      <w:r>
+        <w:rPr>
+          <w:rFonts w:ascii="Arial" w:eastAsia="Arial" w:hAnsi="Arial" w:cs="Arial"/>
+          <w:b/>
+          <w:bCs/>
+          <w:color w:val="1F3864"/>
+          <w:sz w:val="24"/>
+          <w:szCs w:val="24"/>
+        </w:rPr>
+        <w:t xml:space="preserve"> Mercantile Bank</w:t>
       </w:r>
     </w:p>
     <w:p>
@@ -2604,7 +3040,25 @@
           <w:sz w:val="22"/>
           <w:szCs w:val="22"/>
         </w:rPr>
-        <w:t>That Tamilnad Mercantile Bank registered a charge (</w:t>
+        <w:t xml:space="preserve">That </w:t>
+      </w:r>
+      <w:proofErr w:type="spellStart"/>
+      <w:r>
+        <w:rPr>
+          <w:rFonts w:ascii="Arial" w:eastAsia="Arial" w:hAnsi="Arial" w:cs="Arial"/>
+          <w:sz w:val="22"/>
+          <w:szCs w:val="22"/>
+        </w:rPr>
+        <w:t>Tamilnad</w:t>
+      </w:r>
+      <w:proofErr w:type="spellEnd"/>
+      <w:r>
+        <w:rPr>
+          <w:rFonts w:ascii="Arial" w:eastAsia="Arial" w:hAnsi="Arial" w:cs="Arial"/>
+          <w:sz w:val="22"/>
+          <w:szCs w:val="22"/>
+        </w:rPr>
+        <w:t xml:space="preserve"> Mercantile Bank registered a charge (</w:t>
       </w:r>
       <w:r>
         <w:rPr>
@@ -2624,7 +3078,25 @@
           <w:sz w:val="22"/>
           <w:szCs w:val="22"/>
         </w:rPr>
-        <w:t xml:space="preserve">) against Cosmos Aluminium for Rs. 4,88,00,000. EPFO records for Cosmos Aluminium’s Katapadu operations confirm </w:t>
+        <w:t xml:space="preserve">) against Cosmos Aluminium for Rs. 4,88,00,000. EPFO records for Cosmos Aluminium’s </w:t>
+      </w:r>
+      <w:proofErr w:type="spellStart"/>
+      <w:r>
+        <w:rPr>
+          <w:rFonts w:ascii="Arial" w:eastAsia="Arial" w:hAnsi="Arial" w:cs="Arial"/>
+          <w:sz w:val="22"/>
+          <w:szCs w:val="22"/>
+        </w:rPr>
+        <w:t>Katapadu</w:t>
+      </w:r>
+      <w:proofErr w:type="spellEnd"/>
+      <w:r>
+        <w:rPr>
+          <w:rFonts w:ascii="Arial" w:eastAsia="Arial" w:hAnsi="Arial" w:cs="Arial"/>
+          <w:sz w:val="22"/>
+          <w:szCs w:val="22"/>
+        </w:rPr>
+        <w:t xml:space="preserve"> operations confirm </w:t>
       </w:r>
       <w:r>
         <w:rPr>
@@ -2658,7 +3130,25 @@
           <w:sz w:val="22"/>
           <w:szCs w:val="22"/>
         </w:rPr>
-        <w:t xml:space="preserve">That these facts are submitted as leads for investigation. The documents necessary to establish or disprove this nexus are in the custody of Tamilnad Mercantile Bank and the Registrar of </w:t>
+        <w:t xml:space="preserve">That these facts are submitted as leads for investigation. The documents necessary to establish or disprove this nexus are in the custody of </w:t>
+      </w:r>
+      <w:proofErr w:type="spellStart"/>
+      <w:r>
+        <w:rPr>
+          <w:rFonts w:ascii="Arial" w:eastAsia="Arial" w:hAnsi="Arial" w:cs="Arial"/>
+          <w:sz w:val="22"/>
+          <w:szCs w:val="22"/>
+        </w:rPr>
+        <w:t>Tamilnad</w:t>
+      </w:r>
+      <w:proofErr w:type="spellEnd"/>
+      <w:r>
+        <w:rPr>
+          <w:rFonts w:ascii="Arial" w:eastAsia="Arial" w:hAnsi="Arial" w:cs="Arial"/>
+          <w:sz w:val="22"/>
+          <w:szCs w:val="22"/>
+        </w:rPr>
+        <w:t xml:space="preserve"> Mercantile Bank and the Registrar of </w:t>
       </w:r>
       <w:proofErr w:type="gramStart"/>
       <w:r>
@@ -2890,19 +3380,41 @@
           <w:sz w:val="22"/>
           <w:szCs w:val="22"/>
         </w:rPr>
-        <w:t>2. A further enhancement of Rs. 1 crore was processed in January 2019 — after the account had already turned NPA. Enhancing a credit limit post-default is a regulatory violation under RBI Master Circular on Loans and Advances.</w:t>
-      </w:r>
-      <w:r>
-        <w:rPr>
-          <w:rFonts w:ascii="Arial" w:eastAsia="Arial" w:hAnsi="Arial" w:cs="Arial"/>
-          <w:b/>
-          <w:bCs/>
-          <w:color w:val="CC0000"/>
-          <w:sz w:val="22"/>
-          <w:szCs w:val="22"/>
-          <w:highlight w:val="yellow"/>
-        </w:rPr>
-        <w:t>post-NPA enhancement</w:t>
+        <w:t xml:space="preserve">2. A further enhancement of Rs. 1 crore was processed in January 2019 — after the account had already turned NPA. Enhancing a credit limit post-default is a regulatory violation under RBI Master Circular on Loans and </w:t>
+      </w:r>
+      <w:proofErr w:type="spellStart"/>
+      <w:r>
+        <w:rPr>
+          <w:rFonts w:ascii="Arial" w:eastAsia="Arial" w:hAnsi="Arial" w:cs="Arial"/>
+          <w:sz w:val="22"/>
+          <w:szCs w:val="22"/>
+        </w:rPr>
+        <w:t>Advances.</w:t>
+      </w:r>
+      <w:r>
+        <w:rPr>
+          <w:rFonts w:ascii="Arial" w:eastAsia="Arial" w:hAnsi="Arial" w:cs="Arial"/>
+          <w:b/>
+          <w:bCs/>
+          <w:color w:val="CC0000"/>
+          <w:sz w:val="22"/>
+          <w:szCs w:val="22"/>
+          <w:highlight w:val="yellow"/>
+        </w:rPr>
+        <w:t>post</w:t>
+      </w:r>
+      <w:proofErr w:type="spellEnd"/>
+      <w:r>
+        <w:rPr>
+          <w:rFonts w:ascii="Arial" w:eastAsia="Arial" w:hAnsi="Arial" w:cs="Arial"/>
+          <w:b/>
+          <w:bCs/>
+          <w:color w:val="CC0000"/>
+          <w:sz w:val="22"/>
+          <w:szCs w:val="22"/>
+          <w:highlight w:val="yellow"/>
+        </w:rPr>
+        <w:t>-NPA enhancement</w:t>
       </w:r>
     </w:p>
     <w:p>
@@ -2917,19 +3429,59 @@
           <w:sz w:val="22"/>
           <w:szCs w:val="22"/>
         </w:rPr>
-        <w:t>3. Standing instruction entries 'StCon/RS PADRA TO RI CC SOL-ID 25190 VADODRA' in the CBS Statement confirm fund transfers between Rashmi Steels (Babulal) and Rashmi International (Ravi) accounts — confirming fund commingling and group exposure not aggregated under RBI Large Exposure Framework (RBI/2016-17/286). The CBS Statement further confirms a credit entry dated 31.03.2018 described as 'TR FROM RASHMI STEELS — Rs. 7,75,000.00' into the home loan account (Account No. 005575110000081) on the last day before NPA declaration — constituting fund transfer from the commercial Cash Credit account to the personal home loan account, in direct violation of Clause 11 of the Multipurpose Agreement for Loan signed by Babulal Bohra, which explicitly prohibits 'Non-Diversion/Siphoning Off of Funds.'</w:t>
-      </w:r>
-      <w:r>
-        <w:rPr>
-          <w:rFonts w:ascii="Arial" w:eastAsia="Arial" w:hAnsi="Arial" w:cs="Arial"/>
-          <w:b/>
-          <w:bCs/>
-          <w:color w:val="CC0000"/>
-          <w:sz w:val="22"/>
-          <w:szCs w:val="22"/>
-          <w:highlight w:val="yellow"/>
-        </w:rPr>
-        <w:t>fund commingling — Rs. 7,75,000 siphoned on eve of NPA</w:t>
+        <w:t>3. Standing instruction entries '</w:t>
+      </w:r>
+      <w:proofErr w:type="spellStart"/>
+      <w:r>
+        <w:rPr>
+          <w:rFonts w:ascii="Arial" w:eastAsia="Arial" w:hAnsi="Arial" w:cs="Arial"/>
+          <w:sz w:val="22"/>
+          <w:szCs w:val="22"/>
+        </w:rPr>
+        <w:t>StCon</w:t>
+      </w:r>
+      <w:proofErr w:type="spellEnd"/>
+      <w:r>
+        <w:rPr>
+          <w:rFonts w:ascii="Arial" w:eastAsia="Arial" w:hAnsi="Arial" w:cs="Arial"/>
+          <w:sz w:val="22"/>
+          <w:szCs w:val="22"/>
+        </w:rPr>
+        <w:t xml:space="preserve">/RS PADRA TO RI CC SOL-ID 25190 VADODRA' in the CBS Statement confirm fund transfers between Rashmi Steels (Babulal) and Rashmi International (Ravi) accounts — confirming fund commingling and group exposure not aggregated under RBI Large Exposure Framework (RBI/2016-17/286). The CBS Statement further confirms a credit entry dated 31.03.2018 described as 'TR FROM RASHMI STEELS — Rs. 7,75,000.00' into the home loan account (Account No. 005575110000081) on the last day before NPA declaration — constituting fund transfer from the commercial Cash Credit account to the personal home loan account, in direct violation of Clause 11 of the Multipurpose Agreement for Loan signed by Babulal Bohra, which explicitly prohibits 'Non-Diversion/Siphoning Off of </w:t>
+      </w:r>
+      <w:proofErr w:type="spellStart"/>
+      <w:r>
+        <w:rPr>
+          <w:rFonts w:ascii="Arial" w:eastAsia="Arial" w:hAnsi="Arial" w:cs="Arial"/>
+          <w:sz w:val="22"/>
+          <w:szCs w:val="22"/>
+        </w:rPr>
+        <w:t>Funds.'</w:t>
+      </w:r>
+      <w:r>
+        <w:rPr>
+          <w:rFonts w:ascii="Arial" w:eastAsia="Arial" w:hAnsi="Arial" w:cs="Arial"/>
+          <w:b/>
+          <w:bCs/>
+          <w:color w:val="CC0000"/>
+          <w:sz w:val="22"/>
+          <w:szCs w:val="22"/>
+          <w:highlight w:val="yellow"/>
+        </w:rPr>
+        <w:t>fund</w:t>
+      </w:r>
+      <w:proofErr w:type="spellEnd"/>
+      <w:r>
+        <w:rPr>
+          <w:rFonts w:ascii="Arial" w:eastAsia="Arial" w:hAnsi="Arial" w:cs="Arial"/>
+          <w:b/>
+          <w:bCs/>
+          <w:color w:val="CC0000"/>
+          <w:sz w:val="22"/>
+          <w:szCs w:val="22"/>
+          <w:highlight w:val="yellow"/>
+        </w:rPr>
+        <w:t xml:space="preserve"> commingling — Rs. 7,75,000 siphoned on eve of NPA</w:t>
       </w:r>
     </w:p>
     <w:p>
@@ -2944,7 +3496,25 @@
           <w:sz w:val="22"/>
           <w:szCs w:val="22"/>
         </w:rPr>
-        <w:t xml:space="preserve">4. Both OA 122/2022 (BOI vs. Babulal, Padra collateral) and OA 123/2022 (BOI vs. Ravi, Ratnagiri collateral) were sanctioned from Nagpada Branch on </w:t>
+        <w:t xml:space="preserve">4. Both OA 122/2022 (BOI vs. Babulal, Padra collateral) and OA 123/2022 (BOI vs. Ravi, Ratnagiri collateral) were sanctioned from </w:t>
+      </w:r>
+      <w:proofErr w:type="spellStart"/>
+      <w:r>
+        <w:rPr>
+          <w:rFonts w:ascii="Arial" w:eastAsia="Arial" w:hAnsi="Arial" w:cs="Arial"/>
+          <w:sz w:val="22"/>
+          <w:szCs w:val="22"/>
+        </w:rPr>
+        <w:t>Nagpada</w:t>
+      </w:r>
+      <w:proofErr w:type="spellEnd"/>
+      <w:r>
+        <w:rPr>
+          <w:rFonts w:ascii="Arial" w:eastAsia="Arial" w:hAnsi="Arial" w:cs="Arial"/>
+          <w:sz w:val="22"/>
+          <w:szCs w:val="22"/>
+        </w:rPr>
+        <w:t xml:space="preserve"> Branch on </w:t>
       </w:r>
       <w:proofErr w:type="gramStart"/>
       <w:r>
@@ -2980,19 +3550,41 @@
           <w:sz w:val="22"/>
           <w:szCs w:val="22"/>
         </w:rPr>
-        <w:t xml:space="preserve"> without required aggregation under the Large Exposure Framework.</w:t>
-      </w:r>
-      <w:r>
-        <w:rPr>
-          <w:rFonts w:ascii="Arial" w:eastAsia="Arial" w:hAnsi="Arial" w:cs="Arial"/>
-          <w:b/>
-          <w:bCs/>
-          <w:color w:val="CC0000"/>
-          <w:sz w:val="22"/>
-          <w:szCs w:val="22"/>
-          <w:highlight w:val="yellow"/>
-        </w:rPr>
-        <w:t>same date — 24.03.2017</w:t>
+        <w:t xml:space="preserve"> without required aggregation under the Large Exposure </w:t>
+      </w:r>
+      <w:proofErr w:type="spellStart"/>
+      <w:r>
+        <w:rPr>
+          <w:rFonts w:ascii="Arial" w:eastAsia="Arial" w:hAnsi="Arial" w:cs="Arial"/>
+          <w:sz w:val="22"/>
+          <w:szCs w:val="22"/>
+        </w:rPr>
+        <w:t>Framework.</w:t>
+      </w:r>
+      <w:r>
+        <w:rPr>
+          <w:rFonts w:ascii="Arial" w:eastAsia="Arial" w:hAnsi="Arial" w:cs="Arial"/>
+          <w:b/>
+          <w:bCs/>
+          <w:color w:val="CC0000"/>
+          <w:sz w:val="22"/>
+          <w:szCs w:val="22"/>
+          <w:highlight w:val="yellow"/>
+        </w:rPr>
+        <w:t>same</w:t>
+      </w:r>
+      <w:proofErr w:type="spellEnd"/>
+      <w:r>
+        <w:rPr>
+          <w:rFonts w:ascii="Arial" w:eastAsia="Arial" w:hAnsi="Arial" w:cs="Arial"/>
+          <w:b/>
+          <w:bCs/>
+          <w:color w:val="CC0000"/>
+          <w:sz w:val="22"/>
+          <w:szCs w:val="22"/>
+          <w:highlight w:val="yellow"/>
+        </w:rPr>
+        <w:t xml:space="preserve"> date — 24.03.2017</w:t>
       </w:r>
     </w:p>
     <w:p>
@@ -3008,19 +3600,95 @@
           <w:szCs w:val="22"/>
         </w:rPr>
         <w:lastRenderedPageBreak/>
-        <w:t>5. That page 3 of the Multipurpose Agreement for Loan (Form L-516) executed in August 2016 — BOI's own certified court document filed in OA 122/2022 — contains a handwritten self-declaration by Babulal Ganeshmal Bohra disclosing the following existing credit facilities at the time of applying for the home loan: (i) Rashmi Steels — BOI Nagpada Branch — Cash Credit Rs. 1,500 lacs and Term Loan Rs. 600 lacs; (ii) Rashmi Tubes (Proprietor: Sangeeta Bohra) — Cash Credit Rs. 500 lacs — a fourth connected entity in the network now court-confirmed; (iii) Ravi Bohra — Term Loan Rs. 7 lacs; (iv) Babulal Bohra — Term Loans Rs. 2.57 lacs and Rs. 9 lacs. Total self-declared existing exposure: approximately Rs. 26.18 crore from BOI Nagpada Branch alone at the time of applying for the additional home loan. That the violation of the Large Exposure Framework in this case is distinguished from an inadvertent oversight by one critical fact: the borrower's own handwritten self-declaration placed the full Rs. 26.18 crore connected-party exposure in writing before the sanctioning officer. That the sanctioning officer — whose identity will be confirmed from the credit committee minutes compellable under Part XI of this affidavit — proceeded with the sanction despite this written disclosure, without applying the LEF aggregation requirement, constituting not an oversight but a knowing regulatory violation attracting Section 13 of the Prevention of Corruption Act, 1988 and Section 409 of the Indian Penal Code.</w:t>
-      </w:r>
-      <w:r>
-        <w:rPr>
-          <w:rFonts w:ascii="Arial" w:eastAsia="Arial" w:hAnsi="Arial" w:cs="Arial"/>
-          <w:b/>
-          <w:bCs/>
-          <w:color w:val="CC0000"/>
-          <w:sz w:val="22"/>
-          <w:szCs w:val="22"/>
-          <w:highlight w:val="yellow"/>
-        </w:rPr>
-        <w:t>BOI had full written knowledge — Rs. 26.18 crore self-declared — violation not inadvertent</w:t>
+        <w:t>5. That page 3 of the Multipurpose Agreement for Loan (Form L-516) executed in August 2016 — BOI's own certified court document filed in OA 122/2022 — contains a handwritten self-declaration by Babulal Ganeshmal Bohra disclosing the following existing credit facilities at the time of applying for the home loan: (</w:t>
+      </w:r>
+      <w:proofErr w:type="spellStart"/>
+      <w:r>
+        <w:rPr>
+          <w:rFonts w:ascii="Arial" w:eastAsia="Arial" w:hAnsi="Arial" w:cs="Arial"/>
+          <w:sz w:val="22"/>
+          <w:szCs w:val="22"/>
+        </w:rPr>
+        <w:t>i</w:t>
+      </w:r>
+      <w:proofErr w:type="spellEnd"/>
+      <w:r>
+        <w:rPr>
+          <w:rFonts w:ascii="Arial" w:eastAsia="Arial" w:hAnsi="Arial" w:cs="Arial"/>
+          <w:sz w:val="22"/>
+          <w:szCs w:val="22"/>
+        </w:rPr>
+        <w:t xml:space="preserve">) Rashmi Steels — BOI </w:t>
+      </w:r>
+      <w:proofErr w:type="spellStart"/>
+      <w:r>
+        <w:rPr>
+          <w:rFonts w:ascii="Arial" w:eastAsia="Arial" w:hAnsi="Arial" w:cs="Arial"/>
+          <w:sz w:val="22"/>
+          <w:szCs w:val="22"/>
+        </w:rPr>
+        <w:t>Nagpada</w:t>
+      </w:r>
+      <w:proofErr w:type="spellEnd"/>
+      <w:r>
+        <w:rPr>
+          <w:rFonts w:ascii="Arial" w:eastAsia="Arial" w:hAnsi="Arial" w:cs="Arial"/>
+          <w:sz w:val="22"/>
+          <w:szCs w:val="22"/>
+        </w:rPr>
+        <w:t xml:space="preserve"> Branch — Cash Credit Rs. 1,500 lacs and Term Loan Rs. 600 lacs; (ii) Rashmi Tubes (Proprietor: Sangeeta Bohra) — Cash Credit Rs. 500 lacs — a fourth connected entity in the network now court-confirmed; (iii) Ravi Bohra — Term Loan Rs. 7 lacs; (iv) Babulal Bohra — Term Loans Rs. 2.57 lacs and Rs. 9 lacs. Total self-declared existing exposure: approximately Rs. 26.18 crore from BOI </w:t>
+      </w:r>
+      <w:proofErr w:type="spellStart"/>
+      <w:r>
+        <w:rPr>
+          <w:rFonts w:ascii="Arial" w:eastAsia="Arial" w:hAnsi="Arial" w:cs="Arial"/>
+          <w:sz w:val="22"/>
+          <w:szCs w:val="22"/>
+        </w:rPr>
+        <w:t>Nagpada</w:t>
+      </w:r>
+      <w:proofErr w:type="spellEnd"/>
+      <w:r>
+        <w:rPr>
+          <w:rFonts w:ascii="Arial" w:eastAsia="Arial" w:hAnsi="Arial" w:cs="Arial"/>
+          <w:sz w:val="22"/>
+          <w:szCs w:val="22"/>
+        </w:rPr>
+        <w:t xml:space="preserve"> Branch alone at the time of applying for the additional home loan. That the violation of the Large Exposure Framework in this case is distinguished from an inadvertent oversight by one critical fact: the borrower's own handwritten self-declaration placed the full Rs. 26.18 crore connected-party exposure in writing before the sanctioning officer. That the sanctioning officer — whose identity will be confirmed from the credit committee minutes compellable under Part XI of this affidavit — proceeded with the sanction despite this written disclosure, without applying the LEF aggregation requirement, constituting not an oversight but a knowing regulatory violation attracting Section 13 of the Prevention of Corruption Act, 1988 and Section 409 of the Indian Penal </w:t>
+      </w:r>
+      <w:proofErr w:type="spellStart"/>
+      <w:r>
+        <w:rPr>
+          <w:rFonts w:ascii="Arial" w:eastAsia="Arial" w:hAnsi="Arial" w:cs="Arial"/>
+          <w:sz w:val="22"/>
+          <w:szCs w:val="22"/>
+        </w:rPr>
+        <w:t>Code.</w:t>
+      </w:r>
+      <w:r>
+        <w:rPr>
+          <w:rFonts w:ascii="Arial" w:eastAsia="Arial" w:hAnsi="Arial" w:cs="Arial"/>
+          <w:b/>
+          <w:bCs/>
+          <w:color w:val="CC0000"/>
+          <w:sz w:val="22"/>
+          <w:szCs w:val="22"/>
+          <w:highlight w:val="yellow"/>
+        </w:rPr>
+        <w:t>BOI</w:t>
+      </w:r>
+      <w:proofErr w:type="spellEnd"/>
+      <w:r>
+        <w:rPr>
+          <w:rFonts w:ascii="Arial" w:eastAsia="Arial" w:hAnsi="Arial" w:cs="Arial"/>
+          <w:b/>
+          <w:bCs/>
+          <w:color w:val="CC0000"/>
+          <w:sz w:val="22"/>
+          <w:szCs w:val="22"/>
+          <w:highlight w:val="yellow"/>
+        </w:rPr>
+        <w:t xml:space="preserve"> had full written knowledge — Rs. 26.18 crore self-declared — violation not inadvertent</w:t>
       </w:r>
     </w:p>
     <w:p>
@@ -3108,7 +3776,25 @@
           <w:sz w:val="22"/>
           <w:szCs w:val="22"/>
         </w:rPr>
-        <w:t xml:space="preserve"> to Rashmi International (proprietor: Ravi Babulal Bohra), Nagpada Branch </w:t>
+        <w:t xml:space="preserve"> to Rashmi International (proprietor: Ravi Babulal Bohra), </w:t>
+      </w:r>
+      <w:proofErr w:type="spellStart"/>
+      <w:r>
+        <w:rPr>
+          <w:rFonts w:ascii="Arial" w:eastAsia="Arial" w:hAnsi="Arial" w:cs="Arial"/>
+          <w:sz w:val="22"/>
+          <w:szCs w:val="22"/>
+        </w:rPr>
+        <w:t>Nagpada</w:t>
+      </w:r>
+      <w:proofErr w:type="spellEnd"/>
+      <w:r>
+        <w:rPr>
+          <w:rFonts w:ascii="Arial" w:eastAsia="Arial" w:hAnsi="Arial" w:cs="Arial"/>
+          <w:sz w:val="22"/>
+          <w:szCs w:val="22"/>
+        </w:rPr>
+        <w:t xml:space="preserve"> Branch </w:t>
       </w:r>
       <w:proofErr w:type="gramStart"/>
       <w:r>
@@ -3193,7 +3879,25 @@
           <w:sz w:val="22"/>
           <w:szCs w:val="22"/>
         </w:rPr>
-        <w:t xml:space="preserve"> Village Vashi Tare Devrukh, Sangameshwar, Ratnagiri (Survey Nos. 138/139), recorded in CERSAI Asset ID 200015123404. (Exhibit R-1</w:t>
+        <w:t xml:space="preserve"> Village Vashi Tare Devrukh, </w:t>
+      </w:r>
+      <w:proofErr w:type="spellStart"/>
+      <w:r>
+        <w:rPr>
+          <w:rFonts w:ascii="Arial" w:eastAsia="Arial" w:hAnsi="Arial" w:cs="Arial"/>
+          <w:sz w:val="22"/>
+          <w:szCs w:val="22"/>
+        </w:rPr>
+        <w:t>Sangameshwar</w:t>
+      </w:r>
+      <w:proofErr w:type="spellEnd"/>
+      <w:r>
+        <w:rPr>
+          <w:rFonts w:ascii="Arial" w:eastAsia="Arial" w:hAnsi="Arial" w:cs="Arial"/>
+          <w:sz w:val="22"/>
+          <w:szCs w:val="22"/>
+        </w:rPr>
+        <w:t>, Ratnagiri (Survey Nos. 138/139), recorded in CERSAI Asset ID 200015123404. (Exhibit R-1</w:t>
       </w:r>
       <w:proofErr w:type="gramStart"/>
       <w:r>
@@ -3242,7 +3946,61 @@
           <w:sz w:val="22"/>
           <w:szCs w:val="22"/>
         </w:rPr>
-        <w:t xml:space="preserve">3. Independent Mahabhulekh 7/12 search for Survey 138/139, Village Devrukh, Taluka Sangameshwar, District Ratnagiri reveals </w:t>
+        <w:t xml:space="preserve">3. Independent </w:t>
+      </w:r>
+      <w:proofErr w:type="spellStart"/>
+      <w:r>
+        <w:rPr>
+          <w:rFonts w:ascii="Arial" w:eastAsia="Arial" w:hAnsi="Arial" w:cs="Arial"/>
+          <w:sz w:val="22"/>
+          <w:szCs w:val="22"/>
+        </w:rPr>
+        <w:t>Mahabhulekh</w:t>
+      </w:r>
+      <w:proofErr w:type="spellEnd"/>
+      <w:r>
+        <w:rPr>
+          <w:rFonts w:ascii="Arial" w:eastAsia="Arial" w:hAnsi="Arial" w:cs="Arial"/>
+          <w:sz w:val="22"/>
+          <w:szCs w:val="22"/>
+        </w:rPr>
+        <w:t xml:space="preserve"> 7/12 search for Survey 138/139, Village </w:t>
+      </w:r>
+      <w:proofErr w:type="spellStart"/>
+      <w:r>
+        <w:rPr>
+          <w:rFonts w:ascii="Arial" w:eastAsia="Arial" w:hAnsi="Arial" w:cs="Arial"/>
+          <w:sz w:val="22"/>
+          <w:szCs w:val="22"/>
+        </w:rPr>
+        <w:t>Devrukh</w:t>
+      </w:r>
+      <w:proofErr w:type="spellEnd"/>
+      <w:r>
+        <w:rPr>
+          <w:rFonts w:ascii="Arial" w:eastAsia="Arial" w:hAnsi="Arial" w:cs="Arial"/>
+          <w:sz w:val="22"/>
+          <w:szCs w:val="22"/>
+        </w:rPr>
+        <w:t xml:space="preserve">, Taluka </w:t>
+      </w:r>
+      <w:proofErr w:type="spellStart"/>
+      <w:r>
+        <w:rPr>
+          <w:rFonts w:ascii="Arial" w:eastAsia="Arial" w:hAnsi="Arial" w:cs="Arial"/>
+          <w:sz w:val="22"/>
+          <w:szCs w:val="22"/>
+        </w:rPr>
+        <w:t>Sangameshwar</w:t>
+      </w:r>
+      <w:proofErr w:type="spellEnd"/>
+      <w:r>
+        <w:rPr>
+          <w:rFonts w:ascii="Arial" w:eastAsia="Arial" w:hAnsi="Arial" w:cs="Arial"/>
+          <w:sz w:val="22"/>
+          <w:szCs w:val="22"/>
+        </w:rPr>
+        <w:t xml:space="preserve">, District Ratnagiri reveals </w:t>
       </w:r>
       <w:proofErr w:type="gramStart"/>
       <w:r>
@@ -3294,8 +4052,22 @@
           <w:szCs w:val="22"/>
           <w:highlight w:val="yellow"/>
         </w:rPr>
-        <w:t xml:space="preserve"> Ravi Babulal Bohra nor Rashmi International appears as Khatedar</w:t>
-      </w:r>
+        <w:t xml:space="preserve"> Ravi Babulal Bohra nor Rashmi International appears as </w:t>
+      </w:r>
+      <w:proofErr w:type="spellStart"/>
+      <w:r>
+        <w:rPr>
+          <w:rFonts w:ascii="Arial" w:eastAsia="Arial" w:hAnsi="Arial" w:cs="Arial"/>
+          <w:b/>
+          <w:bCs/>
+          <w:color w:val="CC0000"/>
+          <w:sz w:val="22"/>
+          <w:szCs w:val="22"/>
+          <w:highlight w:val="yellow"/>
+        </w:rPr>
+        <w:t>Khatedar</w:t>
+      </w:r>
+      <w:proofErr w:type="spellEnd"/>
     </w:p>
     <w:p>
       <w:pPr>
@@ -3309,7 +4081,25 @@
           <w:sz w:val="22"/>
           <w:szCs w:val="22"/>
         </w:rPr>
-        <w:t>4. The Vakalatnama of OA 123/2022 (Exhibit R-2) confirms Nahush Shah Legal, Office No. 54, 5th Floor, Bajaj Bhavan, Nariman Point, Mumbai 400021, as advocate on record — same firm acting for Bank of India in both OA 122/2022 and OA 123/2022.</w:t>
+        <w:t xml:space="preserve">4. The </w:t>
+      </w:r>
+      <w:proofErr w:type="spellStart"/>
+      <w:r>
+        <w:rPr>
+          <w:rFonts w:ascii="Arial" w:eastAsia="Arial" w:hAnsi="Arial" w:cs="Arial"/>
+          <w:sz w:val="22"/>
+          <w:szCs w:val="22"/>
+        </w:rPr>
+        <w:t>Vakalatnama</w:t>
+      </w:r>
+      <w:proofErr w:type="spellEnd"/>
+      <w:r>
+        <w:rPr>
+          <w:rFonts w:ascii="Arial" w:eastAsia="Arial" w:hAnsi="Arial" w:cs="Arial"/>
+          <w:sz w:val="22"/>
+          <w:szCs w:val="22"/>
+        </w:rPr>
+        <w:t xml:space="preserve"> of OA 123/2022 (Exhibit R-2) confirms Nahush Shah Legal, Office No. 54, 5th Floor, Bajaj Bhavan, Nariman Point, Mumbai 400021, as advocate on record — same firm acting for Bank of India in both OA 122/2022 and OA 123/2022.</w:t>
       </w:r>
       <w:r>
         <w:rPr>
@@ -3494,19 +4284,77 @@
           <w:sz w:val="22"/>
           <w:szCs w:val="22"/>
         </w:rPr>
-        <w:t>1. The Government of Gujarat's Property Card No. 2026352962 (Exhibit C-1 — on record) — bearing the Government's own official digital signature — shows the owner of R.S. No. 124, Padra as Shri Maintainance Contract Pvt. Ltd. — not Rashmi Steels.</w:t>
-      </w:r>
-      <w:r>
-        <w:rPr>
-          <w:rFonts w:ascii="Arial" w:eastAsia="Arial" w:hAnsi="Arial" w:cs="Arial"/>
-          <w:b/>
-          <w:bCs/>
-          <w:color w:val="CC0000"/>
-          <w:sz w:val="22"/>
-          <w:szCs w:val="22"/>
-          <w:highlight w:val="yellow"/>
-        </w:rPr>
-        <w:t>Government of Gujarat's own record: owner is not Rashmi Steels</w:t>
+        <w:t xml:space="preserve">1. The Government of Gujarat's Property Card No. 2026352962 (Exhibit C-1 — on record) — bearing the Government's own official digital signature — shows the owner of R.S. No. 124, Padra as Shri </w:t>
+      </w:r>
+      <w:proofErr w:type="spellStart"/>
+      <w:r>
+        <w:rPr>
+          <w:rFonts w:ascii="Arial" w:eastAsia="Arial" w:hAnsi="Arial" w:cs="Arial"/>
+          <w:sz w:val="22"/>
+          <w:szCs w:val="22"/>
+        </w:rPr>
+        <w:t>Maintainance</w:t>
+      </w:r>
+      <w:proofErr w:type="spellEnd"/>
+      <w:r>
+        <w:rPr>
+          <w:rFonts w:ascii="Arial" w:eastAsia="Arial" w:hAnsi="Arial" w:cs="Arial"/>
+          <w:sz w:val="22"/>
+          <w:szCs w:val="22"/>
+        </w:rPr>
+        <w:t xml:space="preserve"> Contract </w:t>
+      </w:r>
+      <w:proofErr w:type="spellStart"/>
+      <w:r>
+        <w:rPr>
+          <w:rFonts w:ascii="Arial" w:eastAsia="Arial" w:hAnsi="Arial" w:cs="Arial"/>
+          <w:sz w:val="22"/>
+          <w:szCs w:val="22"/>
+        </w:rPr>
+        <w:t>Pvt.</w:t>
+      </w:r>
+      <w:proofErr w:type="spellEnd"/>
+      <w:r>
+        <w:rPr>
+          <w:rFonts w:ascii="Arial" w:eastAsia="Arial" w:hAnsi="Arial" w:cs="Arial"/>
+          <w:sz w:val="22"/>
+          <w:szCs w:val="22"/>
+        </w:rPr>
+        <w:t xml:space="preserve"> Ltd. — not Rashmi </w:t>
+      </w:r>
+      <w:proofErr w:type="spellStart"/>
+      <w:r>
+        <w:rPr>
+          <w:rFonts w:ascii="Arial" w:eastAsia="Arial" w:hAnsi="Arial" w:cs="Arial"/>
+          <w:sz w:val="22"/>
+          <w:szCs w:val="22"/>
+        </w:rPr>
+        <w:t>Steels.</w:t>
+      </w:r>
+      <w:r>
+        <w:rPr>
+          <w:rFonts w:ascii="Arial" w:eastAsia="Arial" w:hAnsi="Arial" w:cs="Arial"/>
+          <w:b/>
+          <w:bCs/>
+          <w:color w:val="CC0000"/>
+          <w:sz w:val="22"/>
+          <w:szCs w:val="22"/>
+          <w:highlight w:val="yellow"/>
+        </w:rPr>
+        <w:t>Government</w:t>
+      </w:r>
+      <w:proofErr w:type="spellEnd"/>
+      <w:r>
+        <w:rPr>
+          <w:rFonts w:ascii="Arial" w:eastAsia="Arial" w:hAnsi="Arial" w:cs="Arial"/>
+          <w:b/>
+          <w:bCs/>
+          <w:color w:val="CC0000"/>
+          <w:sz w:val="22"/>
+          <w:szCs w:val="22"/>
+          <w:highlight w:val="yellow"/>
+        </w:rPr>
+        <w:t xml:space="preserve"> of Gujarat's own record: owner is not Rashmi Steels</w:t>
       </w:r>
     </w:p>
     <w:p>
@@ -3521,7 +4369,43 @@
           <w:sz w:val="22"/>
           <w:szCs w:val="22"/>
         </w:rPr>
-        <w:t>2. The MCA portal shows Shri Maintainance Contract Pvt. Ltd. (CIN U99999GJ1992PTC017724) to be struck off — assets vested in the Government of India — Rs. 40 paid-up capital, zero directors, invalid PIN 000000. (Exhibit D-1 — on record</w:t>
+        <w:t xml:space="preserve">2. The MCA portal shows Shri </w:t>
+      </w:r>
+      <w:proofErr w:type="spellStart"/>
+      <w:r>
+        <w:rPr>
+          <w:rFonts w:ascii="Arial" w:eastAsia="Arial" w:hAnsi="Arial" w:cs="Arial"/>
+          <w:sz w:val="22"/>
+          <w:szCs w:val="22"/>
+        </w:rPr>
+        <w:t>Maintainance</w:t>
+      </w:r>
+      <w:proofErr w:type="spellEnd"/>
+      <w:r>
+        <w:rPr>
+          <w:rFonts w:ascii="Arial" w:eastAsia="Arial" w:hAnsi="Arial" w:cs="Arial"/>
+          <w:sz w:val="22"/>
+          <w:szCs w:val="22"/>
+        </w:rPr>
+        <w:t xml:space="preserve"> Contract </w:t>
+      </w:r>
+      <w:proofErr w:type="spellStart"/>
+      <w:r>
+        <w:rPr>
+          <w:rFonts w:ascii="Arial" w:eastAsia="Arial" w:hAnsi="Arial" w:cs="Arial"/>
+          <w:sz w:val="22"/>
+          <w:szCs w:val="22"/>
+        </w:rPr>
+        <w:t>Pvt.</w:t>
+      </w:r>
+      <w:proofErr w:type="spellEnd"/>
+      <w:r>
+        <w:rPr>
+          <w:rFonts w:ascii="Arial" w:eastAsia="Arial" w:hAnsi="Arial" w:cs="Arial"/>
+          <w:sz w:val="22"/>
+          <w:szCs w:val="22"/>
+        </w:rPr>
+        <w:t xml:space="preserve"> Ltd. (CIN U99999GJ1992PTC017724) to be struck off — assets vested in the Government of India — Rs. 40 paid-up capital, zero directors, invalid PIN 000000. (Exhibit D-1 — on record</w:t>
       </w:r>
       <w:proofErr w:type="gramStart"/>
       <w:r>
@@ -3645,8 +4529,27 @@
           <w:sz w:val="22"/>
           <w:szCs w:val="22"/>
         </w:rPr>
-        <w:t xml:space="preserve">4. The Gujarat Land Revenue Code Section 68 classification on the Property Card confirms Government revenue land — unmortgageable without Collector's permission never </w:t>
-      </w:r>
+        <w:t xml:space="preserve">4. The Gujarat Land Revenue Code Section 68 classification on the Property Card confirms Government revenue land — </w:t>
+      </w:r>
+      <w:proofErr w:type="spellStart"/>
+      <w:r>
+        <w:rPr>
+          <w:rFonts w:ascii="Arial" w:eastAsia="Arial" w:hAnsi="Arial" w:cs="Arial"/>
+          <w:sz w:val="22"/>
+          <w:szCs w:val="22"/>
+        </w:rPr>
+        <w:t>unmortgageable</w:t>
+      </w:r>
+      <w:proofErr w:type="spellEnd"/>
+      <w:r>
+        <w:rPr>
+          <w:rFonts w:ascii="Arial" w:eastAsia="Arial" w:hAnsi="Arial" w:cs="Arial"/>
+          <w:sz w:val="22"/>
+          <w:szCs w:val="22"/>
+        </w:rPr>
+        <w:t xml:space="preserve"> without Collector's permission never </w:t>
+      </w:r>
+      <w:proofErr w:type="spellStart"/>
       <w:proofErr w:type="gramStart"/>
       <w:r>
         <w:rPr>
@@ -3668,6 +4571,7 @@
         </w:rPr>
         <w:t>Government</w:t>
       </w:r>
+      <w:proofErr w:type="spellEnd"/>
       <w:proofErr w:type="gramEnd"/>
       <w:r>
         <w:rPr>
@@ -3827,7 +4731,43 @@
           <w:sz w:val="22"/>
           <w:szCs w:val="22"/>
         </w:rPr>
-        <w:t>That a CBI investigation is actively underway (Ref. 993/VPNI/AJUVI/Unit 7(Shares)/2026 dated 08.05.2026, Exhibit L-1 — new) naming Babulal Ganeshmal Bohra, Ravi Babulal Bohra, and unnamed BOI Nagpada Branch officers</w:t>
+        <w:t xml:space="preserve">That a CBI investigation is actively underway (Ref. 993/VPNI/AJUVI/Unit 7(Shares)/2026 dated 08.05.2026, Exhibit L-1 — new) naming Babulal </w:t>
+      </w:r>
+      <w:proofErr w:type="spellStart"/>
+      <w:r>
+        <w:rPr>
+          <w:rFonts w:ascii="Arial" w:eastAsia="Arial" w:hAnsi="Arial" w:cs="Arial"/>
+          <w:sz w:val="22"/>
+          <w:szCs w:val="22"/>
+        </w:rPr>
+        <w:t>Ganeshmal</w:t>
+      </w:r>
+      <w:proofErr w:type="spellEnd"/>
+      <w:r>
+        <w:rPr>
+          <w:rFonts w:ascii="Arial" w:eastAsia="Arial" w:hAnsi="Arial" w:cs="Arial"/>
+          <w:sz w:val="22"/>
+          <w:szCs w:val="22"/>
+        </w:rPr>
+        <w:t xml:space="preserve"> Bohra, Ravi Babulal Bohra, and unnamed BOI </w:t>
+      </w:r>
+      <w:proofErr w:type="spellStart"/>
+      <w:r>
+        <w:rPr>
+          <w:rFonts w:ascii="Arial" w:eastAsia="Arial" w:hAnsi="Arial" w:cs="Arial"/>
+          <w:sz w:val="22"/>
+          <w:szCs w:val="22"/>
+        </w:rPr>
+        <w:t>Nagpada</w:t>
+      </w:r>
+      <w:proofErr w:type="spellEnd"/>
+      <w:r>
+        <w:rPr>
+          <w:rFonts w:ascii="Arial" w:eastAsia="Arial" w:hAnsi="Arial" w:cs="Arial"/>
+          <w:sz w:val="22"/>
+          <w:szCs w:val="22"/>
+        </w:rPr>
+        <w:t xml:space="preserve"> Branch officers</w:t>
       </w:r>
       <w:r>
         <w:t xml:space="preserve">, </w:t>
@@ -4010,6 +4950,7 @@
         </w:rPr>
         <w:t xml:space="preserve"> — Shell Network Setup (2011–2012): Entity relationships, self-declaration of Rs. 26.18 Cr exposure in BOI's own loan </w:t>
       </w:r>
+      <w:proofErr w:type="spellStart"/>
       <w:proofErr w:type="gramStart"/>
       <w:r>
         <w:rPr>
@@ -4031,6 +4972,7 @@
         </w:rPr>
         <w:t>Illustrative</w:t>
       </w:r>
+      <w:proofErr w:type="spellEnd"/>
       <w:proofErr w:type="gramEnd"/>
       <w:r>
         <w:rPr>
@@ -4080,6 +5022,7 @@
         </w:rPr>
         <w:t xml:space="preserve"> — Void Mortgage and False Satisfaction (2012–2017): IOB charge, CHG-4 anomaly, MCA vs CERSAI contradiction, BOI lending on encumbered </w:t>
       </w:r>
+      <w:proofErr w:type="spellStart"/>
       <w:proofErr w:type="gramStart"/>
       <w:r>
         <w:rPr>
@@ -4101,6 +5044,7 @@
         </w:rPr>
         <w:t>Illustrative</w:t>
       </w:r>
+      <w:proofErr w:type="spellEnd"/>
       <w:proofErr w:type="gramEnd"/>
       <w:r>
         <w:rPr>
@@ -4150,6 +5094,7 @@
         </w:rPr>
         <w:t xml:space="preserve"> — Coordinated Credit Extraction (Aug 2016–Mar 2017): Rs. 37.2 crore across two banks in 7 months; same branch, same </w:t>
       </w:r>
+      <w:proofErr w:type="spellStart"/>
       <w:proofErr w:type="gramStart"/>
       <w:r>
         <w:rPr>
@@ -4171,6 +5116,7 @@
         </w:rPr>
         <w:t>Illustrative</w:t>
       </w:r>
+      <w:proofErr w:type="spellEnd"/>
       <w:proofErr w:type="gramEnd"/>
       <w:r>
         <w:rPr>
@@ -4220,6 +5166,7 @@
         </w:rPr>
         <w:t xml:space="preserve"> — Coordinated Default and Disappearance (2018): All four accounts NPA within 15 days; BOI serving summons on its own SARFAESI </w:t>
       </w:r>
+      <w:proofErr w:type="spellStart"/>
       <w:proofErr w:type="gramStart"/>
       <w:r>
         <w:rPr>
@@ -4241,6 +5188,7 @@
         </w:rPr>
         <w:t>Illustrative</w:t>
       </w:r>
+      <w:proofErr w:type="spellEnd"/>
       <w:proofErr w:type="gramEnd"/>
       <w:r>
         <w:rPr>
@@ -4290,6 +5238,7 @@
         </w:rPr>
         <w:t xml:space="preserve"> — Institutional Silence (2022–2026): RTI stonewalling, contradictory responses, Rs. 76.87 crore documented fraud </w:t>
       </w:r>
+      <w:proofErr w:type="spellStart"/>
       <w:proofErr w:type="gramStart"/>
       <w:r>
         <w:rPr>
@@ -4311,6 +5260,7 @@
         </w:rPr>
         <w:t>Illustrative</w:t>
       </w:r>
+      <w:proofErr w:type="spellEnd"/>
       <w:proofErr w:type="gramEnd"/>
       <w:r>
         <w:rPr>
@@ -4360,6 +5310,7 @@
         </w:rPr>
         <w:t xml:space="preserve"> — The Reckoning (25.08.2026): DRT-II filing, CBI submission, RBI complaint — </w:t>
       </w:r>
+      <w:proofErr w:type="spellStart"/>
       <w:proofErr w:type="gramStart"/>
       <w:r>
         <w:rPr>
@@ -4381,6 +5332,7 @@
         </w:rPr>
         <w:t>Illustrative</w:t>
       </w:r>
+      <w:proofErr w:type="spellEnd"/>
       <w:proofErr w:type="gramEnd"/>
       <w:r>
         <w:rPr>
@@ -4401,6 +5353,7 @@
         <w:ind w:left="720"/>
         <w:jc w:val="both"/>
       </w:pPr>
+      <w:proofErr w:type="spellStart"/>
       <w:r>
         <w:rPr>
           <w:rFonts w:ascii="Arial" w:eastAsia="Arial" w:hAnsi="Arial" w:cs="Arial"/>
@@ -4408,20 +5361,9 @@
           <w:iCs/>
           <w:color w:val="444444"/>
         </w:rPr>
-        <w:t xml:space="preserve">Mardia Chemicals Ltd. v. Union of India (2004) 4 SCC 311 — </w:t>
-      </w:r>
-      <w:r>
-        <w:rPr>
-          <w:rFonts w:ascii="Arial" w:eastAsia="Arial" w:hAnsi="Arial" w:cs="Arial"/>
-          <w:b/>
-          <w:bCs/>
-          <w:color w:val="CC0000"/>
-          <w:sz w:val="22"/>
-          <w:szCs w:val="22"/>
-          <w:highlight w:val="yellow"/>
-        </w:rPr>
-        <w:t>DRT retains</w:t>
-      </w:r>
+        <w:t>Mardia</w:t>
+      </w:r>
+      <w:proofErr w:type="spellEnd"/>
       <w:r>
         <w:rPr>
           <w:rFonts w:ascii="Arial" w:eastAsia="Arial" w:hAnsi="Arial" w:cs="Arial"/>
@@ -4429,19 +5371,19 @@
           <w:iCs/>
           <w:color w:val="444444"/>
         </w:rPr>
-        <w:t xml:space="preserve"> jurisdiction </w:t>
-      </w:r>
-      <w:r>
-        <w:rPr>
-          <w:rFonts w:ascii="Arial" w:eastAsia="Arial" w:hAnsi="Arial" w:cs="Arial"/>
-          <w:b/>
-          <w:bCs/>
-          <w:color w:val="CC0000"/>
-          <w:sz w:val="22"/>
-          <w:szCs w:val="22"/>
-          <w:highlight w:val="yellow"/>
-        </w:rPr>
-        <w:t xml:space="preserve">to </w:t>
+        <w:t xml:space="preserve"> Chemicals Ltd. v. Union of India (2004) 4 SCC 311 — </w:t>
+      </w:r>
+      <w:r>
+        <w:rPr>
+          <w:rFonts w:ascii="Arial" w:eastAsia="Arial" w:hAnsi="Arial" w:cs="Arial"/>
+          <w:b/>
+          <w:bCs/>
+          <w:color w:val="CC0000"/>
+          <w:sz w:val="22"/>
+          <w:szCs w:val="22"/>
+          <w:highlight w:val="yellow"/>
+        </w:rPr>
+        <w:t>DRT retains</w:t>
       </w:r>
       <w:r>
         <w:rPr>
@@ -4450,19 +5392,19 @@
           <w:iCs/>
           <w:color w:val="444444"/>
         </w:rPr>
-        <w:t xml:space="preserve">examine foundational validity </w:t>
-      </w:r>
-      <w:r>
-        <w:rPr>
-          <w:rFonts w:ascii="Arial" w:eastAsia="Arial" w:hAnsi="Arial" w:cs="Arial"/>
-          <w:b/>
-          <w:bCs/>
-          <w:color w:val="CC0000"/>
-          <w:sz w:val="22"/>
-          <w:szCs w:val="22"/>
-          <w:highlight w:val="yellow"/>
-        </w:rPr>
-        <w:t xml:space="preserve">of </w:t>
+        <w:t xml:space="preserve"> jurisdiction </w:t>
+      </w:r>
+      <w:r>
+        <w:rPr>
+          <w:rFonts w:ascii="Arial" w:eastAsia="Arial" w:hAnsi="Arial" w:cs="Arial"/>
+          <w:b/>
+          <w:bCs/>
+          <w:color w:val="CC0000"/>
+          <w:sz w:val="22"/>
+          <w:szCs w:val="22"/>
+          <w:highlight w:val="yellow"/>
+        </w:rPr>
+        <w:t xml:space="preserve">to </w:t>
       </w:r>
       <w:r>
         <w:rPr>
@@ -4471,6 +5413,27 @@
           <w:iCs/>
           <w:color w:val="444444"/>
         </w:rPr>
+        <w:t xml:space="preserve">examine foundational validity </w:t>
+      </w:r>
+      <w:r>
+        <w:rPr>
+          <w:rFonts w:ascii="Arial" w:eastAsia="Arial" w:hAnsi="Arial" w:cs="Arial"/>
+          <w:b/>
+          <w:bCs/>
+          <w:color w:val="CC0000"/>
+          <w:sz w:val="22"/>
+          <w:szCs w:val="22"/>
+          <w:highlight w:val="yellow"/>
+        </w:rPr>
+        <w:t xml:space="preserve">of </w:t>
+      </w:r>
+      <w:r>
+        <w:rPr>
+          <w:rFonts w:ascii="Arial" w:eastAsia="Arial" w:hAnsi="Arial" w:cs="Arial"/>
+          <w:i/>
+          <w:iCs/>
+          <w:color w:val="444444"/>
+        </w:rPr>
         <w:t>security.</w:t>
       </w:r>
     </w:p>
@@ -4517,6 +5480,7 @@
         <w:ind w:left="720"/>
         <w:jc w:val="both"/>
       </w:pPr>
+      <w:proofErr w:type="spellStart"/>
       <w:r>
         <w:rPr>
           <w:rFonts w:ascii="Arial" w:eastAsia="Arial" w:hAnsi="Arial" w:cs="Arial"/>
@@ -4524,20 +5488,9 @@
           <w:iCs/>
           <w:color w:val="444444"/>
         </w:rPr>
-        <w:t xml:space="preserve">Transcore v. Union of India (2008) 1 SCC 125 — </w:t>
-      </w:r>
-      <w:r>
-        <w:rPr>
-          <w:rFonts w:ascii="Arial" w:eastAsia="Arial" w:hAnsi="Arial" w:cs="Arial"/>
-          <w:b/>
-          <w:bCs/>
-          <w:color w:val="CC0000"/>
-          <w:sz w:val="22"/>
-          <w:szCs w:val="22"/>
-          <w:highlight w:val="yellow"/>
-        </w:rPr>
-        <w:t>Simultaneous remedies</w:t>
-      </w:r>
+        <w:t>Transcore</w:t>
+      </w:r>
+      <w:proofErr w:type="spellEnd"/>
       <w:r>
         <w:rPr>
           <w:rFonts w:ascii="Arial" w:eastAsia="Arial" w:hAnsi="Arial" w:cs="Arial"/>
@@ -4545,6 +5498,27 @@
           <w:iCs/>
           <w:color w:val="444444"/>
         </w:rPr>
+        <w:t xml:space="preserve"> v. Union of India (2008) 1 SCC 125 — </w:t>
+      </w:r>
+      <w:r>
+        <w:rPr>
+          <w:rFonts w:ascii="Arial" w:eastAsia="Arial" w:hAnsi="Arial" w:cs="Arial"/>
+          <w:b/>
+          <w:bCs/>
+          <w:color w:val="CC0000"/>
+          <w:sz w:val="22"/>
+          <w:szCs w:val="22"/>
+          <w:highlight w:val="yellow"/>
+        </w:rPr>
+        <w:t>Simultaneous remedies</w:t>
+      </w:r>
+      <w:r>
+        <w:rPr>
+          <w:rFonts w:ascii="Arial" w:eastAsia="Arial" w:hAnsi="Arial" w:cs="Arial"/>
+          <w:i/>
+          <w:iCs/>
+          <w:color w:val="444444"/>
+        </w:rPr>
         <w:t xml:space="preserve"> in debt recovery.</w:t>
       </w:r>
     </w:p>
@@ -4561,20 +5535,9 @@
           <w:iCs/>
           <w:color w:val="444444"/>
         </w:rPr>
-        <w:t xml:space="preserve">United Bank of India v. Satyawati Tondon (2010) 8 SCC 110 — </w:t>
-      </w:r>
-      <w:r>
-        <w:rPr>
-          <w:rFonts w:ascii="Arial" w:eastAsia="Arial" w:hAnsi="Arial" w:cs="Arial"/>
-          <w:b/>
-          <w:bCs/>
-          <w:color w:val="CC0000"/>
-          <w:sz w:val="22"/>
-          <w:szCs w:val="22"/>
-          <w:highlight w:val="yellow"/>
-        </w:rPr>
-        <w:t xml:space="preserve">SARFAESI </w:t>
-      </w:r>
+        <w:t xml:space="preserve">United Bank of India v. </w:t>
+      </w:r>
+      <w:proofErr w:type="spellStart"/>
       <w:r>
         <w:rPr>
           <w:rFonts w:ascii="Arial" w:eastAsia="Arial" w:hAnsi="Arial" w:cs="Arial"/>
@@ -4582,20 +5545,9 @@
           <w:iCs/>
           <w:color w:val="444444"/>
         </w:rPr>
-        <w:t xml:space="preserve">proceedings </w:t>
-      </w:r>
-      <w:r>
-        <w:rPr>
-          <w:rFonts w:ascii="Arial" w:eastAsia="Arial" w:hAnsi="Arial" w:cs="Arial"/>
-          <w:b/>
-          <w:bCs/>
-          <w:color w:val="CC0000"/>
-          <w:sz w:val="22"/>
-          <w:szCs w:val="22"/>
-          <w:highlight w:val="yellow"/>
-        </w:rPr>
-        <w:t>MUST BE</w:t>
-      </w:r>
+        <w:t>Satyawati</w:t>
+      </w:r>
+      <w:proofErr w:type="spellEnd"/>
       <w:r>
         <w:rPr>
           <w:rFonts w:ascii="Arial" w:eastAsia="Arial" w:hAnsi="Arial" w:cs="Arial"/>
@@ -4605,18 +5557,7 @@
         </w:rPr>
         <w:t xml:space="preserve"> </w:t>
       </w:r>
-      <w:r>
-        <w:rPr>
-          <w:rFonts w:ascii="Arial" w:eastAsia="Arial" w:hAnsi="Arial" w:cs="Arial"/>
-          <w:b/>
-          <w:bCs/>
-          <w:color w:val="CC0000"/>
-          <w:sz w:val="22"/>
-          <w:szCs w:val="22"/>
-          <w:highlight w:val="yellow"/>
-        </w:rPr>
-        <w:t>based on</w:t>
-      </w:r>
+      <w:proofErr w:type="spellStart"/>
       <w:r>
         <w:rPr>
           <w:rFonts w:ascii="Arial" w:eastAsia="Arial" w:hAnsi="Arial" w:cs="Arial"/>
@@ -4624,6 +5565,79 @@
           <w:iCs/>
           <w:color w:val="444444"/>
         </w:rPr>
+        <w:t>Tondon</w:t>
+      </w:r>
+      <w:proofErr w:type="spellEnd"/>
+      <w:r>
+        <w:rPr>
+          <w:rFonts w:ascii="Arial" w:eastAsia="Arial" w:hAnsi="Arial" w:cs="Arial"/>
+          <w:i/>
+          <w:iCs/>
+          <w:color w:val="444444"/>
+        </w:rPr>
+        <w:t xml:space="preserve"> (2010) 8 SCC 110 — </w:t>
+      </w:r>
+      <w:r>
+        <w:rPr>
+          <w:rFonts w:ascii="Arial" w:eastAsia="Arial" w:hAnsi="Arial" w:cs="Arial"/>
+          <w:b/>
+          <w:bCs/>
+          <w:color w:val="CC0000"/>
+          <w:sz w:val="22"/>
+          <w:szCs w:val="22"/>
+          <w:highlight w:val="yellow"/>
+        </w:rPr>
+        <w:t xml:space="preserve">SARFAESI </w:t>
+      </w:r>
+      <w:r>
+        <w:rPr>
+          <w:rFonts w:ascii="Arial" w:eastAsia="Arial" w:hAnsi="Arial" w:cs="Arial"/>
+          <w:i/>
+          <w:iCs/>
+          <w:color w:val="444444"/>
+        </w:rPr>
+        <w:t xml:space="preserve">proceedings </w:t>
+      </w:r>
+      <w:r>
+        <w:rPr>
+          <w:rFonts w:ascii="Arial" w:eastAsia="Arial" w:hAnsi="Arial" w:cs="Arial"/>
+          <w:b/>
+          <w:bCs/>
+          <w:color w:val="CC0000"/>
+          <w:sz w:val="22"/>
+          <w:szCs w:val="22"/>
+          <w:highlight w:val="yellow"/>
+        </w:rPr>
+        <w:t>MUST BE</w:t>
+      </w:r>
+      <w:r>
+        <w:rPr>
+          <w:rFonts w:ascii="Arial" w:eastAsia="Arial" w:hAnsi="Arial" w:cs="Arial"/>
+          <w:i/>
+          <w:iCs/>
+          <w:color w:val="444444"/>
+        </w:rPr>
+        <w:t xml:space="preserve"> </w:t>
+      </w:r>
+      <w:r>
+        <w:rPr>
+          <w:rFonts w:ascii="Arial" w:eastAsia="Arial" w:hAnsi="Arial" w:cs="Arial"/>
+          <w:b/>
+          <w:bCs/>
+          <w:color w:val="CC0000"/>
+          <w:sz w:val="22"/>
+          <w:szCs w:val="22"/>
+          <w:highlight w:val="yellow"/>
+        </w:rPr>
+        <w:t>based on</w:t>
+      </w:r>
+      <w:r>
+        <w:rPr>
+          <w:rFonts w:ascii="Arial" w:eastAsia="Arial" w:hAnsi="Arial" w:cs="Arial"/>
+          <w:i/>
+          <w:iCs/>
+          <w:color w:val="444444"/>
+        </w:rPr>
         <w:t xml:space="preserve"> valid security.</w:t>
       </w:r>
     </w:p>
@@ -4766,7 +5780,25 @@
           <w:sz w:val="22"/>
           <w:szCs w:val="22"/>
         </w:rPr>
-        <w:t xml:space="preserve">, Nagpada Branch: </w:t>
+        <w:t xml:space="preserve">, </w:t>
+      </w:r>
+      <w:proofErr w:type="spellStart"/>
+      <w:r>
+        <w:rPr>
+          <w:rFonts w:ascii="Arial" w:eastAsia="Arial" w:hAnsi="Arial" w:cs="Arial"/>
+          <w:sz w:val="22"/>
+          <w:szCs w:val="22"/>
+        </w:rPr>
+        <w:t>Nagpada</w:t>
+      </w:r>
+      <w:proofErr w:type="spellEnd"/>
+      <w:r>
+        <w:rPr>
+          <w:rFonts w:ascii="Arial" w:eastAsia="Arial" w:hAnsi="Arial" w:cs="Arial"/>
+          <w:sz w:val="22"/>
+          <w:szCs w:val="22"/>
+        </w:rPr>
+        <w:t xml:space="preserve"> Branch: </w:t>
       </w:r>
       <w:proofErr w:type="gramStart"/>
       <w:r>
@@ -4831,8 +5863,27 @@
           <w:sz w:val="22"/>
           <w:szCs w:val="22"/>
         </w:rPr>
-        <w:t xml:space="preserve">, Nagpada Branch: CBS loan account statement for Rashmi International (Ravi Babulal Bohra) — all entries, standing instructions, fund transfers to/from Rashmi Steels account — 2017 to NPA </w:t>
-      </w:r>
+        <w:t xml:space="preserve">, </w:t>
+      </w:r>
+      <w:proofErr w:type="spellStart"/>
+      <w:r>
+        <w:rPr>
+          <w:rFonts w:ascii="Arial" w:eastAsia="Arial" w:hAnsi="Arial" w:cs="Arial"/>
+          <w:sz w:val="22"/>
+          <w:szCs w:val="22"/>
+        </w:rPr>
+        <w:t>Nagpada</w:t>
+      </w:r>
+      <w:proofErr w:type="spellEnd"/>
+      <w:r>
+        <w:rPr>
+          <w:rFonts w:ascii="Arial" w:eastAsia="Arial" w:hAnsi="Arial" w:cs="Arial"/>
+          <w:sz w:val="22"/>
+          <w:szCs w:val="22"/>
+        </w:rPr>
+        <w:t xml:space="preserve"> Branch: CBS loan account statement for Rashmi International (Ravi Babulal Bohra) — all entries, standing instructions, fund transfers to/from Rashmi Steels account — 2017 to NPA </w:t>
+      </w:r>
+      <w:proofErr w:type="spellStart"/>
       <w:proofErr w:type="gramStart"/>
       <w:r>
         <w:rPr>
@@ -4854,6 +5905,7 @@
         </w:rPr>
         <w:t>Rashmi</w:t>
       </w:r>
+      <w:proofErr w:type="spellEnd"/>
       <w:proofErr w:type="gramEnd"/>
       <w:r>
         <w:rPr>
@@ -4900,7 +5952,25 @@
           <w:sz w:val="22"/>
           <w:szCs w:val="22"/>
         </w:rPr>
-        <w:t xml:space="preserve">, Nagpada Branch: Identity and service record of </w:t>
+        <w:t xml:space="preserve">, </w:t>
+      </w:r>
+      <w:proofErr w:type="spellStart"/>
+      <w:r>
+        <w:rPr>
+          <w:rFonts w:ascii="Arial" w:eastAsia="Arial" w:hAnsi="Arial" w:cs="Arial"/>
+          <w:sz w:val="22"/>
+          <w:szCs w:val="22"/>
+        </w:rPr>
+        <w:t>Nagpada</w:t>
+      </w:r>
+      <w:proofErr w:type="spellEnd"/>
+      <w:r>
+        <w:rPr>
+          <w:rFonts w:ascii="Arial" w:eastAsia="Arial" w:hAnsi="Arial" w:cs="Arial"/>
+          <w:sz w:val="22"/>
+          <w:szCs w:val="22"/>
+        </w:rPr>
+        <w:t xml:space="preserve"> Branch: Identity and service record of </w:t>
       </w:r>
       <w:proofErr w:type="gramStart"/>
       <w:r>
@@ -4920,6 +5990,7 @@
         </w:rPr>
         <w:t xml:space="preserve">affiant in both OA 122/2022 and OA 123/2022) — designation on 24.03.2017, authority to approve enhancements, credit committee </w:t>
       </w:r>
+      <w:proofErr w:type="spellStart"/>
       <w:proofErr w:type="gramStart"/>
       <w:r>
         <w:rPr>
@@ -4941,6 +6012,7 @@
         </w:rPr>
         <w:t>Surendra</w:t>
       </w:r>
+      <w:proofErr w:type="spellEnd"/>
       <w:proofErr w:type="gramEnd"/>
       <w:r>
         <w:rPr>
@@ -4952,8 +6024,22 @@
           <w:szCs w:val="22"/>
           <w:highlight w:val="yellow"/>
         </w:rPr>
-        <w:t xml:space="preserve"> Waman Pagare</w:t>
-      </w:r>
+        <w:t xml:space="preserve"> Waman </w:t>
+      </w:r>
+      <w:proofErr w:type="spellStart"/>
+      <w:r>
+        <w:rPr>
+          <w:rFonts w:ascii="Arial" w:eastAsia="Arial" w:hAnsi="Arial" w:cs="Arial"/>
+          <w:b/>
+          <w:bCs/>
+          <w:color w:val="CC0000"/>
+          <w:sz w:val="22"/>
+          <w:szCs w:val="22"/>
+          <w:highlight w:val="yellow"/>
+        </w:rPr>
+        <w:t>Pagare</w:t>
+      </w:r>
+      <w:proofErr w:type="spellEnd"/>
     </w:p>
     <w:p>
       <w:pPr>
@@ -4995,7 +6081,25 @@
           <w:sz w:val="22"/>
           <w:szCs w:val="22"/>
         </w:rPr>
-        <w:t xml:space="preserve">, Dandia Bazaar Branch: Complete charge documents for Charge ID 200003766496 — original security documents, NOC if </w:t>
+        <w:t xml:space="preserve">, </w:t>
+      </w:r>
+      <w:proofErr w:type="spellStart"/>
+      <w:r>
+        <w:rPr>
+          <w:rFonts w:ascii="Arial" w:eastAsia="Arial" w:hAnsi="Arial" w:cs="Arial"/>
+          <w:sz w:val="22"/>
+          <w:szCs w:val="22"/>
+        </w:rPr>
+        <w:t>Dandia</w:t>
+      </w:r>
+      <w:proofErr w:type="spellEnd"/>
+      <w:r>
+        <w:rPr>
+          <w:rFonts w:ascii="Arial" w:eastAsia="Arial" w:hAnsi="Arial" w:cs="Arial"/>
+          <w:sz w:val="22"/>
+          <w:szCs w:val="22"/>
+        </w:rPr>
+        <w:t xml:space="preserve"> Bazaar Branch: Complete charge documents for Charge ID 200003766496 — original security documents, NOC if </w:t>
       </w:r>
       <w:proofErr w:type="gramStart"/>
       <w:r>
@@ -5013,19 +6117,41 @@
           <w:sz w:val="22"/>
           <w:szCs w:val="22"/>
         </w:rPr>
-        <w:t xml:space="preserve"> comparison with the CHG-4 filed by Light and Glaze.</w:t>
-      </w:r>
-      <w:r>
-        <w:rPr>
-          <w:rFonts w:ascii="Arial" w:eastAsia="Arial" w:hAnsi="Arial" w:cs="Arial"/>
-          <w:b/>
-          <w:bCs/>
-          <w:color w:val="CC0000"/>
-          <w:sz w:val="22"/>
-          <w:szCs w:val="22"/>
-          <w:highlight w:val="yellow"/>
-        </w:rPr>
-        <w:t>actual discharge document</w:t>
+        <w:t xml:space="preserve"> comparison with the CHG-4 filed by Light and </w:t>
+      </w:r>
+      <w:proofErr w:type="spellStart"/>
+      <w:r>
+        <w:rPr>
+          <w:rFonts w:ascii="Arial" w:eastAsia="Arial" w:hAnsi="Arial" w:cs="Arial"/>
+          <w:sz w:val="22"/>
+          <w:szCs w:val="22"/>
+        </w:rPr>
+        <w:t>Glaze.</w:t>
+      </w:r>
+      <w:r>
+        <w:rPr>
+          <w:rFonts w:ascii="Arial" w:eastAsia="Arial" w:hAnsi="Arial" w:cs="Arial"/>
+          <w:b/>
+          <w:bCs/>
+          <w:color w:val="CC0000"/>
+          <w:sz w:val="22"/>
+          <w:szCs w:val="22"/>
+          <w:highlight w:val="yellow"/>
+        </w:rPr>
+        <w:t>actual</w:t>
+      </w:r>
+      <w:proofErr w:type="spellEnd"/>
+      <w:r>
+        <w:rPr>
+          <w:rFonts w:ascii="Arial" w:eastAsia="Arial" w:hAnsi="Arial" w:cs="Arial"/>
+          <w:b/>
+          <w:bCs/>
+          <w:color w:val="CC0000"/>
+          <w:sz w:val="22"/>
+          <w:szCs w:val="22"/>
+          <w:highlight w:val="yellow"/>
+        </w:rPr>
+        <w:t xml:space="preserve"> discharge document</w:t>
       </w:r>
     </w:p>
     <w:p>
@@ -5061,7 +6187,25 @@
           <w:sz w:val="22"/>
           <w:szCs w:val="22"/>
         </w:rPr>
-        <w:t>: Complete director history of Light and Glaze Profile Pvt. Ltd. (CIN U27203GJ2011PTC065583) — all DIR-12 filings, specifically any cessation record for DIN 02080079 (Srinivas Saikumar Anne</w:t>
+        <w:t xml:space="preserve">: Complete director history of Light and Glaze Profile </w:t>
+      </w:r>
+      <w:proofErr w:type="spellStart"/>
+      <w:r>
+        <w:rPr>
+          <w:rFonts w:ascii="Arial" w:eastAsia="Arial" w:hAnsi="Arial" w:cs="Arial"/>
+          <w:sz w:val="22"/>
+          <w:szCs w:val="22"/>
+        </w:rPr>
+        <w:t>Pvt.</w:t>
+      </w:r>
+      <w:proofErr w:type="spellEnd"/>
+      <w:r>
+        <w:rPr>
+          <w:rFonts w:ascii="Arial" w:eastAsia="Arial" w:hAnsi="Arial" w:cs="Arial"/>
+          <w:sz w:val="22"/>
+          <w:szCs w:val="22"/>
+        </w:rPr>
+        <w:t xml:space="preserve"> Ltd. (CIN U27203GJ2011PTC065583) — all DIR-12 filings, specifically any cessation record for DIN 02080079 (Srinivas Saikumar Anne</w:t>
       </w:r>
       <w:proofErr w:type="gramStart"/>
       <w:r>
@@ -5130,8 +6274,63 @@
           <w:sz w:val="22"/>
           <w:szCs w:val="22"/>
         </w:rPr>
-        <w:t xml:space="preserve">: Complete filing history of Shri Maintainance Contract Pvt. Ltd. (CIN U99999GJ1992PTC017724) — annual returns, directors, charges, and all RoC </w:t>
-      </w:r>
+        <w:t xml:space="preserve">: Complete filing history of Shri </w:t>
+      </w:r>
+      <w:proofErr w:type="spellStart"/>
+      <w:r>
+        <w:rPr>
+          <w:rFonts w:ascii="Arial" w:eastAsia="Arial" w:hAnsi="Arial" w:cs="Arial"/>
+          <w:sz w:val="22"/>
+          <w:szCs w:val="22"/>
+        </w:rPr>
+        <w:t>Maintainance</w:t>
+      </w:r>
+      <w:proofErr w:type="spellEnd"/>
+      <w:r>
+        <w:rPr>
+          <w:rFonts w:ascii="Arial" w:eastAsia="Arial" w:hAnsi="Arial" w:cs="Arial"/>
+          <w:sz w:val="22"/>
+          <w:szCs w:val="22"/>
+        </w:rPr>
+        <w:t xml:space="preserve"> Contract </w:t>
+      </w:r>
+      <w:proofErr w:type="spellStart"/>
+      <w:r>
+        <w:rPr>
+          <w:rFonts w:ascii="Arial" w:eastAsia="Arial" w:hAnsi="Arial" w:cs="Arial"/>
+          <w:sz w:val="22"/>
+          <w:szCs w:val="22"/>
+        </w:rPr>
+        <w:t>Pvt.</w:t>
+      </w:r>
+      <w:proofErr w:type="spellEnd"/>
+      <w:r>
+        <w:rPr>
+          <w:rFonts w:ascii="Arial" w:eastAsia="Arial" w:hAnsi="Arial" w:cs="Arial"/>
+          <w:sz w:val="22"/>
+          <w:szCs w:val="22"/>
+        </w:rPr>
+        <w:t xml:space="preserve"> Ltd. (CIN U99999GJ1992PTC017724) — annual returns, directors, charges, and all </w:t>
+      </w:r>
+      <w:proofErr w:type="spellStart"/>
+      <w:r>
+        <w:rPr>
+          <w:rFonts w:ascii="Arial" w:eastAsia="Arial" w:hAnsi="Arial" w:cs="Arial"/>
+          <w:sz w:val="22"/>
+          <w:szCs w:val="22"/>
+        </w:rPr>
+        <w:t>RoC</w:t>
+      </w:r>
+      <w:proofErr w:type="spellEnd"/>
+      <w:r>
+        <w:rPr>
+          <w:rFonts w:ascii="Arial" w:eastAsia="Arial" w:hAnsi="Arial" w:cs="Arial"/>
+          <w:sz w:val="22"/>
+          <w:szCs w:val="22"/>
+        </w:rPr>
+        <w:t xml:space="preserve"> </w:t>
+      </w:r>
+      <w:proofErr w:type="spellStart"/>
       <w:proofErr w:type="gramStart"/>
       <w:r>
         <w:rPr>
@@ -5153,6 +6352,7 @@
         </w:rPr>
         <w:t>Shri</w:t>
       </w:r>
+      <w:proofErr w:type="spellEnd"/>
       <w:proofErr w:type="gramEnd"/>
       <w:r>
         <w:rPr>
@@ -5164,7 +6364,33 @@
           <w:szCs w:val="22"/>
           <w:highlight w:val="yellow"/>
         </w:rPr>
-        <w:t xml:space="preserve"> Maintainance Contract filing history</w:t>
+        <w:t xml:space="preserve"> </w:t>
+      </w:r>
+      <w:proofErr w:type="spellStart"/>
+      <w:r>
+        <w:rPr>
+          <w:rFonts w:ascii="Arial" w:eastAsia="Arial" w:hAnsi="Arial" w:cs="Arial"/>
+          <w:b/>
+          <w:bCs/>
+          <w:color w:val="CC0000"/>
+          <w:sz w:val="22"/>
+          <w:szCs w:val="22"/>
+          <w:highlight w:val="yellow"/>
+        </w:rPr>
+        <w:t>Maintainance</w:t>
+      </w:r>
+      <w:proofErr w:type="spellEnd"/>
+      <w:r>
+        <w:rPr>
+          <w:rFonts w:ascii="Arial" w:eastAsia="Arial" w:hAnsi="Arial" w:cs="Arial"/>
+          <w:b/>
+          <w:bCs/>
+          <w:color w:val="CC0000"/>
+          <w:sz w:val="22"/>
+          <w:szCs w:val="22"/>
+          <w:highlight w:val="yellow"/>
+        </w:rPr>
+        <w:t xml:space="preserve"> Contract filing history</w:t>
       </w:r>
     </w:p>
     <w:p>
@@ -5201,6 +6427,7 @@
         </w:rPr>
         <w:t xml:space="preserve">: Complete charge history for Asset IDs 200014613560, 200003766496, 200017457156, 200015123404, and 200013767289 — all modifications, satisfaction filings, and current responsible lender of </w:t>
       </w:r>
+      <w:proofErr w:type="spellStart"/>
       <w:proofErr w:type="gramStart"/>
       <w:r>
         <w:rPr>
@@ -5222,6 +6449,7 @@
         </w:rPr>
         <w:t>complete</w:t>
       </w:r>
+      <w:proofErr w:type="spellEnd"/>
       <w:proofErr w:type="gramEnd"/>
       <w:r>
         <w:rPr>
@@ -5279,6 +6507,7 @@
         </w:rPr>
         <w:t xml:space="preserve">: Registration records for any sale, mortgage, or assignment of R.S. No. 124, Kural Village, Padra — 2010 to </w:t>
       </w:r>
+      <w:proofErr w:type="spellStart"/>
       <w:proofErr w:type="gramStart"/>
       <w:r>
         <w:rPr>
@@ -5300,6 +6529,7 @@
         </w:rPr>
         <w:t>Sub</w:t>
       </w:r>
+      <w:proofErr w:type="spellEnd"/>
       <w:proofErr w:type="gramEnd"/>
       <w:r>
         <w:rPr>
@@ -5338,16 +6568,67 @@
           <w:szCs w:val="22"/>
           <w:highlight w:val="blue"/>
         </w:rPr>
-        <w:t>Sub-Registrar, Sangameshwar</w:t>
-      </w:r>
-      <w:r>
-        <w:rPr>
-          <w:rFonts w:ascii="Arial" w:eastAsia="Arial" w:hAnsi="Arial" w:cs="Arial"/>
-          <w:sz w:val="22"/>
-          <w:szCs w:val="22"/>
-        </w:rPr>
-        <w:t xml:space="preserve">: Registration records for any mortgage of Survey Nos. 138/139, Village Devrukh, Taluka Sangameshwar — 2015 to </w:t>
-      </w:r>
+        <w:t xml:space="preserve">Sub-Registrar, </w:t>
+      </w:r>
+      <w:proofErr w:type="spellStart"/>
+      <w:r>
+        <w:rPr>
+          <w:rFonts w:ascii="Arial" w:eastAsia="Arial" w:hAnsi="Arial" w:cs="Arial"/>
+          <w:b/>
+          <w:bCs/>
+          <w:color w:val="FFFF00"/>
+          <w:sz w:val="22"/>
+          <w:szCs w:val="22"/>
+          <w:highlight w:val="blue"/>
+        </w:rPr>
+        <w:t>Sangameshwar</w:t>
+      </w:r>
+      <w:proofErr w:type="spellEnd"/>
+      <w:r>
+        <w:rPr>
+          <w:rFonts w:ascii="Arial" w:eastAsia="Arial" w:hAnsi="Arial" w:cs="Arial"/>
+          <w:sz w:val="22"/>
+          <w:szCs w:val="22"/>
+        </w:rPr>
+        <w:t xml:space="preserve">: Registration records for any mortgage of Survey Nos. 138/139, Village </w:t>
+      </w:r>
+      <w:proofErr w:type="spellStart"/>
+      <w:r>
+        <w:rPr>
+          <w:rFonts w:ascii="Arial" w:eastAsia="Arial" w:hAnsi="Arial" w:cs="Arial"/>
+          <w:sz w:val="22"/>
+          <w:szCs w:val="22"/>
+        </w:rPr>
+        <w:t>Devrukh</w:t>
+      </w:r>
+      <w:proofErr w:type="spellEnd"/>
+      <w:r>
+        <w:rPr>
+          <w:rFonts w:ascii="Arial" w:eastAsia="Arial" w:hAnsi="Arial" w:cs="Arial"/>
+          <w:sz w:val="22"/>
+          <w:szCs w:val="22"/>
+        </w:rPr>
+        <w:t xml:space="preserve">, Taluka </w:t>
+      </w:r>
+      <w:proofErr w:type="spellStart"/>
+      <w:r>
+        <w:rPr>
+          <w:rFonts w:ascii="Arial" w:eastAsia="Arial" w:hAnsi="Arial" w:cs="Arial"/>
+          <w:sz w:val="22"/>
+          <w:szCs w:val="22"/>
+        </w:rPr>
+        <w:t>Sangameshwar</w:t>
+      </w:r>
+      <w:proofErr w:type="spellEnd"/>
+      <w:r>
+        <w:rPr>
+          <w:rFonts w:ascii="Arial" w:eastAsia="Arial" w:hAnsi="Arial" w:cs="Arial"/>
+          <w:sz w:val="22"/>
+          <w:szCs w:val="22"/>
+        </w:rPr>
+        <w:t xml:space="preserve"> — 2015 to </w:t>
+      </w:r>
+      <w:proofErr w:type="spellStart"/>
       <w:proofErr w:type="gramStart"/>
       <w:r>
         <w:rPr>
@@ -5369,6 +6650,7 @@
         </w:rPr>
         <w:t>Sub</w:t>
       </w:r>
+      <w:proofErr w:type="spellEnd"/>
       <w:proofErr w:type="gramEnd"/>
       <w:r>
         <w:rPr>
@@ -5380,8 +6662,22 @@
           <w:szCs w:val="22"/>
           <w:highlight w:val="blue"/>
         </w:rPr>
-        <w:t>-Registrar Sangameshwar</w:t>
-      </w:r>
+        <w:t xml:space="preserve">-Registrar </w:t>
+      </w:r>
+      <w:proofErr w:type="spellStart"/>
+      <w:r>
+        <w:rPr>
+          <w:rFonts w:ascii="Arial" w:eastAsia="Arial" w:hAnsi="Arial" w:cs="Arial"/>
+          <w:b/>
+          <w:bCs/>
+          <w:color w:val="FFFF00"/>
+          <w:sz w:val="22"/>
+          <w:szCs w:val="22"/>
+          <w:highlight w:val="blue"/>
+        </w:rPr>
+        <w:t>Sangameshwar</w:t>
+      </w:r>
+      <w:proofErr w:type="spellEnd"/>
     </w:p>
     <w:p>
       <w:pPr>
@@ -5397,6 +6693,7 @@
         </w:rPr>
         <w:t xml:space="preserve">10. </w:t>
       </w:r>
+      <w:proofErr w:type="spellStart"/>
       <w:r>
         <w:rPr>
           <w:rFonts w:ascii="Arial" w:eastAsia="Arial" w:hAnsi="Arial" w:cs="Arial"/>
@@ -5407,16 +6704,48 @@
           <w:szCs w:val="22"/>
           <w:highlight w:val="blue"/>
         </w:rPr>
-        <w:t>Tamilnad Mercantile Bank</w:t>
-      </w:r>
-      <w:r>
-        <w:rPr>
-          <w:rFonts w:ascii="Arial" w:eastAsia="Arial" w:hAnsi="Arial" w:cs="Arial"/>
-          <w:sz w:val="22"/>
-          <w:szCs w:val="22"/>
-        </w:rPr>
-        <w:t xml:space="preserve">: Sanction committee minutes, credit appraisal file, and complete charge documents for Charge ID 10184567 (05.03.2014) against Cosmos Aluminium Pvt. Ltd. (CIN U10102AP2006PTC049489) — specifically the basis for the discrepancy between Rs. 4,88,00,000 charged and Rs. 2,58,00,000 in </w:t>
-      </w:r>
+        <w:t>Tamilnad</w:t>
+      </w:r>
+      <w:proofErr w:type="spellEnd"/>
+      <w:r>
+        <w:rPr>
+          <w:rFonts w:ascii="Arial" w:eastAsia="Arial" w:hAnsi="Arial" w:cs="Arial"/>
+          <w:b/>
+          <w:bCs/>
+          <w:color w:val="FFFF00"/>
+          <w:sz w:val="22"/>
+          <w:szCs w:val="22"/>
+          <w:highlight w:val="blue"/>
+        </w:rPr>
+        <w:t xml:space="preserve"> Mercantile Bank</w:t>
+      </w:r>
+      <w:r>
+        <w:rPr>
+          <w:rFonts w:ascii="Arial" w:eastAsia="Arial" w:hAnsi="Arial" w:cs="Arial"/>
+          <w:sz w:val="22"/>
+          <w:szCs w:val="22"/>
+        </w:rPr>
+        <w:t xml:space="preserve">: Sanction committee minutes, credit appraisal file, and complete charge documents for Charge ID 10184567 (05.03.2014) against Cosmos Aluminium </w:t>
+      </w:r>
+      <w:proofErr w:type="spellStart"/>
+      <w:r>
+        <w:rPr>
+          <w:rFonts w:ascii="Arial" w:eastAsia="Arial" w:hAnsi="Arial" w:cs="Arial"/>
+          <w:sz w:val="22"/>
+          <w:szCs w:val="22"/>
+        </w:rPr>
+        <w:t>Pvt.</w:t>
+      </w:r>
+      <w:proofErr w:type="spellEnd"/>
+      <w:r>
+        <w:rPr>
+          <w:rFonts w:ascii="Arial" w:eastAsia="Arial" w:hAnsi="Arial" w:cs="Arial"/>
+          <w:sz w:val="22"/>
+          <w:szCs w:val="22"/>
+        </w:rPr>
+        <w:t xml:space="preserve"> Ltd. (CIN U10102AP2006PTC049489) — specifically the basis for the discrepancy between Rs. 4,88,00,000 charged and Rs. 2,58,00,000 in </w:t>
+      </w:r>
+      <w:proofErr w:type="spellStart"/>
       <w:proofErr w:type="gramStart"/>
       <w:r>
         <w:rPr>
@@ -5438,6 +6767,7 @@
         </w:rPr>
         <w:t>Tamilnad</w:t>
       </w:r>
+      <w:proofErr w:type="spellEnd"/>
       <w:proofErr w:type="gramEnd"/>
       <w:r>
         <w:rPr>
@@ -5512,8 +6842,27 @@
           <w:sz w:val="22"/>
           <w:szCs w:val="22"/>
         </w:rPr>
-        <w:t xml:space="preserve">1. Stay any further proceedings under the ex parte CAOD order in OA 122/2022 pending examination of the foundational validity of the security </w:t>
-      </w:r>
+        <w:t xml:space="preserve">1. Stay any further proceedings under the ex </w:t>
+      </w:r>
+      <w:proofErr w:type="spellStart"/>
+      <w:r>
+        <w:rPr>
+          <w:rFonts w:ascii="Arial" w:eastAsia="Arial" w:hAnsi="Arial" w:cs="Arial"/>
+          <w:sz w:val="22"/>
+          <w:szCs w:val="22"/>
+        </w:rPr>
+        <w:t>parte</w:t>
+      </w:r>
+      <w:proofErr w:type="spellEnd"/>
+      <w:r>
+        <w:rPr>
+          <w:rFonts w:ascii="Arial" w:eastAsia="Arial" w:hAnsi="Arial" w:cs="Arial"/>
+          <w:sz w:val="22"/>
+          <w:szCs w:val="22"/>
+        </w:rPr>
+        <w:t xml:space="preserve"> CAOD order in OA 122/2022 pending examination of the foundational validity of the security </w:t>
+      </w:r>
+      <w:proofErr w:type="spellStart"/>
       <w:proofErr w:type="gramStart"/>
       <w:r>
         <w:rPr>
@@ -5535,6 +6884,7 @@
         </w:rPr>
         <w:t>Stay</w:t>
       </w:r>
+      <w:proofErr w:type="spellEnd"/>
       <w:proofErr w:type="gramEnd"/>
       <w:r>
         <w:rPr>
@@ -5581,6 +6931,7 @@
         </w:rPr>
         <w:t xml:space="preserve"> set out in Part II before any order of attachment, auction, or </w:t>
       </w:r>
+      <w:proofErr w:type="spellStart"/>
       <w:proofErr w:type="gramStart"/>
       <w:r>
         <w:rPr>
@@ -5602,6 +6953,7 @@
         </w:rPr>
         <w:t>void</w:t>
       </w:r>
+      <w:proofErr w:type="spellEnd"/>
       <w:proofErr w:type="gramEnd"/>
       <w:r>
         <w:rPr>
@@ -5648,6 +7000,7 @@
         </w:rPr>
         <w:t xml:space="preserve"> the parties and authorities named in Part XI </w:t>
       </w:r>
+      <w:proofErr w:type="spellStart"/>
       <w:proofErr w:type="gramStart"/>
       <w:r>
         <w:rPr>
@@ -5669,6 +7022,7 @@
         </w:rPr>
         <w:t>production</w:t>
       </w:r>
+      <w:proofErr w:type="spellEnd"/>
       <w:proofErr w:type="gramEnd"/>
       <w:r>
         <w:rPr>
@@ -5697,6 +7051,7 @@
         </w:rPr>
         <w:t xml:space="preserve">4.  OA 122/2022, OA 123/2022, and OA 230/2024 for joint and consolidated hearing before the same Presiding </w:t>
       </w:r>
+      <w:proofErr w:type="spellStart"/>
       <w:proofErr w:type="gramStart"/>
       <w:r>
         <w:rPr>
@@ -5718,6 +7073,7 @@
         </w:rPr>
         <w:t>Tag</w:t>
       </w:r>
+      <w:proofErr w:type="spellEnd"/>
       <w:proofErr w:type="gramEnd"/>
       <w:r>
         <w:rPr>
@@ -5764,6 +7120,7 @@
         </w:rPr>
         <w:t xml:space="preserve">Reference No. 993/VPNI/AJUVI/Unit 7(Shares)/2026 dated 08.05.2026) and consider its pendency before passing any </w:t>
       </w:r>
+      <w:proofErr w:type="spellStart"/>
       <w:proofErr w:type="gramStart"/>
       <w:r>
         <w:rPr>
@@ -5785,6 +7142,7 @@
         </w:rPr>
         <w:t>CBI</w:t>
       </w:r>
+      <w:proofErr w:type="spellEnd"/>
       <w:proofErr w:type="gramEnd"/>
       <w:r>
         <w:rPr>
@@ -5811,8 +7169,27 @@
           <w:sz w:val="22"/>
           <w:szCs w:val="22"/>
         </w:rPr>
-        <w:t xml:space="preserve">6. Direct Bank of India to file a fresh affidavit disclosing: (i) whether pre-sanction CERSAI search was conducted; (ii) whether the 16-minute enhancement was approved by competent authority; (iii) whether the post-NPA enhancement was approved and by </w:t>
-      </w:r>
+        <w:t>6. Direct Bank of India to file a fresh affidavit disclosing: (</w:t>
+      </w:r>
+      <w:proofErr w:type="spellStart"/>
+      <w:r>
+        <w:rPr>
+          <w:rFonts w:ascii="Arial" w:eastAsia="Arial" w:hAnsi="Arial" w:cs="Arial"/>
+          <w:sz w:val="22"/>
+          <w:szCs w:val="22"/>
+        </w:rPr>
+        <w:t>i</w:t>
+      </w:r>
+      <w:proofErr w:type="spellEnd"/>
+      <w:r>
+        <w:rPr>
+          <w:rFonts w:ascii="Arial" w:eastAsia="Arial" w:hAnsi="Arial" w:cs="Arial"/>
+          <w:sz w:val="22"/>
+          <w:szCs w:val="22"/>
+        </w:rPr>
+        <w:t xml:space="preserve">) whether pre-sanction CERSAI search was conducted; (ii) whether the 16-minute enhancement was approved by competent authority; (iii) whether the post-NPA enhancement was approved and by </w:t>
+      </w:r>
+      <w:proofErr w:type="spellStart"/>
       <w:proofErr w:type="gramStart"/>
       <w:r>
         <w:rPr>
@@ -5834,6 +7211,7 @@
         </w:rPr>
         <w:t>fresh</w:t>
       </w:r>
+      <w:proofErr w:type="spellEnd"/>
       <w:proofErr w:type="gramEnd"/>
       <w:r>
         <w:rPr>
@@ -5880,6 +7258,7 @@
         </w:rPr>
         <w:t xml:space="preserve"> disposal of the Intervener's decree </w:t>
       </w:r>
+      <w:proofErr w:type="spellStart"/>
       <w:proofErr w:type="gramStart"/>
       <w:r>
         <w:rPr>
@@ -5901,6 +7280,7 @@
         </w:rPr>
         <w:t>separate</w:t>
       </w:r>
+      <w:proofErr w:type="spellEnd"/>
       <w:proofErr w:type="gramEnd"/>
       <w:r>
         <w:rPr>
@@ -6174,12 +7554,6 @@
         <w:gridCol w:w="1800"/>
       </w:tblGrid>
       <w:tr>
-        <w:tblPrEx>
-          <w:tblCellMar>
-            <w:top w:w="0" w:type="dxa"/>
-            <w:bottom w:w="0" w:type="dxa"/>
-          </w:tblCellMar>
-        </w:tblPrEx>
         <w:trPr>
           <w:tblHeader/>
         </w:trPr>
@@ -6309,12 +7683,6 @@
         </w:tc>
       </w:tr>
       <w:tr>
-        <w:tblPrEx>
-          <w:tblCellMar>
-            <w:top w:w="0" w:type="dxa"/>
-            <w:bottom w:w="0" w:type="dxa"/>
-          </w:tblCellMar>
-        </w:tblPrEx>
         <w:tc>
           <w:tcPr>
             <w:tcW w:w="800" w:type="dxa"/>
@@ -6491,12 +7859,6 @@
         </w:tc>
       </w:tr>
       <w:tr>
-        <w:tblPrEx>
-          <w:tblCellMar>
-            <w:top w:w="0" w:type="dxa"/>
-            <w:bottom w:w="0" w:type="dxa"/>
-          </w:tblCellMar>
-        </w:tblPrEx>
         <w:tc>
           <w:tcPr>
             <w:tcW w:w="800" w:type="dxa"/>
@@ -6577,7 +7939,25 @@
                 <w:sz w:val="19"/>
                 <w:szCs w:val="19"/>
               </w:rPr>
-              <w:t>DRT portal — OA 122/2022 — CAOD Ex Parte status screenshot</w:t>
+              <w:t xml:space="preserve">DRT portal — OA 122/2022 — CAOD Ex </w:t>
+            </w:r>
+            <w:proofErr w:type="spellStart"/>
+            <w:r>
+              <w:rPr>
+                <w:rFonts w:ascii="Arial" w:eastAsia="Arial" w:hAnsi="Arial" w:cs="Arial"/>
+                <w:sz w:val="19"/>
+                <w:szCs w:val="19"/>
+              </w:rPr>
+              <w:t>Parte</w:t>
+            </w:r>
+            <w:proofErr w:type="spellEnd"/>
+            <w:r>
+              <w:rPr>
+                <w:rFonts w:ascii="Arial" w:eastAsia="Arial" w:hAnsi="Arial" w:cs="Arial"/>
+                <w:sz w:val="19"/>
+                <w:szCs w:val="19"/>
+              </w:rPr>
+              <w:t xml:space="preserve"> status screenshot</w:t>
             </w:r>
           </w:p>
         </w:tc>
@@ -6613,12 +7993,6 @@
         </w:tc>
       </w:tr>
       <w:tr>
-        <w:tblPrEx>
-          <w:tblCellMar>
-            <w:top w:w="0" w:type="dxa"/>
-            <w:bottom w:w="0" w:type="dxa"/>
-          </w:tblCellMar>
-        </w:tblPrEx>
         <w:tc>
           <w:tcPr>
             <w:tcW w:w="800" w:type="dxa"/>
@@ -6735,12 +8109,6 @@
         </w:tc>
       </w:tr>
       <w:tr>
-        <w:tblPrEx>
-          <w:tblCellMar>
-            <w:top w:w="0" w:type="dxa"/>
-            <w:bottom w:w="0" w:type="dxa"/>
-          </w:tblCellMar>
-        </w:tblPrEx>
         <w:tc>
           <w:tcPr>
             <w:tcW w:w="800" w:type="dxa"/>
@@ -6867,12 +8235,6 @@
         </w:tc>
       </w:tr>
       <w:tr>
-        <w:tblPrEx>
-          <w:tblCellMar>
-            <w:top w:w="0" w:type="dxa"/>
-            <w:bottom w:w="0" w:type="dxa"/>
-          </w:tblCellMar>
-        </w:tblPrEx>
         <w:tc>
           <w:tcPr>
             <w:tcW w:w="800" w:type="dxa"/>
@@ -6953,7 +8315,25 @@
                 <w:sz w:val="19"/>
                 <w:szCs w:val="19"/>
               </w:rPr>
-              <w:t>Haq Patrak — Nodh Nos. 483, 1549, 1507, 1190 — Padra Mamlatdar</w:t>
+              <w:t xml:space="preserve">Haq Patrak — </w:t>
+            </w:r>
+            <w:proofErr w:type="spellStart"/>
+            <w:r>
+              <w:rPr>
+                <w:rFonts w:ascii="Arial" w:eastAsia="Arial" w:hAnsi="Arial" w:cs="Arial"/>
+                <w:sz w:val="19"/>
+                <w:szCs w:val="19"/>
+              </w:rPr>
+              <w:t>Nodh</w:t>
+            </w:r>
+            <w:proofErr w:type="spellEnd"/>
+            <w:r>
+              <w:rPr>
+                <w:rFonts w:ascii="Arial" w:eastAsia="Arial" w:hAnsi="Arial" w:cs="Arial"/>
+                <w:sz w:val="19"/>
+                <w:szCs w:val="19"/>
+              </w:rPr>
+              <w:t xml:space="preserve"> Nos. 483, 1549, 1507, 1190 — Padra Mamlatdar</w:t>
             </w:r>
           </w:p>
         </w:tc>
@@ -6999,12 +8379,6 @@
         </w:tc>
       </w:tr>
       <w:tr>
-        <w:tblPrEx>
-          <w:tblCellMar>
-            <w:top w:w="0" w:type="dxa"/>
-            <w:bottom w:w="0" w:type="dxa"/>
-          </w:tblCellMar>
-        </w:tblPrEx>
         <w:tc>
           <w:tcPr>
             <w:tcW w:w="800" w:type="dxa"/>
@@ -7085,7 +8459,25 @@
                 <w:sz w:val="19"/>
                 <w:szCs w:val="19"/>
               </w:rPr>
-              <w:t>Gaon Namuno No. 12 — Occupancy Register — Mamlatdar Seal</w:t>
+              <w:t xml:space="preserve">Gaon </w:t>
+            </w:r>
+            <w:proofErr w:type="spellStart"/>
+            <w:r>
+              <w:rPr>
+                <w:rFonts w:ascii="Arial" w:eastAsia="Arial" w:hAnsi="Arial" w:cs="Arial"/>
+                <w:sz w:val="19"/>
+                <w:szCs w:val="19"/>
+              </w:rPr>
+              <w:t>Namuno</w:t>
+            </w:r>
+            <w:proofErr w:type="spellEnd"/>
+            <w:r>
+              <w:rPr>
+                <w:rFonts w:ascii="Arial" w:eastAsia="Arial" w:hAnsi="Arial" w:cs="Arial"/>
+                <w:sz w:val="19"/>
+                <w:szCs w:val="19"/>
+              </w:rPr>
+              <w:t xml:space="preserve"> No. 12 — Occupancy Register — Mamlatdar Seal</w:t>
             </w:r>
           </w:p>
         </w:tc>
@@ -7131,12 +8523,6 @@
         </w:tc>
       </w:tr>
       <w:tr>
-        <w:tblPrEx>
-          <w:tblCellMar>
-            <w:top w:w="0" w:type="dxa"/>
-            <w:bottom w:w="0" w:type="dxa"/>
-          </w:tblCellMar>
-        </w:tblPrEx>
         <w:tc>
           <w:tcPr>
             <w:tcW w:w="800" w:type="dxa"/>
@@ -7263,12 +8649,6 @@
         </w:tc>
       </w:tr>
       <w:tr>
-        <w:tblPrEx>
-          <w:tblCellMar>
-            <w:top w:w="0" w:type="dxa"/>
-            <w:bottom w:w="0" w:type="dxa"/>
-          </w:tblCellMar>
-        </w:tblPrEx>
         <w:tc>
           <w:tcPr>
             <w:tcW w:w="800" w:type="dxa"/>
@@ -7349,7 +8729,43 @@
                 <w:sz w:val="19"/>
                 <w:szCs w:val="19"/>
               </w:rPr>
-              <w:t>MCA Strike Off — Shri Maintainance Contract Pvt. Ltd. (CIN U99999GJ1992PTC017724)</w:t>
+              <w:t xml:space="preserve">MCA Strike Off — Shri </w:t>
+            </w:r>
+            <w:proofErr w:type="spellStart"/>
+            <w:r>
+              <w:rPr>
+                <w:rFonts w:ascii="Arial" w:eastAsia="Arial" w:hAnsi="Arial" w:cs="Arial"/>
+                <w:sz w:val="19"/>
+                <w:szCs w:val="19"/>
+              </w:rPr>
+              <w:t>Maintainance</w:t>
+            </w:r>
+            <w:proofErr w:type="spellEnd"/>
+            <w:r>
+              <w:rPr>
+                <w:rFonts w:ascii="Arial" w:eastAsia="Arial" w:hAnsi="Arial" w:cs="Arial"/>
+                <w:sz w:val="19"/>
+                <w:szCs w:val="19"/>
+              </w:rPr>
+              <w:t xml:space="preserve"> Contract </w:t>
+            </w:r>
+            <w:proofErr w:type="spellStart"/>
+            <w:r>
+              <w:rPr>
+                <w:rFonts w:ascii="Arial" w:eastAsia="Arial" w:hAnsi="Arial" w:cs="Arial"/>
+                <w:sz w:val="19"/>
+                <w:szCs w:val="19"/>
+              </w:rPr>
+              <w:t>Pvt.</w:t>
+            </w:r>
+            <w:proofErr w:type="spellEnd"/>
+            <w:r>
+              <w:rPr>
+                <w:rFonts w:ascii="Arial" w:eastAsia="Arial" w:hAnsi="Arial" w:cs="Arial"/>
+                <w:sz w:val="19"/>
+                <w:szCs w:val="19"/>
+              </w:rPr>
+              <w:t xml:space="preserve"> Ltd. (CIN U99999GJ1992PTC017724)</w:t>
             </w:r>
           </w:p>
         </w:tc>
@@ -7395,12 +8811,6 @@
         </w:tc>
       </w:tr>
       <w:tr>
-        <w:tblPrEx>
-          <w:tblCellMar>
-            <w:top w:w="0" w:type="dxa"/>
-            <w:bottom w:w="0" w:type="dxa"/>
-          </w:tblCellMar>
-        </w:tblPrEx>
         <w:tc>
           <w:tcPr>
             <w:tcW w:w="800" w:type="dxa"/>
@@ -7481,7 +8891,25 @@
                 <w:sz w:val="19"/>
                 <w:szCs w:val="19"/>
               </w:rPr>
-              <w:t>CERSAI 200014613560 — BOI Nagpada — Rashmi Steels — Rs. 29.5 crore ceiling — NOT SATISFIED</w:t>
+              <w:t xml:space="preserve">CERSAI 200014613560 — BOI </w:t>
+            </w:r>
+            <w:proofErr w:type="spellStart"/>
+            <w:r>
+              <w:rPr>
+                <w:rFonts w:ascii="Arial" w:eastAsia="Arial" w:hAnsi="Arial" w:cs="Arial"/>
+                <w:sz w:val="19"/>
+                <w:szCs w:val="19"/>
+              </w:rPr>
+              <w:t>Nagpada</w:t>
+            </w:r>
+            <w:proofErr w:type="spellEnd"/>
+            <w:r>
+              <w:rPr>
+                <w:rFonts w:ascii="Arial" w:eastAsia="Arial" w:hAnsi="Arial" w:cs="Arial"/>
+                <w:sz w:val="19"/>
+                <w:szCs w:val="19"/>
+              </w:rPr>
+              <w:t xml:space="preserve"> — Rashmi Steels — Rs. 29.5 crore ceiling — NOT SATISFIED</w:t>
             </w:r>
           </w:p>
         </w:tc>
@@ -7527,12 +8955,6 @@
         </w:tc>
       </w:tr>
       <w:tr>
-        <w:tblPrEx>
-          <w:tblCellMar>
-            <w:top w:w="0" w:type="dxa"/>
-            <w:bottom w:w="0" w:type="dxa"/>
-          </w:tblCellMar>
-        </w:tblPrEx>
         <w:tc>
           <w:tcPr>
             <w:tcW w:w="800" w:type="dxa"/>
@@ -7613,7 +9035,25 @@
                 <w:sz w:val="19"/>
                 <w:szCs w:val="19"/>
               </w:rPr>
-              <w:t>CERSAI 200003766496 — IOB Dandia Bazaar — Light &amp; Glaze — Rs. 5.78 crore — NOT SATISFIED</w:t>
+              <w:t xml:space="preserve">CERSAI 200003766496 — IOB </w:t>
+            </w:r>
+            <w:proofErr w:type="spellStart"/>
+            <w:r>
+              <w:rPr>
+                <w:rFonts w:ascii="Arial" w:eastAsia="Arial" w:hAnsi="Arial" w:cs="Arial"/>
+                <w:sz w:val="19"/>
+                <w:szCs w:val="19"/>
+              </w:rPr>
+              <w:t>Dandia</w:t>
+            </w:r>
+            <w:proofErr w:type="spellEnd"/>
+            <w:r>
+              <w:rPr>
+                <w:rFonts w:ascii="Arial" w:eastAsia="Arial" w:hAnsi="Arial" w:cs="Arial"/>
+                <w:sz w:val="19"/>
+                <w:szCs w:val="19"/>
+              </w:rPr>
+              <w:t xml:space="preserve"> Bazaar — Light &amp; Glaze — Rs. 5.78 crore — NOT SATISFIED</w:t>
             </w:r>
           </w:p>
         </w:tc>
@@ -7659,12 +9099,6 @@
         </w:tc>
       </w:tr>
       <w:tr>
-        <w:tblPrEx>
-          <w:tblCellMar>
-            <w:top w:w="0" w:type="dxa"/>
-            <w:bottom w:w="0" w:type="dxa"/>
-          </w:tblCellMar>
-        </w:tblPrEx>
         <w:tc>
           <w:tcPr>
             <w:tcW w:w="800" w:type="dxa"/>
@@ -7791,12 +9225,6 @@
         </w:tc>
       </w:tr>
       <w:tr>
-        <w:tblPrEx>
-          <w:tblCellMar>
-            <w:top w:w="0" w:type="dxa"/>
-            <w:bottom w:w="0" w:type="dxa"/>
-          </w:tblCellMar>
-        </w:tblPrEx>
         <w:tc>
           <w:tcPr>
             <w:tcW w:w="800" w:type="dxa"/>
@@ -7941,12 +9369,6 @@
         </w:tc>
       </w:tr>
       <w:tr>
-        <w:tblPrEx>
-          <w:tblCellMar>
-            <w:top w:w="0" w:type="dxa"/>
-            <w:bottom w:w="0" w:type="dxa"/>
-          </w:tblCellMar>
-        </w:tblPrEx>
         <w:tc>
           <w:tcPr>
             <w:tcW w:w="800" w:type="dxa"/>
@@ -8073,12 +9495,6 @@
         </w:tc>
       </w:tr>
       <w:tr>
-        <w:tblPrEx>
-          <w:tblCellMar>
-            <w:top w:w="0" w:type="dxa"/>
-            <w:bottom w:w="0" w:type="dxa"/>
-          </w:tblCellMar>
-        </w:tblPrEx>
         <w:tc>
           <w:tcPr>
             <w:tcW w:w="800" w:type="dxa"/>
@@ -8205,12 +9621,6 @@
         </w:tc>
       </w:tr>
       <w:tr>
-        <w:tblPrEx>
-          <w:tblCellMar>
-            <w:top w:w="0" w:type="dxa"/>
-            <w:bottom w:w="0" w:type="dxa"/>
-          </w:tblCellMar>
-        </w:tblPrEx>
         <w:tc>
           <w:tcPr>
             <w:tcW w:w="800" w:type="dxa"/>
@@ -8337,12 +9747,6 @@
         </w:tc>
       </w:tr>
       <w:tr>
-        <w:tblPrEx>
-          <w:tblCellMar>
-            <w:top w:w="0" w:type="dxa"/>
-            <w:bottom w:w="0" w:type="dxa"/>
-          </w:tblCellMar>
-        </w:tblPrEx>
         <w:tc>
           <w:tcPr>
             <w:tcW w:w="800" w:type="dxa"/>
@@ -8423,8 +9827,18 @@
                 <w:sz w:val="19"/>
                 <w:szCs w:val="19"/>
               </w:rPr>
-              <w:t>CERSAI Summary Table — Rs. 44 crore+ concentration — BOI Nagpada</w:t>
-            </w:r>
+              <w:t xml:space="preserve">CERSAI Summary Table — Rs. 44 crore+ concentration — BOI </w:t>
+            </w:r>
+            <w:proofErr w:type="spellStart"/>
+            <w:r>
+              <w:rPr>
+                <w:rFonts w:ascii="Arial" w:eastAsia="Arial" w:hAnsi="Arial" w:cs="Arial"/>
+                <w:sz w:val="19"/>
+                <w:szCs w:val="19"/>
+              </w:rPr>
+              <w:t>Nagpada</w:t>
+            </w:r>
+            <w:proofErr w:type="spellEnd"/>
           </w:p>
         </w:tc>
         <w:tc>
@@ -8469,12 +9883,6 @@
         </w:tc>
       </w:tr>
       <w:tr>
-        <w:tblPrEx>
-          <w:tblCellMar>
-            <w:top w:w="0" w:type="dxa"/>
-            <w:bottom w:w="0" w:type="dxa"/>
-          </w:tblCellMar>
-        </w:tblPrEx>
         <w:tc>
           <w:tcPr>
             <w:tcW w:w="800" w:type="dxa"/>
@@ -8601,12 +10009,6 @@
         </w:tc>
       </w:tr>
       <w:tr>
-        <w:tblPrEx>
-          <w:tblCellMar>
-            <w:top w:w="0" w:type="dxa"/>
-            <w:bottom w:w="0" w:type="dxa"/>
-          </w:tblCellMar>
-        </w:tblPrEx>
         <w:tc>
           <w:tcPr>
             <w:tcW w:w="800" w:type="dxa"/>
@@ -8721,12 +10123,6 @@
         </w:tc>
       </w:tr>
       <w:tr>
-        <w:tblPrEx>
-          <w:tblCellMar>
-            <w:top w:w="0" w:type="dxa"/>
-            <w:bottom w:w="0" w:type="dxa"/>
-          </w:tblCellMar>
-        </w:tblPrEx>
         <w:tc>
           <w:tcPr>
             <w:tcW w:w="800" w:type="dxa"/>
@@ -8773,11 +10169,17 @@
             </w:tcMar>
           </w:tcPr>
           <w:p>
-            <w:r>
-              <w:rPr>
-                <w:rFonts w:ascii="Arial" w:eastAsia="Arial" w:hAnsi="Arial" w:cs="Arial"/>
-                <w:sz w:val="19"/>
-                <w:szCs w:val="19"/>
+            <w:pPr>
+              <w:rPr>
+                <w:highlight w:val="cyan"/>
+              </w:rPr>
+            </w:pPr>
+            <w:r>
+              <w:rPr>
+                <w:rFonts w:ascii="Arial" w:eastAsia="Arial" w:hAnsi="Arial" w:cs="Arial"/>
+                <w:sz w:val="19"/>
+                <w:szCs w:val="19"/>
+                <w:highlight w:val="cyan"/>
               </w:rPr>
               <w:t>L-1</w:t>
             </w:r>
@@ -8801,11 +10203,17 @@
             </w:tcMar>
           </w:tcPr>
           <w:p>
-            <w:r>
-              <w:rPr>
-                <w:rFonts w:ascii="Arial" w:eastAsia="Arial" w:hAnsi="Arial" w:cs="Arial"/>
-                <w:sz w:val="19"/>
-                <w:szCs w:val="19"/>
+            <w:pPr>
+              <w:rPr>
+                <w:highlight w:val="cyan"/>
+              </w:rPr>
+            </w:pPr>
+            <w:r>
+              <w:rPr>
+                <w:rFonts w:ascii="Arial" w:eastAsia="Arial" w:hAnsi="Arial" w:cs="Arial"/>
+                <w:sz w:val="19"/>
+                <w:szCs w:val="19"/>
+                <w:highlight w:val="cyan"/>
               </w:rPr>
               <w:t>EOW Mumbai → CBI Transfer Letter — Ref. 993/VPNI/AJUVI/Unit 7(Shares)/2026 — 08.05.2026</w:t>
             </w:r>
@@ -8829,11 +10237,17 @@
             </w:tcMar>
           </w:tcPr>
           <w:p>
-            <w:r>
-              <w:rPr>
-                <w:rFonts w:ascii="Arial" w:eastAsia="Arial" w:hAnsi="Arial" w:cs="Arial"/>
-                <w:sz w:val="19"/>
-                <w:szCs w:val="19"/>
+            <w:pPr>
+              <w:rPr>
+                <w:highlight w:val="cyan"/>
+              </w:rPr>
+            </w:pPr>
+            <w:r>
+              <w:rPr>
+                <w:rFonts w:ascii="Arial" w:eastAsia="Arial" w:hAnsi="Arial" w:cs="Arial"/>
+                <w:sz w:val="19"/>
+                <w:szCs w:val="19"/>
+                <w:highlight w:val="cyan"/>
               </w:rPr>
               <w:t>NEW</w:t>
             </w:r>
@@ -8841,12 +10255,6 @@
         </w:tc>
       </w:tr>
       <w:tr>
-        <w:tblPrEx>
-          <w:tblCellMar>
-            <w:top w:w="0" w:type="dxa"/>
-            <w:bottom w:w="0" w:type="dxa"/>
-          </w:tblCellMar>
-        </w:tblPrEx>
         <w:tc>
           <w:tcPr>
             <w:tcW w:w="800" w:type="dxa"/>
@@ -8928,7 +10336,61 @@
                 <w:sz w:val="19"/>
                 <w:szCs w:val="19"/>
               </w:rPr>
-              <w:t>Form 20B — Rashmi Metasteel Pvt. Ltd. — RoC Mumbai certified copy</w:t>
+              <w:t xml:space="preserve">Form 20B — Rashmi </w:t>
+            </w:r>
+            <w:proofErr w:type="spellStart"/>
+            <w:r>
+              <w:rPr>
+                <w:rFonts w:ascii="Arial" w:eastAsia="Arial" w:hAnsi="Arial" w:cs="Arial"/>
+                <w:sz w:val="19"/>
+                <w:szCs w:val="19"/>
+              </w:rPr>
+              <w:t>Metasteel</w:t>
+            </w:r>
+            <w:proofErr w:type="spellEnd"/>
+            <w:r>
+              <w:rPr>
+                <w:rFonts w:ascii="Arial" w:eastAsia="Arial" w:hAnsi="Arial" w:cs="Arial"/>
+                <w:sz w:val="19"/>
+                <w:szCs w:val="19"/>
+              </w:rPr>
+              <w:t xml:space="preserve"> </w:t>
+            </w:r>
+            <w:proofErr w:type="spellStart"/>
+            <w:r>
+              <w:rPr>
+                <w:rFonts w:ascii="Arial" w:eastAsia="Arial" w:hAnsi="Arial" w:cs="Arial"/>
+                <w:sz w:val="19"/>
+                <w:szCs w:val="19"/>
+              </w:rPr>
+              <w:t>Pvt.</w:t>
+            </w:r>
+            <w:proofErr w:type="spellEnd"/>
+            <w:r>
+              <w:rPr>
+                <w:rFonts w:ascii="Arial" w:eastAsia="Arial" w:hAnsi="Arial" w:cs="Arial"/>
+                <w:sz w:val="19"/>
+                <w:szCs w:val="19"/>
+              </w:rPr>
+              <w:t xml:space="preserve"> Ltd. — </w:t>
+            </w:r>
+            <w:proofErr w:type="spellStart"/>
+            <w:r>
+              <w:rPr>
+                <w:rFonts w:ascii="Arial" w:eastAsia="Arial" w:hAnsi="Arial" w:cs="Arial"/>
+                <w:sz w:val="19"/>
+                <w:szCs w:val="19"/>
+              </w:rPr>
+              <w:t>RoC</w:t>
+            </w:r>
+            <w:proofErr w:type="spellEnd"/>
+            <w:r>
+              <w:rPr>
+                <w:rFonts w:ascii="Arial" w:eastAsia="Arial" w:hAnsi="Arial" w:cs="Arial"/>
+                <w:sz w:val="19"/>
+                <w:szCs w:val="19"/>
+              </w:rPr>
+              <w:t xml:space="preserve"> Mumbai certified copy</w:t>
             </w:r>
           </w:p>
         </w:tc>
@@ -8974,12 +10436,6 @@
         </w:tc>
       </w:tr>
       <w:tr>
-        <w:tblPrEx>
-          <w:tblCellMar>
-            <w:top w:w="0" w:type="dxa"/>
-            <w:bottom w:w="0" w:type="dxa"/>
-          </w:tblCellMar>
-        </w:tblPrEx>
         <w:tc>
           <w:tcPr>
             <w:tcW w:w="800" w:type="dxa"/>
@@ -9026,11 +10482,17 @@
             </w:tcMar>
           </w:tcPr>
           <w:p>
-            <w:r>
-              <w:rPr>
-                <w:rFonts w:ascii="Arial" w:eastAsia="Arial" w:hAnsi="Arial" w:cs="Arial"/>
-                <w:sz w:val="19"/>
-                <w:szCs w:val="19"/>
+            <w:pPr>
+              <w:rPr>
+                <w:highlight w:val="cyan"/>
+              </w:rPr>
+            </w:pPr>
+            <w:r>
+              <w:rPr>
+                <w:rFonts w:ascii="Arial" w:eastAsia="Arial" w:hAnsi="Arial" w:cs="Arial"/>
+                <w:sz w:val="19"/>
+                <w:szCs w:val="19"/>
+                <w:highlight w:val="cyan"/>
               </w:rPr>
               <w:t>M-3</w:t>
             </w:r>
@@ -9054,13 +10516,59 @@
             </w:tcMar>
           </w:tcPr>
           <w:p>
-            <w:r>
-              <w:rPr>
-                <w:rFonts w:ascii="Arial" w:eastAsia="Arial" w:hAnsi="Arial" w:cs="Arial"/>
-                <w:sz w:val="19"/>
-                <w:szCs w:val="19"/>
-              </w:rPr>
-              <w:t>Form 23AC — Rashmi Metasteel Pvt. Ltd. — Ravi Bohra as director, zero fixed assets, 100% related-party funding</w:t>
+            <w:pPr>
+              <w:rPr>
+                <w:highlight w:val="cyan"/>
+              </w:rPr>
+            </w:pPr>
+            <w:r>
+              <w:rPr>
+                <w:rFonts w:ascii="Arial" w:eastAsia="Arial" w:hAnsi="Arial" w:cs="Arial"/>
+                <w:sz w:val="19"/>
+                <w:szCs w:val="19"/>
+                <w:highlight w:val="cyan"/>
+              </w:rPr>
+              <w:t xml:space="preserve">Form 23AC — Rashmi </w:t>
+            </w:r>
+            <w:proofErr w:type="spellStart"/>
+            <w:r>
+              <w:rPr>
+                <w:rFonts w:ascii="Arial" w:eastAsia="Arial" w:hAnsi="Arial" w:cs="Arial"/>
+                <w:sz w:val="19"/>
+                <w:szCs w:val="19"/>
+                <w:highlight w:val="cyan"/>
+              </w:rPr>
+              <w:t>Metasteel</w:t>
+            </w:r>
+            <w:proofErr w:type="spellEnd"/>
+            <w:r>
+              <w:rPr>
+                <w:rFonts w:ascii="Arial" w:eastAsia="Arial" w:hAnsi="Arial" w:cs="Arial"/>
+                <w:sz w:val="19"/>
+                <w:szCs w:val="19"/>
+                <w:highlight w:val="cyan"/>
+              </w:rPr>
+              <w:t xml:space="preserve"> </w:t>
+            </w:r>
+            <w:proofErr w:type="spellStart"/>
+            <w:r>
+              <w:rPr>
+                <w:rFonts w:ascii="Arial" w:eastAsia="Arial" w:hAnsi="Arial" w:cs="Arial"/>
+                <w:sz w:val="19"/>
+                <w:szCs w:val="19"/>
+                <w:highlight w:val="cyan"/>
+              </w:rPr>
+              <w:t>Pvt.</w:t>
+            </w:r>
+            <w:proofErr w:type="spellEnd"/>
+            <w:r>
+              <w:rPr>
+                <w:rFonts w:ascii="Arial" w:eastAsia="Arial" w:hAnsi="Arial" w:cs="Arial"/>
+                <w:sz w:val="19"/>
+                <w:szCs w:val="19"/>
+                <w:highlight w:val="cyan"/>
+              </w:rPr>
+              <w:t xml:space="preserve"> Ltd. — Ravi Bohra as director, zero fixed assets, 100% related-party funding</w:t>
             </w:r>
           </w:p>
         </w:tc>
@@ -9082,11 +10590,17 @@
             </w:tcMar>
           </w:tcPr>
           <w:p>
-            <w:r>
-              <w:rPr>
-                <w:rFonts w:ascii="Arial" w:eastAsia="Arial" w:hAnsi="Arial" w:cs="Arial"/>
-                <w:sz w:val="19"/>
-                <w:szCs w:val="19"/>
+            <w:pPr>
+              <w:rPr>
+                <w:highlight w:val="cyan"/>
+              </w:rPr>
+            </w:pPr>
+            <w:r>
+              <w:rPr>
+                <w:rFonts w:ascii="Arial" w:eastAsia="Arial" w:hAnsi="Arial" w:cs="Arial"/>
+                <w:sz w:val="19"/>
+                <w:szCs w:val="19"/>
+                <w:highlight w:val="cyan"/>
               </w:rPr>
               <w:t>NEW</w:t>
             </w:r>
@@ -9094,12 +10608,6 @@
         </w:tc>
       </w:tr>
       <w:tr>
-        <w:tblPrEx>
-          <w:tblCellMar>
-            <w:top w:w="0" w:type="dxa"/>
-            <w:bottom w:w="0" w:type="dxa"/>
-          </w:tblCellMar>
-        </w:tblPrEx>
         <w:tc>
           <w:tcPr>
             <w:tcW w:w="800" w:type="dxa"/>
@@ -9180,7 +10688,43 @@
                 <w:sz w:val="19"/>
                 <w:szCs w:val="19"/>
               </w:rPr>
-              <w:t>MCA Strike Off — Rashmi Metasteel Pvt. Ltd. — 09.11.2018</w:t>
+              <w:t xml:space="preserve">MCA Strike Off — Rashmi </w:t>
+            </w:r>
+            <w:proofErr w:type="spellStart"/>
+            <w:r>
+              <w:rPr>
+                <w:rFonts w:ascii="Arial" w:eastAsia="Arial" w:hAnsi="Arial" w:cs="Arial"/>
+                <w:sz w:val="19"/>
+                <w:szCs w:val="19"/>
+              </w:rPr>
+              <w:t>Metasteel</w:t>
+            </w:r>
+            <w:proofErr w:type="spellEnd"/>
+            <w:r>
+              <w:rPr>
+                <w:rFonts w:ascii="Arial" w:eastAsia="Arial" w:hAnsi="Arial" w:cs="Arial"/>
+                <w:sz w:val="19"/>
+                <w:szCs w:val="19"/>
+              </w:rPr>
+              <w:t xml:space="preserve"> </w:t>
+            </w:r>
+            <w:proofErr w:type="spellStart"/>
+            <w:r>
+              <w:rPr>
+                <w:rFonts w:ascii="Arial" w:eastAsia="Arial" w:hAnsi="Arial" w:cs="Arial"/>
+                <w:sz w:val="19"/>
+                <w:szCs w:val="19"/>
+              </w:rPr>
+              <w:t>Pvt.</w:t>
+            </w:r>
+            <w:proofErr w:type="spellEnd"/>
+            <w:r>
+              <w:rPr>
+                <w:rFonts w:ascii="Arial" w:eastAsia="Arial" w:hAnsi="Arial" w:cs="Arial"/>
+                <w:sz w:val="19"/>
+                <w:szCs w:val="19"/>
+              </w:rPr>
+              <w:t xml:space="preserve"> Ltd. — 09.11.2018</w:t>
             </w:r>
           </w:p>
         </w:tc>
@@ -9218,12 +10762,6 @@
         </w:tc>
       </w:tr>
       <w:tr>
-        <w:tblPrEx>
-          <w:tblCellMar>
-            <w:top w:w="0" w:type="dxa"/>
-            <w:bottom w:w="0" w:type="dxa"/>
-          </w:tblCellMar>
-        </w:tblPrEx>
         <w:tc>
           <w:tcPr>
             <w:tcW w:w="800" w:type="dxa"/>
@@ -9304,7 +10842,25 @@
                 <w:sz w:val="19"/>
                 <w:szCs w:val="19"/>
               </w:rPr>
-              <w:t>MCA Strike Off — Light and Glaze Profile Pvt. Ltd.</w:t>
+              <w:t xml:space="preserve">MCA Strike Off — Light and Glaze Profile </w:t>
+            </w:r>
+            <w:proofErr w:type="spellStart"/>
+            <w:r>
+              <w:rPr>
+                <w:rFonts w:ascii="Arial" w:eastAsia="Arial" w:hAnsi="Arial" w:cs="Arial"/>
+                <w:sz w:val="19"/>
+                <w:szCs w:val="19"/>
+              </w:rPr>
+              <w:t>Pvt.</w:t>
+            </w:r>
+            <w:proofErr w:type="spellEnd"/>
+            <w:r>
+              <w:rPr>
+                <w:rFonts w:ascii="Arial" w:eastAsia="Arial" w:hAnsi="Arial" w:cs="Arial"/>
+                <w:sz w:val="19"/>
+                <w:szCs w:val="19"/>
+              </w:rPr>
+              <w:t xml:space="preserve"> Ltd.</w:t>
             </w:r>
           </w:p>
         </w:tc>
@@ -9342,12 +10898,6 @@
         </w:tc>
       </w:tr>
       <w:tr>
-        <w:tblPrEx>
-          <w:tblCellMar>
-            <w:top w:w="0" w:type="dxa"/>
-            <w:bottom w:w="0" w:type="dxa"/>
-          </w:tblCellMar>
-        </w:tblPrEx>
         <w:tc>
           <w:tcPr>
             <w:tcW w:w="800" w:type="dxa"/>
@@ -9394,11 +10944,17 @@
             </w:tcMar>
           </w:tcPr>
           <w:p>
-            <w:r>
-              <w:rPr>
-                <w:rFonts w:ascii="Arial" w:eastAsia="Arial" w:hAnsi="Arial" w:cs="Arial"/>
-                <w:sz w:val="19"/>
-                <w:szCs w:val="19"/>
+            <w:pPr>
+              <w:rPr>
+                <w:highlight w:val="cyan"/>
+              </w:rPr>
+            </w:pPr>
+            <w:r>
+              <w:rPr>
+                <w:rFonts w:ascii="Arial" w:eastAsia="Arial" w:hAnsi="Arial" w:cs="Arial"/>
+                <w:sz w:val="19"/>
+                <w:szCs w:val="19"/>
+                <w:highlight w:val="cyan"/>
               </w:rPr>
               <w:t>N-1</w:t>
             </w:r>
@@ -9422,13 +10978,39 @@
             </w:tcMar>
           </w:tcPr>
           <w:p>
-            <w:r>
-              <w:rPr>
-                <w:rFonts w:ascii="Arial" w:eastAsia="Arial" w:hAnsi="Arial" w:cs="Arial"/>
-                <w:sz w:val="19"/>
-                <w:szCs w:val="19"/>
-              </w:rPr>
-              <w:t>Form CHG-4 — Light and Glaze Profile Pvt. Ltd. — Certified copy — 7 anomalies identified</w:t>
+            <w:pPr>
+              <w:rPr>
+                <w:highlight w:val="cyan"/>
+              </w:rPr>
+            </w:pPr>
+            <w:r>
+              <w:rPr>
+                <w:rFonts w:ascii="Arial" w:eastAsia="Arial" w:hAnsi="Arial" w:cs="Arial"/>
+                <w:sz w:val="19"/>
+                <w:szCs w:val="19"/>
+                <w:highlight w:val="cyan"/>
+              </w:rPr>
+              <w:t xml:space="preserve">Form CHG-4 — Light and Glaze Profile </w:t>
+            </w:r>
+            <w:proofErr w:type="spellStart"/>
+            <w:r>
+              <w:rPr>
+                <w:rFonts w:ascii="Arial" w:eastAsia="Arial" w:hAnsi="Arial" w:cs="Arial"/>
+                <w:sz w:val="19"/>
+                <w:szCs w:val="19"/>
+                <w:highlight w:val="cyan"/>
+              </w:rPr>
+              <w:t>Pvt.</w:t>
+            </w:r>
+            <w:proofErr w:type="spellEnd"/>
+            <w:r>
+              <w:rPr>
+                <w:rFonts w:ascii="Arial" w:eastAsia="Arial" w:hAnsi="Arial" w:cs="Arial"/>
+                <w:sz w:val="19"/>
+                <w:szCs w:val="19"/>
+                <w:highlight w:val="cyan"/>
+              </w:rPr>
+              <w:t xml:space="preserve"> Ltd. — Certified copy — 7 anomalies identified</w:t>
             </w:r>
           </w:p>
         </w:tc>
@@ -9450,11 +11032,17 @@
             </w:tcMar>
           </w:tcPr>
           <w:p>
-            <w:r>
-              <w:rPr>
-                <w:rFonts w:ascii="Arial" w:eastAsia="Arial" w:hAnsi="Arial" w:cs="Arial"/>
-                <w:sz w:val="19"/>
-                <w:szCs w:val="19"/>
+            <w:pPr>
+              <w:rPr>
+                <w:highlight w:val="cyan"/>
+              </w:rPr>
+            </w:pPr>
+            <w:r>
+              <w:rPr>
+                <w:rFonts w:ascii="Arial" w:eastAsia="Arial" w:hAnsi="Arial" w:cs="Arial"/>
+                <w:sz w:val="19"/>
+                <w:szCs w:val="19"/>
+                <w:highlight w:val="cyan"/>
               </w:rPr>
               <w:t>NEW</w:t>
             </w:r>
@@ -9462,12 +11050,6 @@
         </w:tc>
       </w:tr>
       <w:tr>
-        <w:tblPrEx>
-          <w:tblCellMar>
-            <w:top w:w="0" w:type="dxa"/>
-            <w:bottom w:w="0" w:type="dxa"/>
-          </w:tblCellMar>
-        </w:tblPrEx>
         <w:tc>
           <w:tcPr>
             <w:tcW w:w="800" w:type="dxa"/>
@@ -9514,11 +11096,17 @@
             </w:tcMar>
           </w:tcPr>
           <w:p>
-            <w:r>
-              <w:rPr>
-                <w:rFonts w:ascii="Arial" w:eastAsia="Arial" w:hAnsi="Arial" w:cs="Arial"/>
-                <w:sz w:val="19"/>
-                <w:szCs w:val="19"/>
+            <w:pPr>
+              <w:rPr>
+                <w:highlight w:val="cyan"/>
+              </w:rPr>
+            </w:pPr>
+            <w:r>
+              <w:rPr>
+                <w:rFonts w:ascii="Arial" w:eastAsia="Arial" w:hAnsi="Arial" w:cs="Arial"/>
+                <w:sz w:val="19"/>
+                <w:szCs w:val="19"/>
+                <w:highlight w:val="cyan"/>
               </w:rPr>
               <w:t>N-2</w:t>
             </w:r>
@@ -9542,13 +11130,39 @@
             </w:tcMar>
           </w:tcPr>
           <w:p>
-            <w:r>
-              <w:rPr>
-                <w:rFonts w:ascii="Arial" w:eastAsia="Arial" w:hAnsi="Arial" w:cs="Arial"/>
-                <w:sz w:val="19"/>
-                <w:szCs w:val="19"/>
-              </w:rPr>
-              <w:t>CERSAI Asset ID 200028262710 — S.G. Preservatives / Bank of Baroda — Asoj Village — ~700% valuation inflation</w:t>
+            <w:pPr>
+              <w:rPr>
+                <w:highlight w:val="cyan"/>
+              </w:rPr>
+            </w:pPr>
+            <w:r>
+              <w:rPr>
+                <w:rFonts w:ascii="Arial" w:eastAsia="Arial" w:hAnsi="Arial" w:cs="Arial"/>
+                <w:sz w:val="19"/>
+                <w:szCs w:val="19"/>
+                <w:highlight w:val="cyan"/>
+              </w:rPr>
+              <w:t xml:space="preserve">CERSAI Asset ID 200028262710 — S.G. Preservatives / Bank of Baroda — </w:t>
+            </w:r>
+            <w:proofErr w:type="spellStart"/>
+            <w:r>
+              <w:rPr>
+                <w:rFonts w:ascii="Arial" w:eastAsia="Arial" w:hAnsi="Arial" w:cs="Arial"/>
+                <w:sz w:val="19"/>
+                <w:szCs w:val="19"/>
+                <w:highlight w:val="cyan"/>
+              </w:rPr>
+              <w:t>Asoj</w:t>
+            </w:r>
+            <w:proofErr w:type="spellEnd"/>
+            <w:r>
+              <w:rPr>
+                <w:rFonts w:ascii="Arial" w:eastAsia="Arial" w:hAnsi="Arial" w:cs="Arial"/>
+                <w:sz w:val="19"/>
+                <w:szCs w:val="19"/>
+                <w:highlight w:val="cyan"/>
+              </w:rPr>
+              <w:t xml:space="preserve"> Village — ~700% valuation inflation</w:t>
             </w:r>
           </w:p>
         </w:tc>
@@ -9570,11 +11184,17 @@
             </w:tcMar>
           </w:tcPr>
           <w:p>
-            <w:r>
-              <w:rPr>
-                <w:rFonts w:ascii="Arial" w:eastAsia="Arial" w:hAnsi="Arial" w:cs="Arial"/>
-                <w:sz w:val="19"/>
-                <w:szCs w:val="19"/>
+            <w:pPr>
+              <w:rPr>
+                <w:highlight w:val="cyan"/>
+              </w:rPr>
+            </w:pPr>
+            <w:r>
+              <w:rPr>
+                <w:rFonts w:ascii="Arial" w:eastAsia="Arial" w:hAnsi="Arial" w:cs="Arial"/>
+                <w:sz w:val="19"/>
+                <w:szCs w:val="19"/>
+                <w:highlight w:val="cyan"/>
               </w:rPr>
               <w:t>NEW</w:t>
             </w:r>
@@ -9582,12 +11202,6 @@
         </w:tc>
       </w:tr>
       <w:tr>
-        <w:tblPrEx>
-          <w:tblCellMar>
-            <w:top w:w="0" w:type="dxa"/>
-            <w:bottom w:w="0" w:type="dxa"/>
-          </w:tblCellMar>
-        </w:tblPrEx>
         <w:tc>
           <w:tcPr>
             <w:tcW w:w="800" w:type="dxa"/>
@@ -9634,11 +11248,17 @@
             </w:tcMar>
           </w:tcPr>
           <w:p>
-            <w:r>
-              <w:rPr>
-                <w:rFonts w:ascii="Arial" w:eastAsia="Arial" w:hAnsi="Arial" w:cs="Arial"/>
-                <w:sz w:val="19"/>
-                <w:szCs w:val="19"/>
+            <w:pPr>
+              <w:rPr>
+                <w:highlight w:val="cyan"/>
+              </w:rPr>
+            </w:pPr>
+            <w:r>
+              <w:rPr>
+                <w:rFonts w:ascii="Arial" w:eastAsia="Arial" w:hAnsi="Arial" w:cs="Arial"/>
+                <w:sz w:val="19"/>
+                <w:szCs w:val="19"/>
+                <w:highlight w:val="cyan"/>
               </w:rPr>
               <w:t>N-3</w:t>
             </w:r>
@@ -9662,13 +11282,39 @@
             </w:tcMar>
           </w:tcPr>
           <w:p>
-            <w:r>
-              <w:rPr>
-                <w:rFonts w:ascii="Arial" w:eastAsia="Arial" w:hAnsi="Arial" w:cs="Arial"/>
-                <w:sz w:val="19"/>
-                <w:szCs w:val="19"/>
-              </w:rPr>
-              <w:t>CA Mandowara Raj Kumar — ICAI FCA 046468 — credential confirmation (CHG-4 certifier)</w:t>
+            <w:pPr>
+              <w:rPr>
+                <w:highlight w:val="cyan"/>
+              </w:rPr>
+            </w:pPr>
+            <w:r>
+              <w:rPr>
+                <w:rFonts w:ascii="Arial" w:eastAsia="Arial" w:hAnsi="Arial" w:cs="Arial"/>
+                <w:sz w:val="19"/>
+                <w:szCs w:val="19"/>
+                <w:highlight w:val="cyan"/>
+              </w:rPr>
+              <w:t xml:space="preserve">CA </w:t>
+            </w:r>
+            <w:proofErr w:type="spellStart"/>
+            <w:r>
+              <w:rPr>
+                <w:rFonts w:ascii="Arial" w:eastAsia="Arial" w:hAnsi="Arial" w:cs="Arial"/>
+                <w:sz w:val="19"/>
+                <w:szCs w:val="19"/>
+                <w:highlight w:val="cyan"/>
+              </w:rPr>
+              <w:t>Mandowara</w:t>
+            </w:r>
+            <w:proofErr w:type="spellEnd"/>
+            <w:r>
+              <w:rPr>
+                <w:rFonts w:ascii="Arial" w:eastAsia="Arial" w:hAnsi="Arial" w:cs="Arial"/>
+                <w:sz w:val="19"/>
+                <w:szCs w:val="19"/>
+                <w:highlight w:val="cyan"/>
+              </w:rPr>
+              <w:t xml:space="preserve"> Raj Kumar — ICAI FCA 046468 — credential confirmation (CHG-4 certifier)</w:t>
             </w:r>
           </w:p>
         </w:tc>
@@ -9690,11 +11336,17 @@
             </w:tcMar>
           </w:tcPr>
           <w:p>
-            <w:r>
-              <w:rPr>
-                <w:rFonts w:ascii="Arial" w:eastAsia="Arial" w:hAnsi="Arial" w:cs="Arial"/>
-                <w:sz w:val="19"/>
-                <w:szCs w:val="19"/>
+            <w:pPr>
+              <w:rPr>
+                <w:highlight w:val="cyan"/>
+              </w:rPr>
+            </w:pPr>
+            <w:r>
+              <w:rPr>
+                <w:rFonts w:ascii="Arial" w:eastAsia="Arial" w:hAnsi="Arial" w:cs="Arial"/>
+                <w:sz w:val="19"/>
+                <w:szCs w:val="19"/>
+                <w:highlight w:val="cyan"/>
               </w:rPr>
               <w:t>NEW</w:t>
             </w:r>
@@ -9702,12 +11354,6 @@
         </w:tc>
       </w:tr>
       <w:tr>
-        <w:tblPrEx>
-          <w:tblCellMar>
-            <w:top w:w="0" w:type="dxa"/>
-            <w:bottom w:w="0" w:type="dxa"/>
-          </w:tblCellMar>
-        </w:tblPrEx>
         <w:tc>
           <w:tcPr>
             <w:tcW w:w="800" w:type="dxa"/>
@@ -9726,11 +11372,17 @@
             </w:tcMar>
           </w:tcPr>
           <w:p>
-            <w:r>
-              <w:rPr>
-                <w:rFonts w:ascii="Arial" w:eastAsia="Arial" w:hAnsi="Arial" w:cs="Arial"/>
-                <w:sz w:val="19"/>
-                <w:szCs w:val="19"/>
+            <w:pPr>
+              <w:rPr>
+                <w:highlight w:val="cyan"/>
+              </w:rPr>
+            </w:pPr>
+            <w:r>
+              <w:rPr>
+                <w:rFonts w:ascii="Arial" w:eastAsia="Arial" w:hAnsi="Arial" w:cs="Arial"/>
+                <w:sz w:val="19"/>
+                <w:szCs w:val="19"/>
+                <w:highlight w:val="cyan"/>
               </w:rPr>
               <w:t>27</w:t>
             </w:r>
@@ -9754,11 +11406,17 @@
             </w:tcMar>
           </w:tcPr>
           <w:p>
-            <w:r>
-              <w:rPr>
-                <w:rFonts w:ascii="Arial" w:eastAsia="Arial" w:hAnsi="Arial" w:cs="Arial"/>
-                <w:sz w:val="19"/>
-                <w:szCs w:val="19"/>
+            <w:pPr>
+              <w:rPr>
+                <w:highlight w:val="cyan"/>
+              </w:rPr>
+            </w:pPr>
+            <w:r>
+              <w:rPr>
+                <w:rFonts w:ascii="Arial" w:eastAsia="Arial" w:hAnsi="Arial" w:cs="Arial"/>
+                <w:sz w:val="19"/>
+                <w:szCs w:val="19"/>
+                <w:highlight w:val="cyan"/>
               </w:rPr>
               <w:t>O-1</w:t>
             </w:r>
@@ -9782,11 +11440,17 @@
             </w:tcMar>
           </w:tcPr>
           <w:p>
-            <w:r>
-              <w:rPr>
-                <w:rFonts w:ascii="Arial" w:eastAsia="Arial" w:hAnsi="Arial" w:cs="Arial"/>
-                <w:sz w:val="19"/>
-                <w:szCs w:val="19"/>
+            <w:pPr>
+              <w:rPr>
+                <w:highlight w:val="cyan"/>
+              </w:rPr>
+            </w:pPr>
+            <w:r>
+              <w:rPr>
+                <w:rFonts w:ascii="Arial" w:eastAsia="Arial" w:hAnsi="Arial" w:cs="Arial"/>
+                <w:sz w:val="19"/>
+                <w:szCs w:val="19"/>
+                <w:highlight w:val="cyan"/>
               </w:rPr>
               <w:t>CERSAI 200003766496 — fresh download 20.05.2026 — IOB charge STILL NOT SATISFIED post-CHG-4</w:t>
             </w:r>
@@ -9810,11 +11474,17 @@
             </w:tcMar>
           </w:tcPr>
           <w:p>
-            <w:r>
-              <w:rPr>
-                <w:rFonts w:ascii="Arial" w:eastAsia="Arial" w:hAnsi="Arial" w:cs="Arial"/>
-                <w:sz w:val="19"/>
-                <w:szCs w:val="19"/>
+            <w:pPr>
+              <w:rPr>
+                <w:highlight w:val="cyan"/>
+              </w:rPr>
+            </w:pPr>
+            <w:r>
+              <w:rPr>
+                <w:rFonts w:ascii="Arial" w:eastAsia="Arial" w:hAnsi="Arial" w:cs="Arial"/>
+                <w:sz w:val="19"/>
+                <w:szCs w:val="19"/>
+                <w:highlight w:val="cyan"/>
               </w:rPr>
               <w:t>NEW</w:t>
             </w:r>
@@ -9822,12 +11492,6 @@
         </w:tc>
       </w:tr>
       <w:tr>
-        <w:tblPrEx>
-          <w:tblCellMar>
-            <w:top w:w="0" w:type="dxa"/>
-            <w:bottom w:w="0" w:type="dxa"/>
-          </w:tblCellMar>
-        </w:tblPrEx>
         <w:tc>
           <w:tcPr>
             <w:tcW w:w="800" w:type="dxa"/>
@@ -9874,11 +11538,17 @@
             </w:tcMar>
           </w:tcPr>
           <w:p>
-            <w:r>
-              <w:rPr>
-                <w:rFonts w:ascii="Arial" w:eastAsia="Arial" w:hAnsi="Arial" w:cs="Arial"/>
-                <w:sz w:val="19"/>
-                <w:szCs w:val="19"/>
+            <w:pPr>
+              <w:rPr>
+                <w:highlight w:val="cyan"/>
+              </w:rPr>
+            </w:pPr>
+            <w:r>
+              <w:rPr>
+                <w:rFonts w:ascii="Arial" w:eastAsia="Arial" w:hAnsi="Arial" w:cs="Arial"/>
+                <w:sz w:val="19"/>
+                <w:szCs w:val="19"/>
+                <w:highlight w:val="cyan"/>
               </w:rPr>
               <w:t>P-1</w:t>
             </w:r>
@@ -9902,13 +11572,39 @@
             </w:tcMar>
           </w:tcPr>
           <w:p>
-            <w:r>
-              <w:rPr>
-                <w:rFonts w:ascii="Arial" w:eastAsia="Arial" w:hAnsi="Arial" w:cs="Arial"/>
-                <w:sz w:val="19"/>
-                <w:szCs w:val="19"/>
-              </w:rPr>
-              <w:t>BOI Nagpada email — 18.05.2026 — institutional refusal + internal referral admission</w:t>
+            <w:pPr>
+              <w:rPr>
+                <w:highlight w:val="cyan"/>
+              </w:rPr>
+            </w:pPr>
+            <w:r>
+              <w:rPr>
+                <w:rFonts w:ascii="Arial" w:eastAsia="Arial" w:hAnsi="Arial" w:cs="Arial"/>
+                <w:sz w:val="19"/>
+                <w:szCs w:val="19"/>
+                <w:highlight w:val="cyan"/>
+              </w:rPr>
+              <w:t xml:space="preserve">BOI </w:t>
+            </w:r>
+            <w:proofErr w:type="spellStart"/>
+            <w:r>
+              <w:rPr>
+                <w:rFonts w:ascii="Arial" w:eastAsia="Arial" w:hAnsi="Arial" w:cs="Arial"/>
+                <w:sz w:val="19"/>
+                <w:szCs w:val="19"/>
+                <w:highlight w:val="cyan"/>
+              </w:rPr>
+              <w:t>Nagpada</w:t>
+            </w:r>
+            <w:proofErr w:type="spellEnd"/>
+            <w:r>
+              <w:rPr>
+                <w:rFonts w:ascii="Arial" w:eastAsia="Arial" w:hAnsi="Arial" w:cs="Arial"/>
+                <w:sz w:val="19"/>
+                <w:szCs w:val="19"/>
+                <w:highlight w:val="cyan"/>
+              </w:rPr>
+              <w:t xml:space="preserve"> email — 18.05.2026 — institutional refusal + internal referral admission</w:t>
             </w:r>
           </w:p>
         </w:tc>
@@ -9930,11 +11626,17 @@
             </w:tcMar>
           </w:tcPr>
           <w:p>
-            <w:r>
-              <w:rPr>
-                <w:rFonts w:ascii="Arial" w:eastAsia="Arial" w:hAnsi="Arial" w:cs="Arial"/>
-                <w:sz w:val="19"/>
-                <w:szCs w:val="19"/>
+            <w:pPr>
+              <w:rPr>
+                <w:highlight w:val="cyan"/>
+              </w:rPr>
+            </w:pPr>
+            <w:r>
+              <w:rPr>
+                <w:rFonts w:ascii="Arial" w:eastAsia="Arial" w:hAnsi="Arial" w:cs="Arial"/>
+                <w:sz w:val="19"/>
+                <w:szCs w:val="19"/>
+                <w:highlight w:val="cyan"/>
               </w:rPr>
               <w:t>NEW</w:t>
             </w:r>
@@ -9942,12 +11644,6 @@
         </w:tc>
       </w:tr>
       <w:tr>
-        <w:tblPrEx>
-          <w:tblCellMar>
-            <w:top w:w="0" w:type="dxa"/>
-            <w:bottom w:w="0" w:type="dxa"/>
-          </w:tblCellMar>
-        </w:tblPrEx>
         <w:tc>
           <w:tcPr>
             <w:tcW w:w="800" w:type="dxa"/>
@@ -9994,11 +11690,17 @@
             </w:tcMar>
           </w:tcPr>
           <w:p>
-            <w:r>
-              <w:rPr>
-                <w:rFonts w:ascii="Arial" w:eastAsia="Arial" w:hAnsi="Arial" w:cs="Arial"/>
-                <w:sz w:val="19"/>
-                <w:szCs w:val="19"/>
+            <w:pPr>
+              <w:rPr>
+                <w:highlight w:val="cyan"/>
+              </w:rPr>
+            </w:pPr>
+            <w:r>
+              <w:rPr>
+                <w:rFonts w:ascii="Arial" w:eastAsia="Arial" w:hAnsi="Arial" w:cs="Arial"/>
+                <w:sz w:val="19"/>
+                <w:szCs w:val="19"/>
+                <w:highlight w:val="cyan"/>
               </w:rPr>
               <w:t>P-2</w:t>
             </w:r>
@@ -10022,11 +11724,17 @@
             </w:tcMar>
           </w:tcPr>
           <w:p>
-            <w:r>
-              <w:rPr>
-                <w:rFonts w:ascii="Arial" w:eastAsia="Arial" w:hAnsi="Arial" w:cs="Arial"/>
-                <w:sz w:val="19"/>
-                <w:szCs w:val="19"/>
+            <w:pPr>
+              <w:rPr>
+                <w:highlight w:val="cyan"/>
+              </w:rPr>
+            </w:pPr>
+            <w:r>
+              <w:rPr>
+                <w:rFonts w:ascii="Arial" w:eastAsia="Arial" w:hAnsi="Arial" w:cs="Arial"/>
+                <w:sz w:val="19"/>
+                <w:szCs w:val="19"/>
+                <w:highlight w:val="cyan"/>
               </w:rPr>
               <w:t>Intervener’s reply to BOI email — 19.05.2026</w:t>
             </w:r>
@@ -10050,11 +11758,17 @@
             </w:tcMar>
           </w:tcPr>
           <w:p>
-            <w:r>
-              <w:rPr>
-                <w:rFonts w:ascii="Arial" w:eastAsia="Arial" w:hAnsi="Arial" w:cs="Arial"/>
-                <w:sz w:val="19"/>
-                <w:szCs w:val="19"/>
+            <w:pPr>
+              <w:rPr>
+                <w:highlight w:val="cyan"/>
+              </w:rPr>
+            </w:pPr>
+            <w:r>
+              <w:rPr>
+                <w:rFonts w:ascii="Arial" w:eastAsia="Arial" w:hAnsi="Arial" w:cs="Arial"/>
+                <w:sz w:val="19"/>
+                <w:szCs w:val="19"/>
+                <w:highlight w:val="cyan"/>
               </w:rPr>
               <w:t>NEW</w:t>
             </w:r>
@@ -10062,12 +11776,6 @@
         </w:tc>
       </w:tr>
       <w:tr>
-        <w:tblPrEx>
-          <w:tblCellMar>
-            <w:top w:w="0" w:type="dxa"/>
-            <w:bottom w:w="0" w:type="dxa"/>
-          </w:tblCellMar>
-        </w:tblPrEx>
         <w:tc>
           <w:tcPr>
             <w:tcW w:w="800" w:type="dxa"/>
@@ -10114,11 +11822,17 @@
             </w:tcMar>
           </w:tcPr>
           <w:p>
-            <w:r>
-              <w:rPr>
-                <w:rFonts w:ascii="Arial" w:eastAsia="Arial" w:hAnsi="Arial" w:cs="Arial"/>
-                <w:sz w:val="19"/>
-                <w:szCs w:val="19"/>
+            <w:pPr>
+              <w:rPr>
+                <w:highlight w:val="cyan"/>
+              </w:rPr>
+            </w:pPr>
+            <w:r>
+              <w:rPr>
+                <w:rFonts w:ascii="Arial" w:eastAsia="Arial" w:hAnsi="Arial" w:cs="Arial"/>
+                <w:sz w:val="19"/>
+                <w:szCs w:val="19"/>
+                <w:highlight w:val="cyan"/>
               </w:rPr>
               <w:t>Q-1</w:t>
             </w:r>
@@ -10142,11 +11856,17 @@
             </w:tcMar>
           </w:tcPr>
           <w:p>
-            <w:r>
-              <w:rPr>
-                <w:rFonts w:ascii="Arial" w:eastAsia="Arial" w:hAnsi="Arial" w:cs="Arial"/>
-                <w:sz w:val="19"/>
-                <w:szCs w:val="19"/>
+            <w:pPr>
+              <w:rPr>
+                <w:highlight w:val="cyan"/>
+              </w:rPr>
+            </w:pPr>
+            <w:r>
+              <w:rPr>
+                <w:rFonts w:ascii="Arial" w:eastAsia="Arial" w:hAnsi="Arial" w:cs="Arial"/>
+                <w:sz w:val="19"/>
+                <w:szCs w:val="19"/>
+                <w:highlight w:val="cyan"/>
               </w:rPr>
               <w:t>IOB RTI response — CPIO returned Intervener’s own application (legal nullity as response)</w:t>
             </w:r>
@@ -10170,11 +11890,17 @@
             </w:tcMar>
           </w:tcPr>
           <w:p>
-            <w:r>
-              <w:rPr>
-                <w:rFonts w:ascii="Arial" w:eastAsia="Arial" w:hAnsi="Arial" w:cs="Arial"/>
-                <w:sz w:val="19"/>
-                <w:szCs w:val="19"/>
+            <w:pPr>
+              <w:rPr>
+                <w:highlight w:val="cyan"/>
+              </w:rPr>
+            </w:pPr>
+            <w:r>
+              <w:rPr>
+                <w:rFonts w:ascii="Arial" w:eastAsia="Arial" w:hAnsi="Arial" w:cs="Arial"/>
+                <w:sz w:val="19"/>
+                <w:szCs w:val="19"/>
+                <w:highlight w:val="cyan"/>
               </w:rPr>
               <w:t>NEW</w:t>
             </w:r>
@@ -10182,12 +11908,6 @@
         </w:tc>
       </w:tr>
       <w:tr>
-        <w:tblPrEx>
-          <w:tblCellMar>
-            <w:top w:w="0" w:type="dxa"/>
-            <w:bottom w:w="0" w:type="dxa"/>
-          </w:tblCellMar>
-        </w:tblPrEx>
         <w:tc>
           <w:tcPr>
             <w:tcW w:w="800" w:type="dxa"/>
@@ -10234,9 +11954,15 @@
             </w:tcMar>
           </w:tcPr>
           <w:p>
-            <w:r>
-              <w:rPr>
-                <w:rFonts w:ascii="Arial" w:eastAsia="Arial" w:hAnsi="Arial" w:cs="Arial"/>
+            <w:pPr>
+              <w:rPr>
+                <w:color w:val="EE0000"/>
+              </w:rPr>
+            </w:pPr>
+            <w:r>
+              <w:rPr>
+                <w:rFonts w:ascii="Arial" w:eastAsia="Arial" w:hAnsi="Arial" w:cs="Arial"/>
+                <w:color w:val="EE0000"/>
                 <w:sz w:val="19"/>
                 <w:szCs w:val="19"/>
               </w:rPr>
@@ -10262,9 +11988,15 @@
             </w:tcMar>
           </w:tcPr>
           <w:p>
-            <w:r>
-              <w:rPr>
-                <w:rFonts w:ascii="Arial" w:eastAsia="Arial" w:hAnsi="Arial" w:cs="Arial"/>
+            <w:pPr>
+              <w:rPr>
+                <w:color w:val="EE0000"/>
+              </w:rPr>
+            </w:pPr>
+            <w:r>
+              <w:rPr>
+                <w:rFonts w:ascii="Arial" w:eastAsia="Arial" w:hAnsi="Arial" w:cs="Arial"/>
+                <w:color w:val="EE0000"/>
                 <w:sz w:val="19"/>
                 <w:szCs w:val="19"/>
               </w:rPr>
@@ -10274,6 +12006,7 @@
             <w:r>
               <w:rPr>
                 <w:rFonts w:ascii="Arial" w:eastAsia="Arial" w:hAnsi="Arial" w:cs="Arial"/>
+                <w:color w:val="EE0000"/>
                 <w:sz w:val="19"/>
                 <w:szCs w:val="19"/>
               </w:rPr>
@@ -10283,6 +12016,7 @@
             <w:r>
               <w:rPr>
                 <w:rFonts w:ascii="Arial" w:eastAsia="Arial" w:hAnsi="Arial" w:cs="Arial"/>
+                <w:color w:val="EE0000"/>
                 <w:sz w:val="19"/>
                 <w:szCs w:val="19"/>
               </w:rPr>
@@ -10320,12 +12054,6 @@
         </w:tc>
       </w:tr>
       <w:tr>
-        <w:tblPrEx>
-          <w:tblCellMar>
-            <w:top w:w="0" w:type="dxa"/>
-            <w:bottom w:w="0" w:type="dxa"/>
-          </w:tblCellMar>
-        </w:tblPrEx>
         <w:tc>
           <w:tcPr>
             <w:tcW w:w="800" w:type="dxa"/>
@@ -10372,9 +12100,15 @@
             </w:tcMar>
           </w:tcPr>
           <w:p>
-            <w:r>
-              <w:rPr>
-                <w:rFonts w:ascii="Arial" w:eastAsia="Arial" w:hAnsi="Arial" w:cs="Arial"/>
+            <w:pPr>
+              <w:rPr>
+                <w:color w:val="EE0000"/>
+              </w:rPr>
+            </w:pPr>
+            <w:r>
+              <w:rPr>
+                <w:rFonts w:ascii="Arial" w:eastAsia="Arial" w:hAnsi="Arial" w:cs="Arial"/>
+                <w:color w:val="EE0000"/>
                 <w:sz w:val="19"/>
                 <w:szCs w:val="19"/>
               </w:rPr>
@@ -10400,13 +12134,39 @@
             </w:tcMar>
           </w:tcPr>
           <w:p>
-            <w:r>
-              <w:rPr>
-                <w:rFonts w:ascii="Arial" w:eastAsia="Arial" w:hAnsi="Arial" w:cs="Arial"/>
-                <w:sz w:val="19"/>
-                <w:szCs w:val="19"/>
-              </w:rPr>
-              <w:t>OA 123/2022 — Vakalatnama — Nahush Shah Legal — Office 54, 5th Floor, Bajaj Bhavan, Nariman Point</w:t>
+            <w:pPr>
+              <w:rPr>
+                <w:color w:val="EE0000"/>
+              </w:rPr>
+            </w:pPr>
+            <w:r>
+              <w:rPr>
+                <w:rFonts w:ascii="Arial" w:eastAsia="Arial" w:hAnsi="Arial" w:cs="Arial"/>
+                <w:color w:val="EE0000"/>
+                <w:sz w:val="19"/>
+                <w:szCs w:val="19"/>
+              </w:rPr>
+              <w:t xml:space="preserve">OA 123/2022 — </w:t>
+            </w:r>
+            <w:proofErr w:type="spellStart"/>
+            <w:r>
+              <w:rPr>
+                <w:rFonts w:ascii="Arial" w:eastAsia="Arial" w:hAnsi="Arial" w:cs="Arial"/>
+                <w:color w:val="EE0000"/>
+                <w:sz w:val="19"/>
+                <w:szCs w:val="19"/>
+              </w:rPr>
+              <w:t>Vakalatnama</w:t>
+            </w:r>
+            <w:proofErr w:type="spellEnd"/>
+            <w:r>
+              <w:rPr>
+                <w:rFonts w:ascii="Arial" w:eastAsia="Arial" w:hAnsi="Arial" w:cs="Arial"/>
+                <w:color w:val="EE0000"/>
+                <w:sz w:val="19"/>
+                <w:szCs w:val="19"/>
+              </w:rPr>
+              <w:t xml:space="preserve"> — Nahush Shah Legal — Office 54, 5th Floor, Bajaj Bhavan, Nariman Point</w:t>
             </w:r>
           </w:p>
         </w:tc>
@@ -10440,12 +12200,6 @@
         </w:tc>
       </w:tr>
       <w:tr>
-        <w:tblPrEx>
-          <w:tblCellMar>
-            <w:top w:w="0" w:type="dxa"/>
-            <w:bottom w:w="0" w:type="dxa"/>
-          </w:tblCellMar>
-        </w:tblPrEx>
         <w:tc>
           <w:tcPr>
             <w:tcW w:w="800" w:type="dxa"/>
@@ -10560,12 +12314,6 @@
         </w:tc>
       </w:tr>
       <w:tr>
-        <w:tblPrEx>
-          <w:tblCellMar>
-            <w:top w:w="0" w:type="dxa"/>
-            <w:bottom w:w="0" w:type="dxa"/>
-          </w:tblCellMar>
-        </w:tblPrEx>
         <w:tc>
           <w:tcPr>
             <w:tcW w:w="800" w:type="dxa"/>
@@ -10640,14 +12388,88 @@
             </w:tcMar>
           </w:tcPr>
           <w:p>
-            <w:r>
-              <w:rPr>
-                <w:rFonts w:ascii="Arial" w:eastAsia="Arial" w:hAnsi="Arial" w:cs="Arial"/>
-                <w:sz w:val="19"/>
-                <w:szCs w:val="19"/>
-              </w:rPr>
-              <w:t>Mahabhulekh 7/12 Satbara — Survey 138/139, Devrukh, Sangameshwar, Ratnagiri — neither Ravi Bohra nor Rashmi International as Khatedar</w:t>
-            </w:r>
+            <w:proofErr w:type="spellStart"/>
+            <w:r>
+              <w:rPr>
+                <w:rFonts w:ascii="Arial" w:eastAsia="Arial" w:hAnsi="Arial" w:cs="Arial"/>
+                <w:sz w:val="19"/>
+                <w:szCs w:val="19"/>
+              </w:rPr>
+              <w:t>Mahabhulekh</w:t>
+            </w:r>
+            <w:proofErr w:type="spellEnd"/>
+            <w:r>
+              <w:rPr>
+                <w:rFonts w:ascii="Arial" w:eastAsia="Arial" w:hAnsi="Arial" w:cs="Arial"/>
+                <w:sz w:val="19"/>
+                <w:szCs w:val="19"/>
+              </w:rPr>
+              <w:t xml:space="preserve"> 7/12 </w:t>
+            </w:r>
+            <w:proofErr w:type="spellStart"/>
+            <w:r>
+              <w:rPr>
+                <w:rFonts w:ascii="Arial" w:eastAsia="Arial" w:hAnsi="Arial" w:cs="Arial"/>
+                <w:sz w:val="19"/>
+                <w:szCs w:val="19"/>
+              </w:rPr>
+              <w:t>Satbara</w:t>
+            </w:r>
+            <w:proofErr w:type="spellEnd"/>
+            <w:r>
+              <w:rPr>
+                <w:rFonts w:ascii="Arial" w:eastAsia="Arial" w:hAnsi="Arial" w:cs="Arial"/>
+                <w:sz w:val="19"/>
+                <w:szCs w:val="19"/>
+              </w:rPr>
+              <w:t xml:space="preserve"> — Survey 138/139, </w:t>
+            </w:r>
+            <w:proofErr w:type="spellStart"/>
+            <w:r>
+              <w:rPr>
+                <w:rFonts w:ascii="Arial" w:eastAsia="Arial" w:hAnsi="Arial" w:cs="Arial"/>
+                <w:sz w:val="19"/>
+                <w:szCs w:val="19"/>
+              </w:rPr>
+              <w:t>Devrukh</w:t>
+            </w:r>
+            <w:proofErr w:type="spellEnd"/>
+            <w:r>
+              <w:rPr>
+                <w:rFonts w:ascii="Arial" w:eastAsia="Arial" w:hAnsi="Arial" w:cs="Arial"/>
+                <w:sz w:val="19"/>
+                <w:szCs w:val="19"/>
+              </w:rPr>
+              <w:t xml:space="preserve">, </w:t>
+            </w:r>
+            <w:proofErr w:type="spellStart"/>
+            <w:r>
+              <w:rPr>
+                <w:rFonts w:ascii="Arial" w:eastAsia="Arial" w:hAnsi="Arial" w:cs="Arial"/>
+                <w:sz w:val="19"/>
+                <w:szCs w:val="19"/>
+              </w:rPr>
+              <w:t>Sangameshwar</w:t>
+            </w:r>
+            <w:proofErr w:type="spellEnd"/>
+            <w:r>
+              <w:rPr>
+                <w:rFonts w:ascii="Arial" w:eastAsia="Arial" w:hAnsi="Arial" w:cs="Arial"/>
+                <w:sz w:val="19"/>
+                <w:szCs w:val="19"/>
+              </w:rPr>
+              <w:t xml:space="preserve">, Ratnagiri — neither Ravi Bohra nor Rashmi International as </w:t>
+            </w:r>
+            <w:proofErr w:type="spellStart"/>
+            <w:r>
+              <w:rPr>
+                <w:rFonts w:ascii="Arial" w:eastAsia="Arial" w:hAnsi="Arial" w:cs="Arial"/>
+                <w:sz w:val="19"/>
+                <w:szCs w:val="19"/>
+              </w:rPr>
+              <w:t>Khatedar</w:t>
+            </w:r>
+            <w:proofErr w:type="spellEnd"/>
           </w:p>
         </w:tc>
         <w:tc>
